--- a/期刊梳理_2024-2026/关系型多边主义_概念谱系与研究设计.docx
+++ b/期刊梳理_2024-2026/关系型多边主义_概念谱系与研究设计.docx
@@ -12,7 +12,7 @@
           <w:b/>
           <w:sz w:val="36"/>
         </w:rPr>
-        <w:t>关系型多边主义：概念谱系、理论定位与研究设计</w:t>
+        <w:t>关系型多边主义：多边主义的本质、运行形态与研究设计</w:t>
       </w:r>
     </w:p>
     <w:p>
@@ -26,7 +26,21 @@
           <w:color w:val="595959"/>
           <w:sz w:val="20"/>
         </w:rPr>
-        <w:t>深挖备忘录 · 与“基于规则的多边主义”、鲁杰与卡波拉索的多边主义、“真正的多边主义”、小多边主义、复合多边主义、俱乐部多边主义，以及秦亚青、社会学、网络分析三条关系理论谱系的对话</w:t>
+        <w:t>深挖备忘录（第二版）· 从多边主义的本质出发，厘清规则与关系各自所在的层次</w:t>
+      </w:r>
+    </w:p>
+    <w:p>
+      <w:pPr>
+        <w:jc w:val="center"/>
+      </w:pPr>
+      <w:r>
+        <w:rPr>
+          <w:rFonts w:ascii="Times New Roman" w:hAnsi="Times New Roman" w:eastAsia="宋体"/>
+          <w:b w:val="0"/>
+          <w:color w:val="595959"/>
+          <w:sz w:val="20"/>
+        </w:rPr>
+        <w:t>与“基于规则的多边主义”、鲁杰与卡波拉索的多边主义、“真正的多边主义”、小多边主义、复合多边主义、俱乐部多边主义，以及秦亚青、社会学、网络分析三条关系理论谱系对话</w:t>
       </w:r>
     </w:p>
     <w:p>
@@ -40,7 +54,20 @@
           <w:color w:val="1F4E79"/>
           <w:sz w:val="30"/>
         </w:rPr>
-        <w:t>先说结论</w:t>
+        <w:t>第二版修订说明</w:t>
+      </w:r>
+    </w:p>
+    <w:p>
+      <w:pPr>
+        <w:ind w:firstLine="440"/>
+      </w:pPr>
+      <w:r>
+        <w:rPr>
+          <w:rFonts w:ascii="Times New Roman" w:hAnsi="Times New Roman" w:eastAsia="宋体"/>
+          <w:b w:val="0"/>
+          <w:sz w:val="22"/>
+        </w:rPr>
+        <w:t>第一版把“规则型”与“关系型”放在同一维度上对比，并把中国全球层的规则话语与区域层的关系实践说成“话语—实践缝隙”。这一表述不够准确：中国坚持以联合国为核心的国际体系、以国际法为基础的国际秩序，这本身就是规则；伙伴关系、论坛等关系型实践在这一框架之内运行，两者并不矛盾。第二版的主要修订是：</w:t>
       </w:r>
     </w:p>
     <w:p>
@@ -61,7 +88,7 @@
           <w:b/>
           <w:sz w:val="22"/>
         </w:rPr>
-        <w:t>“多边主义”是一片概念丛林，但可以用三个维度理清</w:t>
+        <w:t>先追问多边主义的本质</w:t>
       </w:r>
       <w:r>
         <w:rPr>
@@ -69,15 +96,7 @@
           <w:b w:val="0"/>
           <w:sz w:val="22"/>
         </w:rPr>
-        <w:t>：成员范围（排他还是包容）、维持合作的机制（规则还是关系）、成员之间的结构（平等还是差序）。关系型多边主义的独特位置是：</w:t>
-      </w:r>
-      <w:r>
-        <w:rPr>
-          <w:rFonts w:ascii="Times New Roman" w:hAnsi="Times New Roman" w:eastAsia="宋体"/>
-          <w:b/>
-          <w:sz w:val="22"/>
-        </w:rPr>
-        <w:t>成员包容、靠关系维持、结构上允许差序但受共同议程约束。</w:t>
+        <w:t>，提出四层次框架，说明规则与关系分别位于不同层次，是互补而非替代；</w:t>
       </w:r>
     </w:p>
     <w:p>
@@ -98,7 +117,7 @@
           <w:b/>
           <w:sz w:val="22"/>
         </w:rPr>
-        <w:t>最重要的理论发现</w:t>
+        <w:t>区分“规则”的三种含义</w:t>
       </w:r>
       <w:r>
         <w:rPr>
@@ -106,23 +125,7 @@
           <w:b w:val="0"/>
           <w:sz w:val="22"/>
         </w:rPr>
-        <w:t>：鲁杰（Ruggie）定义多边主义的三要素中，“扩散互惠”本身就是关系性的；基欧汉（Keohane 1986）论互惠时也指出扩散互惠依赖长期关系。</w:t>
-      </w:r>
-      <w:r>
-        <w:rPr>
-          <w:rFonts w:ascii="Times New Roman" w:hAnsi="Times New Roman" w:eastAsia="宋体"/>
-          <w:b/>
-          <w:sz w:val="22"/>
-        </w:rPr>
-        <w:t>关系性一直存在于西方多边主义理论之中，只是被放在“普遍性规则”之下。</w:t>
-      </w:r>
-      <w:r>
-        <w:rPr>
-          <w:rFonts w:ascii="Times New Roman" w:hAnsi="Times New Roman" w:eastAsia="宋体"/>
-          <w:b w:val="0"/>
-          <w:sz w:val="22"/>
-        </w:rPr>
-        <w:t xml:space="preserve"> 关系型多边主义把这个顺序倒过来。这是与西方主流对话的最佳切入点。</w:t>
+        <w:t>；</w:t>
       </w:r>
     </w:p>
     <w:p>
@@ -143,7 +146,7 @@
           <w:b/>
           <w:sz w:val="22"/>
         </w:rPr>
-        <w:t>必须正面面对的近亲</w:t>
+        <w:t>修正定义与类型学</w:t>
       </w:r>
       <w:r>
         <w:rPr>
@@ -151,15 +154,7 @@
           <w:b w:val="0"/>
           <w:sz w:val="22"/>
         </w:rPr>
-        <w:t>：秦亚青2011年在 *Chinese Journal of International Politics* 上已提出把“规则治理”与“关系治理”综合起来的治理路径。你的概念不能停留在“关系治理”的一般主张上，而要做到三点他尚未系统做的事：</w:t>
-      </w:r>
-      <w:r>
-        <w:rPr>
-          <w:rFonts w:ascii="Times New Roman" w:hAnsi="Times New Roman" w:eastAsia="宋体"/>
-          <w:b/>
-          <w:sz w:val="22"/>
-        </w:rPr>
-        <w:t>落到多边制度形态上、给出可测量的维度、提出可证伪的命题。</w:t>
+        <w:t>：把“具备普遍原则”作为进入多边主义的前提，关系型多边主义是多边主义在运行层面的一种形态；</w:t>
       </w:r>
     </w:p>
     <w:p>
@@ -180,7 +175,7 @@
           <w:b/>
           <w:sz w:val="22"/>
         </w:rPr>
-        <w:t>一个可以单独成文的尖锐困惑</w:t>
+        <w:t>把“话语—实践缝隙”改为“分层组合”</w:t>
       </w:r>
       <w:r>
         <w:rPr>
@@ -188,15 +183,7 @@
           <w:b w:val="0"/>
           <w:sz w:val="22"/>
         </w:rPr>
-        <w:t>：中国官方倡导的“真正的多边主义”在话语上强调联合国与国际法，接近“普遍＋规则”；而中国实际主导的大量多边安排（中非合作论坛、澜湄合作、中国—中亚机制等）在形态上却更接近“关系型”。</w:t>
-      </w:r>
-      <w:r>
-        <w:rPr>
-          <w:rFonts w:ascii="Times New Roman" w:hAnsi="Times New Roman" w:eastAsia="宋体"/>
-          <w:b/>
-          <w:sz w:val="22"/>
-        </w:rPr>
-        <w:t>话语与实践之间的这道缝隙，本身就是一个好研究问题。</w:t>
+        <w:t>；</w:t>
       </w:r>
     </w:p>
     <w:p>
@@ -217,7 +204,7 @@
           <w:b/>
           <w:sz w:val="22"/>
         </w:rPr>
-        <w:t>三条关系理论谱系各有分工</w:t>
+        <w:t>新增“关系闭合困境”一节</w:t>
       </w:r>
       <w:r>
         <w:rPr>
@@ -225,7 +212,20 @@
           <w:b w:val="0"/>
           <w:sz w:val="22"/>
         </w:rPr>
-        <w:t>：秦亚青与中国学派提供</w:t>
+        <w:t>，回应“关系逻辑是否天然导向小多边与俱乐部”；</w:t>
+      </w:r>
+    </w:p>
+    <w:p>
+      <w:pPr>
+        <w:ind w:firstLine="440"/>
+      </w:pPr>
+      <w:r>
+        <w:rPr>
+          <w:rFonts w:ascii="Times New Roman" w:hAnsi="Times New Roman" w:eastAsia="宋体"/>
+          <w:b w:val="0"/>
+          <w:sz w:val="22"/>
+        </w:rPr>
+        <w:t xml:space="preserve">6. </w:t>
       </w:r>
       <w:r>
         <w:rPr>
@@ -233,7 +233,7 @@
           <w:b/>
           <w:sz w:val="22"/>
         </w:rPr>
-        <w:t>本体论</w:t>
+        <w:t>以“理一分殊”“和而不同”作为思想资源</w:t>
       </w:r>
       <w:r>
         <w:rPr>
@@ -241,7 +241,34 @@
           <w:b w:val="0"/>
           <w:sz w:val="22"/>
         </w:rPr>
-        <w:t>，关系社会学与组织经济学提供</w:t>
+        <w:t>，并说明理论推进应采取“包含与一般化”而非“对立与替代”的方式。</w:t>
+      </w:r>
+    </w:p>
+    <w:p>
+      <w:pPr>
+        <w:spacing w:before="240"/>
+      </w:pPr>
+      <w:r>
+        <w:rPr>
+          <w:rFonts w:ascii="Times New Roman" w:hAnsi="Times New Roman" w:eastAsia="黑体"/>
+          <w:b/>
+          <w:color w:val="1F4E79"/>
+          <w:sz w:val="30"/>
+        </w:rPr>
+        <w:t>先说结论</w:t>
+      </w:r>
+    </w:p>
+    <w:p>
+      <w:pPr>
+        <w:ind w:firstLine="440"/>
+      </w:pPr>
+      <w:r>
+        <w:rPr>
+          <w:rFonts w:ascii="Times New Roman" w:hAnsi="Times New Roman" w:eastAsia="宋体"/>
+          <w:b w:val="0"/>
+          <w:sz w:val="22"/>
+        </w:rPr>
+        <w:t xml:space="preserve">1. </w:t>
       </w:r>
       <w:r>
         <w:rPr>
@@ -249,7 +276,7 @@
           <w:b/>
           <w:sz w:val="22"/>
         </w:rPr>
-        <w:t>机制</w:t>
+        <w:t>多边主义的内核是普遍性原则与公共性关切。</w:t>
       </w:r>
       <w:r>
         <w:rPr>
@@ -257,7 +284,7 @@
           <w:b w:val="0"/>
           <w:sz w:val="22"/>
         </w:rPr>
-        <w:t>（嵌入、扩散互惠、关系契约），网络分析提供</w:t>
+        <w:t xml:space="preserve"> 鲁杰本人就把多边主义定义为依据广义行为原则</w:t>
       </w:r>
       <w:r>
         <w:rPr>
@@ -265,7 +292,7 @@
           <w:b/>
           <w:sz w:val="22"/>
         </w:rPr>
-        <w:t>测量</w:t>
+        <w:t>协调国家之间关系</w:t>
       </w:r>
       <w:r>
         <w:rPr>
@@ -273,7 +300,131 @@
           <w:b w:val="0"/>
           <w:sz w:val="22"/>
         </w:rPr>
-        <w:t>。关系型多边主义的理论贡献，就在于把三者整合为“关系本体—嵌入机制—网络测量”的完整链条。</w:t>
+        <w:t>的制度形式。多边主义本来就是一种“关系的形式”，其特殊之处在于用普遍原则而不是特殊关系来组织关系。</w:t>
+      </w:r>
+    </w:p>
+    <w:p>
+      <w:pPr>
+        <w:ind w:firstLine="440"/>
+      </w:pPr>
+      <w:r>
+        <w:rPr>
+          <w:rFonts w:ascii="Times New Roman" w:hAnsi="Times New Roman" w:eastAsia="宋体"/>
+          <w:b w:val="0"/>
+          <w:sz w:val="22"/>
+        </w:rPr>
+        <w:t xml:space="preserve">2. </w:t>
+      </w:r>
+      <w:r>
+        <w:rPr>
+          <w:rFonts w:ascii="Times New Roman" w:hAnsi="Times New Roman" w:eastAsia="宋体"/>
+          <w:b/>
+          <w:sz w:val="22"/>
+        </w:rPr>
+        <w:t>规则与关系不在同一层次。</w:t>
+      </w:r>
+      <w:r>
+        <w:rPr>
+          <w:rFonts w:ascii="Times New Roman" w:hAnsi="Times New Roman" w:eastAsia="宋体"/>
+          <w:b w:val="0"/>
+          <w:sz w:val="22"/>
+        </w:rPr>
+        <w:t xml:space="preserve"> 普遍原则与构成性规则（如《联合国宪章》、国际法）位于原则层和制度框架层，提供普遍性与合法性；关系网络位于运行层和结构层，决定合作能否落地、如何适应差异。</w:t>
+      </w:r>
+      <w:r>
+        <w:rPr>
+          <w:rFonts w:ascii="Times New Roman" w:hAnsi="Times New Roman" w:eastAsia="宋体"/>
+          <w:b/>
+          <w:sz w:val="22"/>
+        </w:rPr>
+        <w:t>二者互补，不是替代。</w:t>
+      </w:r>
+    </w:p>
+    <w:p>
+      <w:pPr>
+        <w:ind w:firstLine="440"/>
+      </w:pPr>
+      <w:r>
+        <w:rPr>
+          <w:rFonts w:ascii="Times New Roman" w:hAnsi="Times New Roman" w:eastAsia="宋体"/>
+          <w:b w:val="0"/>
+          <w:sz w:val="22"/>
+        </w:rPr>
+        <w:t xml:space="preserve">3. </w:t>
+      </w:r>
+      <w:r>
+        <w:rPr>
+          <w:rFonts w:ascii="Times New Roman" w:hAnsi="Times New Roman" w:eastAsia="宋体"/>
+          <w:b/>
+          <w:sz w:val="22"/>
+        </w:rPr>
+        <w:t>关系型多边主义的再定义</w:t>
+      </w:r>
+      <w:r>
+        <w:rPr>
+          <w:rFonts w:ascii="Times New Roman" w:hAnsi="Times New Roman" w:eastAsia="宋体"/>
+          <w:b w:val="0"/>
+          <w:sz w:val="22"/>
+        </w:rPr>
+        <w:t>：在普遍性原则与构成性规则体系之下，主要依靠长期、多重的关系网络来落实合作、适应成员差异的多边主义运行方式。</w:t>
+      </w:r>
+    </w:p>
+    <w:p>
+      <w:pPr>
+        <w:ind w:firstLine="440"/>
+      </w:pPr>
+      <w:r>
+        <w:rPr>
+          <w:rFonts w:ascii="Times New Roman" w:hAnsi="Times New Roman" w:eastAsia="宋体"/>
+          <w:b w:val="0"/>
+          <w:sz w:val="22"/>
+        </w:rPr>
+        <w:t xml:space="preserve">4. </w:t>
+      </w:r>
+      <w:r>
+        <w:rPr>
+          <w:rFonts w:ascii="Times New Roman" w:hAnsi="Times New Roman" w:eastAsia="宋体"/>
+          <w:b/>
+          <w:sz w:val="22"/>
+        </w:rPr>
+        <w:t>区分关系型多边主义与小圈子的关键在原则层</w:t>
+      </w:r>
+      <w:r>
+        <w:rPr>
+          <w:rFonts w:ascii="Times New Roman" w:hAnsi="Times New Roman" w:eastAsia="宋体"/>
+          <w:b w:val="0"/>
+          <w:sz w:val="22"/>
+        </w:rPr>
+        <w:t>：缺少普遍原则的安排，不论关系多密切，都不是多边主义，而是双边关系的集合、势力范围或排他俱乐部。</w:t>
+      </w:r>
+    </w:p>
+    <w:p>
+      <w:pPr>
+        <w:ind w:firstLine="440"/>
+      </w:pPr>
+      <w:r>
+        <w:rPr>
+          <w:rFonts w:ascii="Times New Roman" w:hAnsi="Times New Roman" w:eastAsia="宋体"/>
+          <w:b w:val="0"/>
+          <w:sz w:val="22"/>
+        </w:rPr>
+        <w:t xml:space="preserve">5. </w:t>
+      </w:r>
+      <w:r>
+        <w:rPr>
+          <w:rFonts w:ascii="Times New Roman" w:hAnsi="Times New Roman" w:eastAsia="宋体"/>
+          <w:b/>
+          <w:sz w:val="22"/>
+        </w:rPr>
+        <w:t>理论推进的方式是“包含与一般化”</w:t>
+      </w:r>
+      <w:r>
+        <w:rPr>
+          <w:rFonts w:ascii="Times New Roman" w:hAnsi="Times New Roman" w:eastAsia="宋体"/>
+          <w:b w:val="0"/>
+          <w:sz w:val="22"/>
+        </w:rPr>
+        <w:t>：证明多边主义在运行层存在多种机制，规则主导型是其中一种条件下的形态。这比“关系对规则”的替代论更稳健，也更容易获得国际同行认可。</w:t>
       </w:r>
     </w:p>
     <w:p>
@@ -300,7 +451,7 @@
           <w:color w:val="1F4E79"/>
           <w:sz w:val="30"/>
         </w:rPr>
-        <w:t>一、为什么值得深挖：一个真实的困惑</w:t>
+        <w:t>一、问题的提出</w:t>
       </w:r>
     </w:p>
     <w:p>
@@ -313,7 +464,7 @@
           <w:b w:val="0"/>
           <w:sz w:val="22"/>
         </w:rPr>
-        <w:t>“多边主义危机”的说法已经流行十余年：WTO上诉机构停摆、主要大国退出国际组织、安理会在重大冲突中失灵。按照主流理论，多边合作离不开精确的规则、监督与执行，这些条件削弱之后，合作理应衰退。</w:t>
+        <w:t>“多边主义危机”的说法已流行十余年：WTO上诉机构停摆、主要大国退出国际组织、安理会在重大冲突中失灵。与此同时，大量法律化程度不高的多边安排在东南亚、中亚、非洲和拉美持续运转，定期会晤、发布行动计划、推动项目落地。</w:t>
       </w:r>
     </w:p>
     <w:p>
@@ -326,44 +477,46 @@
           <w:b w:val="0"/>
           <w:sz w:val="22"/>
         </w:rPr>
-        <w:t>然而另一面的事实同样醒目：在东南亚、中亚、非洲和拉美，大量</w:t>
+        <w:t>这引出两个相互关联的问题：</w:t>
       </w:r>
-      <w:r>
-        <w:rPr>
-          <w:rFonts w:ascii="Times New Roman" w:hAnsi="Times New Roman" w:eastAsia="宋体"/>
-          <w:b/>
-          <w:sz w:val="22"/>
-        </w:rPr>
-        <w:t>法律化程度很低</w:t>
-      </w:r>
+    </w:p>
+    <w:p>
+      <w:pPr>
+        <w:pStyle w:val="ListBullet"/>
+      </w:pPr>
       <w:r>
         <w:rPr>
           <w:rFonts w:ascii="Times New Roman" w:hAnsi="Times New Roman" w:eastAsia="宋体"/>
           <w:b w:val="0"/>
           <w:sz w:val="22"/>
         </w:rPr>
-        <w:t>的多边安排持续运转多年，定期召开峰会、发布行动计划、推动项目落地。东盟以协商与共识为特征的“东盟方式”维持了半个多世纪；中国参与或主导的论坛型机制数量不断增加。</w:t>
+        <w:t>在调节性规则较弱的条件下，多边合作靠什么落实？</w:t>
       </w:r>
     </w:p>
     <w:p>
       <w:pPr>
-        <w:ind w:firstLine="440"/>
-      </w:pPr>
-      <w:r>
-        <w:rPr>
-          <w:rFonts w:ascii="Times New Roman" w:hAnsi="Times New Roman" w:eastAsia="宋体"/>
-          <w:b/>
-          <w:sz w:val="22"/>
-        </w:rPr>
-        <w:t>困惑在于：在规则与执行都很薄弱的条件下，这些多边合作靠什么维持？</w:t>
-      </w:r>
+        <w:pStyle w:val="ListBullet"/>
+      </w:pPr>
       <w:r>
         <w:rPr>
           <w:rFonts w:ascii="Times New Roman" w:hAnsi="Times New Roman" w:eastAsia="宋体"/>
           <w:b w:val="0"/>
           <w:sz w:val="22"/>
         </w:rPr>
-        <w:t xml:space="preserve"> 现有概念（软法、非正式制度、区域文化）要么低估其作用，要么把它们当作地区特例。关系型多边主义试图给出一个可以推广、可以检验的回答。</w:t>
+        <w:t>当以规则为主要运行机制的多边体制陷入困境时，多边主义的普遍原则还能依靠什么机制得到维持？</w:t>
+      </w:r>
+    </w:p>
+    <w:p>
+      <w:pPr>
+        <w:ind w:firstLine="440"/>
+      </w:pPr>
+      <w:r>
+        <w:rPr>
+          <w:rFonts w:ascii="Times New Roman" w:hAnsi="Times New Roman" w:eastAsia="宋体"/>
+          <w:b w:val="0"/>
+          <w:sz w:val="22"/>
+        </w:rPr>
+        <w:t>回答这两个问题，需要先回到多边主义的本质。</w:t>
       </w:r>
     </w:p>
     <w:p>
@@ -390,21 +543,7 @@
           <w:color w:val="1F4E79"/>
           <w:sz w:val="30"/>
         </w:rPr>
-        <w:t>二、多边主义的概念谱系</w:t>
-      </w:r>
-    </w:p>
-    <w:p>
-      <w:pPr>
-        <w:spacing w:before="120"/>
-      </w:pPr>
-      <w:r>
-        <w:rPr>
-          <w:rFonts w:ascii="Times New Roman" w:hAnsi="Times New Roman" w:eastAsia="黑体"/>
-          <w:b/>
-          <w:color w:val="2E5C8A"/>
-          <w:sz w:val="25"/>
-        </w:rPr>
-        <w:t>2.1 三个学术原点（1990—1992）</w:t>
+        <w:t>二、多边主义的本质：四种视角</w:t>
       </w:r>
     </w:p>
     <w:tbl>
@@ -433,7 +572,7 @@
                 <w:color w:val="FFFFFF"/>
                 <w:sz w:val="19"/>
               </w:rPr>
-              <w:t>学者</w:t>
+              <w:t>视角</w:t>
             </w:r>
           </w:p>
         </w:tc>
@@ -451,7 +590,7 @@
                 <w:color w:val="FFFFFF"/>
                 <w:sz w:val="19"/>
               </w:rPr>
-              <w:t>定义要点</w:t>
+              <w:t>代表</w:t>
             </w:r>
           </w:p>
         </w:tc>
@@ -469,7 +608,7 @@
                 <w:color w:val="FFFFFF"/>
                 <w:sz w:val="19"/>
               </w:rPr>
-              <w:t>意义</w:t>
+              <w:t>本质落在哪里</w:t>
             </w:r>
           </w:p>
         </w:tc>
@@ -484,7 +623,23 @@
             <w:r>
               <w:rPr>
                 <w:rFonts w:ascii="Times New Roman" w:hAnsi="Times New Roman" w:eastAsia="宋体"/>
-                <w:b/>
+                <w:b w:val="0"/>
+                <w:sz w:val="19"/>
+              </w:rPr>
+              <w:t>形式</w:t>
+            </w:r>
+          </w:p>
+        </w:tc>
+        <w:tc>
+          <w:tcPr>
+            <w:tcW w:type="dxa" w:w="3249"/>
+          </w:tcPr>
+          <w:p>
+            <w:r/>
+            <w:r>
+              <w:rPr>
+                <w:rFonts w:ascii="Times New Roman" w:hAnsi="Times New Roman" w:eastAsia="宋体"/>
+                <w:b w:val="0"/>
                 <w:sz w:val="19"/>
               </w:rPr>
               <w:t>基欧汉（Keohane 1990，*International Journal*）</w:t>
@@ -503,31 +658,7 @@
                 <w:b w:val="0"/>
                 <w:sz w:val="19"/>
               </w:rPr>
-              <w:t>三个或更多国家通过特定安排或制度协调国家政策的实践</w:t>
-            </w:r>
-          </w:p>
-        </w:tc>
-        <w:tc>
-          <w:tcPr>
-            <w:tcW w:type="dxa" w:w="3249"/>
-          </w:tcPr>
-          <w:p>
-            <w:r/>
-            <w:r>
-              <w:rPr>
-                <w:rFonts w:ascii="Times New Roman" w:hAnsi="Times New Roman" w:eastAsia="宋体"/>
-                <w:b/>
-                <w:sz w:val="19"/>
-              </w:rPr>
-              <w:t>数量或形式定义</w:t>
-            </w:r>
-            <w:r>
-              <w:rPr>
-                <w:rFonts w:ascii="Times New Roman" w:hAnsi="Times New Roman" w:eastAsia="宋体"/>
-                <w:b w:val="0"/>
-                <w:sz w:val="19"/>
-              </w:rPr>
-              <w:t>：只要三方以上协调即为多边</w:t>
+              <w:t>三个或更多国家通过特定安排协调国家政策</w:t>
             </w:r>
           </w:p>
         </w:tc>
@@ -542,7 +673,23 @@
             <w:r>
               <w:rPr>
                 <w:rFonts w:ascii="Times New Roman" w:hAnsi="Times New Roman" w:eastAsia="宋体"/>
-                <w:b/>
+                <w:b w:val="0"/>
+                <w:sz w:val="19"/>
+              </w:rPr>
+              <w:t>原则</w:t>
+            </w:r>
+          </w:p>
+        </w:tc>
+        <w:tc>
+          <w:tcPr>
+            <w:tcW w:type="dxa" w:w="3249"/>
+          </w:tcPr>
+          <w:p>
+            <w:r/>
+            <w:r>
+              <w:rPr>
+                <w:rFonts w:ascii="Times New Roman" w:hAnsi="Times New Roman" w:eastAsia="宋体"/>
+                <w:b w:val="0"/>
                 <w:sz w:val="19"/>
               </w:rPr>
               <w:t>鲁杰（Ruggie 1992，*International Organization*）</w:t>
@@ -561,7 +708,7 @@
                 <w:b w:val="0"/>
                 <w:sz w:val="19"/>
               </w:rPr>
-              <w:t>依据“广义的行为原则”协调三个或更多国家的关系；三个特征是</w:t>
+              <w:t>依据</w:t>
             </w:r>
             <w:r>
               <w:rPr>
@@ -569,23 +716,7 @@
                 <w:b/>
                 <w:sz w:val="19"/>
               </w:rPr>
-              <w:t>广义原则、不可分割性、扩散互惠</w:t>
-            </w:r>
-          </w:p>
-        </w:tc>
-        <w:tc>
-          <w:tcPr>
-            <w:tcW w:type="dxa" w:w="3249"/>
-          </w:tcPr>
-          <w:p>
-            <w:r/>
-            <w:r>
-              <w:rPr>
-                <w:rFonts w:ascii="Times New Roman" w:hAnsi="Times New Roman" w:eastAsia="宋体"/>
-                <w:b/>
-                <w:sz w:val="19"/>
-              </w:rPr>
-              <w:t>质的定义</w:t>
+              <w:t>广义行为原则</w:t>
             </w:r>
             <w:r>
               <w:rPr>
@@ -593,7 +724,7 @@
                 <w:b w:val="0"/>
                 <w:sz w:val="19"/>
               </w:rPr>
-              <w:t>：多边主义不只是“多方”，而是一种特定的组织形式；与双边主义、帝国式安排区分</w:t>
+              <w:t>协调三个或更多国家之间的关系；三个特征：广义原则、不可分割性、扩散互惠</w:t>
             </w:r>
           </w:p>
         </w:tc>
@@ -608,7 +739,23 @@
             <w:r>
               <w:rPr>
                 <w:rFonts w:ascii="Times New Roman" w:hAnsi="Times New Roman" w:eastAsia="宋体"/>
-                <w:b/>
+                <w:b w:val="0"/>
+                <w:sz w:val="19"/>
+              </w:rPr>
+              <w:t>信念与组织原则</w:t>
+            </w:r>
+          </w:p>
+        </w:tc>
+        <w:tc>
+          <w:tcPr>
+            <w:tcW w:type="dxa" w:w="3249"/>
+          </w:tcPr>
+          <w:p>
+            <w:r/>
+            <w:r>
+              <w:rPr>
+                <w:rFonts w:ascii="Times New Roman" w:hAnsi="Times New Roman" w:eastAsia="宋体"/>
+                <w:b w:val="0"/>
                 <w:sz w:val="19"/>
               </w:rPr>
               <w:t>卡波拉索（Caporaso 1992，*International Organization*）</w:t>
@@ -627,47 +774,7 @@
                 <w:b w:val="0"/>
                 <w:sz w:val="19"/>
               </w:rPr>
-              <w:t>追问多边主义的理论</w:t>
-            </w:r>
-            <w:r>
-              <w:rPr>
-                <w:rFonts w:ascii="Times New Roman" w:hAnsi="Times New Roman" w:eastAsia="宋体"/>
-                <w:b/>
-                <w:sz w:val="19"/>
-              </w:rPr>
-              <w:t>基础</w:t>
-            </w:r>
-            <w:r>
-              <w:rPr>
-                <w:rFonts w:ascii="Times New Roman" w:hAnsi="Times New Roman" w:eastAsia="宋体"/>
-                <w:b w:val="0"/>
-                <w:sz w:val="19"/>
-              </w:rPr>
-              <w:t>：区分以理性选择为代表的个体主义路径与社会—沟通路径，讨论“多边”“多边制度”与“多边主义”作为信念体系的不同层次</w:t>
-            </w:r>
-          </w:p>
-        </w:tc>
-        <w:tc>
-          <w:tcPr>
-            <w:tcW w:type="dxa" w:w="3249"/>
-          </w:tcPr>
-          <w:p>
-            <w:r/>
-            <w:r>
-              <w:rPr>
-                <w:rFonts w:ascii="Times New Roman" w:hAnsi="Times New Roman" w:eastAsia="宋体"/>
-                <w:b/>
-                <w:sz w:val="19"/>
-              </w:rPr>
-              <w:t>认识论追问</w:t>
-            </w:r>
-            <w:r>
-              <w:rPr>
-                <w:rFonts w:ascii="Times New Roman" w:hAnsi="Times New Roman" w:eastAsia="宋体"/>
-                <w:b w:val="0"/>
-                <w:sz w:val="19"/>
-              </w:rPr>
-              <w:t>：仅靠个体主义的成本收益计算难以完全解释多边主义的规范性特征（具体论证请精读原文核对）</w:t>
+              <w:t>区分“多边”“多边制度”与作为信念体系的“多边主义”，追问其理论基础（具体论证请精读原文核对）</w:t>
             </w:r>
           </w:p>
         </w:tc>
@@ -685,7 +792,7 @@
                 <w:b w:val="0"/>
                 <w:sz w:val="19"/>
               </w:rPr>
-              <w:t>卡勒（Kahler 1992，*International Organization*）</w:t>
+              <w:t>实践</w:t>
             </w:r>
           </w:p>
         </w:tc>
@@ -701,7 +808,7 @@
                 <w:b w:val="0"/>
                 <w:sz w:val="19"/>
               </w:rPr>
-              <w:t>多边主义在实践中常常是“大数目中的小数目”：大国协调在多边框架内运作</w:t>
+              <w:t>Pouliot（2011，*International Studies Perspectives*）</w:t>
             </w:r>
           </w:p>
         </w:tc>
@@ -717,7 +824,7 @@
                 <w:b w:val="0"/>
                 <w:sz w:val="19"/>
               </w:rPr>
-              <w:t>小多边与多边并非对立，历史上一直相互嵌套</w:t>
+              <w:t>包容的、制度化的、有原则的政治对话，本身就是目的</w:t>
             </w:r>
           </w:p>
         </w:tc>
@@ -734,7 +841,7 @@
           <w:b/>
           <w:sz w:val="22"/>
         </w:rPr>
-        <w:t>对你最重要的一点</w:t>
+        <w:t>三点关键认识</w:t>
       </w:r>
       <w:r>
         <w:rPr>
@@ -742,7 +849,49 @@
           <w:b w:val="0"/>
           <w:sz w:val="22"/>
         </w:rPr>
-        <w:t>：鲁杰的“扩散互惠”指成员不要求每一次交换都对等，而期待在长期中大体平衡。这种期待只有在</w:t>
+        <w:t>：</w:t>
+      </w:r>
+    </w:p>
+    <w:p>
+      <w:pPr>
+        <w:pStyle w:val="ListBullet"/>
+      </w:pPr>
+      <w:r>
+        <w:rPr>
+          <w:rFonts w:ascii="Times New Roman" w:hAnsi="Times New Roman" w:eastAsia="宋体"/>
+          <w:b/>
+          <w:sz w:val="22"/>
+        </w:rPr>
+        <w:t>多边主义本来就是一种关系形式。</w:t>
+      </w:r>
+      <w:r>
+        <w:rPr>
+          <w:rFonts w:ascii="Times New Roman" w:hAnsi="Times New Roman" w:eastAsia="宋体"/>
+          <w:b w:val="0"/>
+          <w:sz w:val="22"/>
+        </w:rPr>
+        <w:t xml:space="preserve"> 鲁杰的定义针对的就是如何“协调国家之间的关系”。与双边主义、帝国式安排的区别，在于关系由普遍原则组织，而不是因对象而异。</w:t>
+      </w:r>
+    </w:p>
+    <w:p>
+      <w:pPr>
+        <w:pStyle w:val="ListBullet"/>
+      </w:pPr>
+      <w:r>
+        <w:rPr>
+          <w:rFonts w:ascii="Times New Roman" w:hAnsi="Times New Roman" w:eastAsia="宋体"/>
+          <w:b/>
+          <w:sz w:val="22"/>
+        </w:rPr>
+        <w:t>扩散互惠依赖长期关系。</w:t>
+      </w:r>
+      <w:r>
+        <w:rPr>
+          <w:rFonts w:ascii="Times New Roman" w:hAnsi="Times New Roman" w:eastAsia="宋体"/>
+          <w:b w:val="0"/>
+          <w:sz w:val="22"/>
+        </w:rPr>
+        <w:t xml:space="preserve"> 成员不要求每次交换都对等，期待在长期中大体平衡，这只有在稳定的关系中才成立。基欧汉（1986，*International Organization*）区分特定互惠与扩散互惠时也指出，后者依赖信任与持续关系。</w:t>
       </w:r>
       <w:r>
         <w:rPr>
@@ -750,7 +899,20 @@
           <w:b/>
           <w:sz w:val="22"/>
         </w:rPr>
-        <w:t>长期、稳定的关系</w:t>
+        <w:t>关系性是西方多边主义理论的内在成分。</w:t>
+      </w:r>
+    </w:p>
+    <w:p>
+      <w:pPr>
+        <w:pStyle w:val="ListBullet"/>
+      </w:pPr>
+      <w:r>
+        <w:rPr>
+          <w:rFonts w:ascii="Times New Roman" w:hAnsi="Times New Roman" w:eastAsia="宋体"/>
+          <w:b/>
+          <w:sz w:val="22"/>
+        </w:rPr>
+        <w:t>多边主义的内核可以概括为两点</w:t>
       </w:r>
       <w:r>
         <w:rPr>
@@ -758,7 +920,7 @@
           <w:b w:val="0"/>
           <w:sz w:val="22"/>
         </w:rPr>
-        <w:t>中才可能成立。基欧汉1986年在 *International Organization* 上讨论互惠时，也区分了特定互惠与扩散互惠，后者依赖信任与持续关系。因此，</w:t>
+        <w:t>：一是</w:t>
       </w:r>
       <w:r>
         <w:rPr>
@@ -766,7 +928,7 @@
           <w:b/>
           <w:sz w:val="22"/>
         </w:rPr>
-        <w:t>关系性是西方多边主义理论的内在成分</w:t>
+        <w:t>普遍性原则</w:t>
       </w:r>
       <w:r>
         <w:rPr>
@@ -774,34 +936,50 @@
           <w:b w:val="0"/>
           <w:sz w:val="22"/>
         </w:rPr>
-        <w:t>，关系型多边主义并非外来的异质物，而是对其中被压抑成分的重新发掘。</w:t>
+        <w:t>（适用于所有成员，如主权平等、不干涉、非歧视）；二是</w:t>
       </w:r>
-    </w:p>
-    <w:p>
-      <w:pPr>
-        <w:ind w:firstLine="440"/>
-      </w:pPr>
+      <w:r>
+        <w:rPr>
+          <w:rFonts w:ascii="Times New Roman" w:hAnsi="Times New Roman" w:eastAsia="宋体"/>
+          <w:b/>
+          <w:sz w:val="22"/>
+        </w:rPr>
+        <w:t>公共性关切</w:t>
+      </w:r>
       <w:r>
         <w:rPr>
           <w:rFonts w:ascii="Times New Roman" w:hAnsi="Times New Roman" w:eastAsia="宋体"/>
           <w:b w:val="0"/>
           <w:sz w:val="22"/>
         </w:rPr>
-        <w:t>卡波拉索的“基础追问”则为你提供了另一个接口：如果多边主义的基础不只是个体理性计算，那么社会关系、沟通与认同就应当进入理论。这正是关系理论可以接手的地方。</w:t>
+        <w:t>（承认利益不可分割，问题需要共同处理）。</w:t>
       </w:r>
     </w:p>
     <w:p>
       <w:pPr>
-        <w:spacing w:before="120"/>
+        <w:ind w:firstLine="440"/>
+      </w:pPr>
+      <w:r>
+        <w:rPr>
+          <w:rFonts w:ascii="Times New Roman" w:hAnsi="Times New Roman" w:eastAsia="宋体"/>
+          <w:b w:val="0"/>
+          <w:sz w:val="22"/>
+        </w:rPr>
+        <w:t>---</w:t>
+      </w:r>
+    </w:p>
+    <w:p>
+      <w:pPr>
+        <w:spacing w:before="240"/>
       </w:pPr>
       <w:r>
         <w:rPr>
           <w:rFonts w:ascii="Times New Roman" w:hAnsi="Times New Roman" w:eastAsia="黑体"/>
           <w:b/>
-          <w:color w:val="2E5C8A"/>
-          <w:sz w:val="25"/>
+          <w:color w:val="1F4E79"/>
+          <w:sz w:val="30"/>
         </w:rPr>
-        <w:t>2.2 近年的变体：一张对照总表</w:t>
+        <w:t>三、四层次框架：规则与关系各在其位</w:t>
       </w:r>
     </w:p>
     <w:tbl>
@@ -811,17 +989,15 @@
         <w:tblLook w:firstColumn="1" w:firstRow="1" w:lastColumn="0" w:lastRow="0" w:noHBand="0" w:noVBand="1" w:val="04A0"/>
       </w:tblPr>
       <w:tblGrid>
-        <w:gridCol w:w="1624"/>
-        <w:gridCol w:w="1624"/>
-        <w:gridCol w:w="1624"/>
-        <w:gridCol w:w="1624"/>
-        <w:gridCol w:w="1624"/>
-        <w:gridCol w:w="1624"/>
+        <w:gridCol w:w="2436"/>
+        <w:gridCol w:w="2436"/>
+        <w:gridCol w:w="2436"/>
+        <w:gridCol w:w="2436"/>
       </w:tblGrid>
       <w:tr>
         <w:tc>
           <w:tcPr>
-            <w:tcW w:type="dxa" w:w="1624"/>
+            <w:tcW w:type="dxa" w:w="2436"/>
             <w:shd w:val="clear" w:fill="1F4E79"/>
           </w:tcPr>
           <w:p>
@@ -833,13 +1009,13 @@
                 <w:color w:val="FFFFFF"/>
                 <w:sz w:val="19"/>
               </w:rPr>
-              <w:t>概念</w:t>
+              <w:t>层次</w:t>
             </w:r>
           </w:p>
         </w:tc>
         <w:tc>
           <w:tcPr>
-            <w:tcW w:type="dxa" w:w="1624"/>
+            <w:tcW w:type="dxa" w:w="2436"/>
             <w:shd w:val="clear" w:fill="1F4E79"/>
           </w:tcPr>
           <w:p>
@@ -851,13 +1027,13 @@
                 <w:color w:val="FFFFFF"/>
                 <w:sz w:val="19"/>
               </w:rPr>
-              <w:t>来源与性质</w:t>
+              <w:t>内容</w:t>
             </w:r>
           </w:p>
         </w:tc>
         <w:tc>
           <w:tcPr>
-            <w:tcW w:type="dxa" w:w="1624"/>
+            <w:tcW w:type="dxa" w:w="2436"/>
             <w:shd w:val="clear" w:fill="1F4E79"/>
           </w:tcPr>
           <w:p>
@@ -869,13 +1045,13 @@
                 <w:color w:val="FFFFFF"/>
                 <w:sz w:val="19"/>
               </w:rPr>
-              <w:t>成员范围</w:t>
+              <w:t>主要由什么构成</w:t>
             </w:r>
           </w:p>
         </w:tc>
         <w:tc>
           <w:tcPr>
-            <w:tcW w:type="dxa" w:w="1624"/>
+            <w:tcW w:type="dxa" w:w="2436"/>
             <w:shd w:val="clear" w:fill="1F4E79"/>
           </w:tcPr>
           <w:p>
@@ -887,43 +1063,7 @@
                 <w:color w:val="FFFFFF"/>
                 <w:sz w:val="19"/>
               </w:rPr>
-              <w:t>维持机制</w:t>
-            </w:r>
-          </w:p>
-        </w:tc>
-        <w:tc>
-          <w:tcPr>
-            <w:tcW w:type="dxa" w:w="1624"/>
-            <w:shd w:val="clear" w:fill="1F4E79"/>
-          </w:tcPr>
-          <w:p>
-            <w:r/>
-            <w:r>
-              <w:rPr>
-                <w:rFonts w:ascii="Times New Roman" w:hAnsi="Times New Roman" w:eastAsia="宋体"/>
-                <w:b/>
-                <w:color w:val="FFFFFF"/>
-                <w:sz w:val="19"/>
-              </w:rPr>
-              <w:t>成员结构</w:t>
-            </w:r>
-          </w:p>
-        </w:tc>
-        <w:tc>
-          <w:tcPr>
-            <w:tcW w:type="dxa" w:w="1624"/>
-            <w:shd w:val="clear" w:fill="1F4E79"/>
-          </w:tcPr>
-          <w:p>
-            <w:r/>
-            <w:r>
-              <w:rPr>
-                <w:rFonts w:ascii="Times New Roman" w:hAnsi="Times New Roman" w:eastAsia="宋体"/>
-                <w:b/>
-                <w:color w:val="FFFFFF"/>
-                <w:sz w:val="19"/>
-              </w:rPr>
-              <w:t>与关系型多边主义的关系</w:t>
+              <w:t>中国的立场与实践（举例）</w:t>
             </w:r>
           </w:p>
         </w:tc>
@@ -931,7 +1071,7 @@
       <w:tr>
         <w:tc>
           <w:tcPr>
-            <w:tcW w:type="dxa" w:w="1624"/>
+            <w:tcW w:type="dxa" w:w="2436"/>
           </w:tcPr>
           <w:p>
             <w:r/>
@@ -941,13 +1081,13 @@
                 <w:b w:val="0"/>
                 <w:sz w:val="19"/>
               </w:rPr>
-              <w:t>鲁杰式多边主义</w:t>
+              <w:t>① 原则层（内核）</w:t>
             </w:r>
           </w:p>
         </w:tc>
         <w:tc>
           <w:tcPr>
-            <w:tcW w:type="dxa" w:w="1624"/>
+            <w:tcW w:type="dxa" w:w="2436"/>
           </w:tcPr>
           <w:p>
             <w:r/>
@@ -957,13 +1097,13 @@
                 <w:b w:val="0"/>
                 <w:sz w:val="19"/>
               </w:rPr>
-              <w:t>学术概念（1992）</w:t>
+              <w:t>普遍性原则与公共性关切</w:t>
             </w:r>
           </w:p>
         </w:tc>
         <w:tc>
           <w:tcPr>
-            <w:tcW w:type="dxa" w:w="1624"/>
+            <w:tcW w:type="dxa" w:w="2436"/>
           </w:tcPr>
           <w:p>
             <w:r/>
@@ -973,13 +1113,13 @@
                 <w:b w:val="0"/>
                 <w:sz w:val="19"/>
               </w:rPr>
-              <w:t>包容、非歧视</w:t>
+              <w:t>宪章性原则、规范</w:t>
             </w:r>
           </w:p>
         </w:tc>
         <w:tc>
           <w:tcPr>
-            <w:tcW w:type="dxa" w:w="1624"/>
+            <w:tcW w:type="dxa" w:w="2436"/>
           </w:tcPr>
           <w:p>
             <w:r/>
@@ -989,13 +1129,15 @@
                 <w:b w:val="0"/>
                 <w:sz w:val="19"/>
               </w:rPr>
-              <w:t>广义规则（扩散互惠从属于规则）</w:t>
+              <w:t>《联合国宪章》宗旨与原则、主权平等</w:t>
             </w:r>
           </w:p>
         </w:tc>
+      </w:tr>
+      <w:tr>
         <w:tc>
           <w:tcPr>
-            <w:tcW w:type="dxa" w:w="1624"/>
+            <w:tcW w:type="dxa" w:w="2436"/>
           </w:tcPr>
           <w:p>
             <w:r/>
@@ -1005,13 +1147,29 @@
                 <w:b w:val="0"/>
                 <w:sz w:val="19"/>
               </w:rPr>
-              <w:t>形式平等</w:t>
+              <w:t>② 制度框架层</w:t>
             </w:r>
           </w:p>
         </w:tc>
         <w:tc>
           <w:tcPr>
-            <w:tcW w:type="dxa" w:w="1624"/>
+            <w:tcW w:type="dxa" w:w="2436"/>
+          </w:tcPr>
+          <w:p>
+            <w:r/>
+            <w:r>
+              <w:rPr>
+                <w:rFonts w:ascii="Times New Roman" w:hAnsi="Times New Roman" w:eastAsia="宋体"/>
+                <w:b w:val="0"/>
+                <w:sz w:val="19"/>
+              </w:rPr>
+              <w:t>构成性规则：谁是成员、如何决策、什么是正当的</w:t>
+            </w:r>
+          </w:p>
+        </w:tc>
+        <w:tc>
+          <w:tcPr>
+            <w:tcW w:type="dxa" w:w="2436"/>
           </w:tcPr>
           <w:p>
             <w:r/>
@@ -1021,23 +1179,13 @@
                 <w:b/>
                 <w:sz w:val="19"/>
               </w:rPr>
-              <w:t>母概念</w:t>
-            </w:r>
-            <w:r>
-              <w:rPr>
-                <w:rFonts w:ascii="Times New Roman" w:hAnsi="Times New Roman" w:eastAsia="宋体"/>
-                <w:b w:val="0"/>
-                <w:sz w:val="19"/>
-              </w:rPr>
-              <w:t>；关系型多边主义倒转规则与关系的优先顺序</w:t>
+              <w:t>构成性规则</w:t>
             </w:r>
           </w:p>
         </w:tc>
-      </w:tr>
-      <w:tr>
         <w:tc>
           <w:tcPr>
-            <w:tcW w:type="dxa" w:w="1624"/>
+            <w:tcW w:type="dxa" w:w="2436"/>
           </w:tcPr>
           <w:p>
             <w:r/>
@@ -1047,13 +1195,47 @@
                 <w:b w:val="0"/>
                 <w:sz w:val="19"/>
               </w:rPr>
-              <w:t>基于规则的多边主义 / 基于规则的国际秩序</w:t>
+              <w:t>以联合国为核心的国际体系、以国际法为基础的国际秩序</w:t>
+            </w:r>
+          </w:p>
+        </w:tc>
+      </w:tr>
+      <w:tr>
+        <w:tc>
+          <w:tcPr>
+            <w:tcW w:type="dxa" w:w="2436"/>
+          </w:tcPr>
+          <w:p>
+            <w:r/>
+            <w:r>
+              <w:rPr>
+                <w:rFonts w:ascii="Times New Roman" w:hAnsi="Times New Roman" w:eastAsia="宋体"/>
+                <w:b w:val="0"/>
+                <w:sz w:val="19"/>
+              </w:rPr>
+              <w:t>③ 运行机制层</w:t>
             </w:r>
           </w:p>
         </w:tc>
         <w:tc>
           <w:tcPr>
-            <w:tcW w:type="dxa" w:w="1624"/>
+            <w:tcW w:type="dxa" w:w="2436"/>
+          </w:tcPr>
+          <w:p>
+            <w:r/>
+            <w:r>
+              <w:rPr>
+                <w:rFonts w:ascii="Times New Roman" w:hAnsi="Times New Roman" w:eastAsia="宋体"/>
+                <w:b w:val="0"/>
+                <w:sz w:val="19"/>
+              </w:rPr>
+              <w:t>合作如何落实</w:t>
+            </w:r>
+          </w:p>
+        </w:tc>
+        <w:tc>
+          <w:tcPr>
+            <w:tcW w:type="dxa" w:w="2436"/>
           </w:tcPr>
           <w:p>
             <w:r/>
@@ -1063,7 +1245,7 @@
                 <w:b/>
                 <w:sz w:val="19"/>
               </w:rPr>
-              <w:t>政策概念</w:t>
+              <w:t>调节性规则（法律化义务）、关系网络、实践惯例</w:t>
             </w:r>
             <w:r>
               <w:rPr>
@@ -1071,13 +1253,13 @@
                 <w:b w:val="0"/>
                 <w:sz w:val="19"/>
               </w:rPr>
-              <w:t>，西方国家外交话语</w:t>
+              <w:t>的不同组合</w:t>
             </w:r>
           </w:p>
         </w:tc>
         <w:tc>
           <w:tcPr>
-            <w:tcW w:type="dxa" w:w="1624"/>
+            <w:tcW w:type="dxa" w:w="2436"/>
           </w:tcPr>
           <w:p>
             <w:r/>
@@ -1087,13 +1269,15 @@
                 <w:b w:val="0"/>
                 <w:sz w:val="19"/>
               </w:rPr>
-              <w:t>声称普遍</w:t>
+              <w:t>既参与法律化程度高的机制，也大量采用伙伴关系、论坛加项目</w:t>
             </w:r>
           </w:p>
         </w:tc>
+      </w:tr>
+      <w:tr>
         <w:tc>
           <w:tcPr>
-            <w:tcW w:type="dxa" w:w="1624"/>
+            <w:tcW w:type="dxa" w:w="2436"/>
           </w:tcPr>
           <w:p>
             <w:r/>
@@ -1103,13 +1287,13 @@
                 <w:b w:val="0"/>
                 <w:sz w:val="19"/>
               </w:rPr>
-              <w:t>规则</w:t>
+              <w:t>④ 结构层</w:t>
             </w:r>
           </w:p>
         </w:tc>
         <w:tc>
           <w:tcPr>
-            <w:tcW w:type="dxa" w:w="1624"/>
+            <w:tcW w:type="dxa" w:w="2436"/>
           </w:tcPr>
           <w:p>
             <w:r/>
@@ -1119,13 +1303,13 @@
                 <w:b w:val="0"/>
                 <w:sz w:val="19"/>
               </w:rPr>
-              <w:t>形式平等，实际有等级</w:t>
+              <w:t>成员之间的位置关系</w:t>
             </w:r>
           </w:p>
         </w:tc>
         <w:tc>
           <w:tcPr>
-            <w:tcW w:type="dxa" w:w="1624"/>
+            <w:tcW w:type="dxa" w:w="2436"/>
           </w:tcPr>
           <w:p>
             <w:r/>
@@ -1135,15 +1319,13 @@
                 <w:b w:val="0"/>
                 <w:sz w:val="19"/>
               </w:rPr>
-              <w:t>对立参照系。学界对“规则”所指为何颇有争议：Dugard（2023，*Leiden Journal of International Law*）质疑其与国际法的关系；Trachtenberg（2025，*International Security*）做了历史分析</w:t>
+              <w:t>形式平等与实际差序的组合</w:t>
             </w:r>
           </w:p>
         </w:tc>
-      </w:tr>
-      <w:tr>
         <w:tc>
           <w:tcPr>
-            <w:tcW w:type="dxa" w:w="1624"/>
+            <w:tcW w:type="dxa" w:w="2436"/>
           </w:tcPr>
           <w:p>
             <w:r/>
@@ -1153,1073 +1335,7 @@
                 <w:b w:val="0"/>
                 <w:sz w:val="19"/>
               </w:rPr>
-              <w:t>有效多边主义</w:t>
-            </w:r>
-          </w:p>
-        </w:tc>
-        <w:tc>
-          <w:tcPr>
-            <w:tcW w:type="dxa" w:w="1624"/>
-          </w:tcPr>
-          <w:p>
-            <w:r/>
-            <w:r>
-              <w:rPr>
-                <w:rFonts w:ascii="Times New Roman" w:hAnsi="Times New Roman" w:eastAsia="宋体"/>
-                <w:b w:val="0"/>
-                <w:sz w:val="19"/>
-              </w:rPr>
-              <w:t>政策概念（欧盟2003年安全战略）</w:t>
-            </w:r>
-          </w:p>
-        </w:tc>
-        <w:tc>
-          <w:tcPr>
-            <w:tcW w:type="dxa" w:w="1624"/>
-          </w:tcPr>
-          <w:p>
-            <w:r/>
-            <w:r>
-              <w:rPr>
-                <w:rFonts w:ascii="Times New Roman" w:hAnsi="Times New Roman" w:eastAsia="宋体"/>
-                <w:b w:val="0"/>
-                <w:sz w:val="19"/>
-              </w:rPr>
-              <w:t>包容</w:t>
-            </w:r>
-          </w:p>
-        </w:tc>
-        <w:tc>
-          <w:tcPr>
-            <w:tcW w:type="dxa" w:w="1624"/>
-          </w:tcPr>
-          <w:p>
-            <w:r/>
-            <w:r>
-              <w:rPr>
-                <w:rFonts w:ascii="Times New Roman" w:hAnsi="Times New Roman" w:eastAsia="宋体"/>
-                <w:b w:val="0"/>
-                <w:sz w:val="19"/>
-              </w:rPr>
-              <w:t>规则加执行能力</w:t>
-            </w:r>
-          </w:p>
-        </w:tc>
-        <w:tc>
-          <w:tcPr>
-            <w:tcW w:type="dxa" w:w="1624"/>
-          </w:tcPr>
-          <w:p>
-            <w:r/>
-            <w:r>
-              <w:rPr>
-                <w:rFonts w:ascii="Times New Roman" w:hAnsi="Times New Roman" w:eastAsia="宋体"/>
-                <w:b w:val="0"/>
-                <w:sz w:val="19"/>
-              </w:rPr>
-              <w:t>—</w:t>
-            </w:r>
-          </w:p>
-        </w:tc>
-        <w:tc>
-          <w:tcPr>
-            <w:tcW w:type="dxa" w:w="1624"/>
-          </w:tcPr>
-          <w:p>
-            <w:r/>
-            <w:r>
-              <w:rPr>
-                <w:rFonts w:ascii="Times New Roman" w:hAnsi="Times New Roman" w:eastAsia="宋体"/>
-                <w:b w:val="0"/>
-                <w:sz w:val="19"/>
-              </w:rPr>
-              <w:t>强调结果而非形式，可借用其“效能”标准</w:t>
-            </w:r>
-          </w:p>
-        </w:tc>
-      </w:tr>
-      <w:tr>
-        <w:tc>
-          <w:tcPr>
-            <w:tcW w:type="dxa" w:w="1624"/>
-          </w:tcPr>
-          <w:p>
-            <w:r/>
-            <w:r>
-              <w:rPr>
-                <w:rFonts w:ascii="Times New Roman" w:hAnsi="Times New Roman" w:eastAsia="宋体"/>
-                <w:b w:val="0"/>
-                <w:sz w:val="19"/>
-              </w:rPr>
-              <w:t>复合多边主义</w:t>
-            </w:r>
-          </w:p>
-        </w:tc>
-        <w:tc>
-          <w:tcPr>
-            <w:tcW w:type="dxa" w:w="1624"/>
-          </w:tcPr>
-          <w:p>
-            <w:r/>
-            <w:r>
-              <w:rPr>
-                <w:rFonts w:ascii="Times New Roman" w:hAnsi="Times New Roman" w:eastAsia="宋体"/>
-                <w:b w:val="0"/>
-                <w:sz w:val="19"/>
-              </w:rPr>
-              <w:t>学术概念（O'Brien、Goetz、Scholte与Williams 2000，《争夺全球治理》）</w:t>
-            </w:r>
-          </w:p>
-        </w:tc>
-        <w:tc>
-          <w:tcPr>
-            <w:tcW w:type="dxa" w:w="1624"/>
-          </w:tcPr>
-          <w:p>
-            <w:r/>
-            <w:r>
-              <w:rPr>
-                <w:rFonts w:ascii="Times New Roman" w:hAnsi="Times New Roman" w:eastAsia="宋体"/>
-                <w:b w:val="0"/>
-                <w:sz w:val="19"/>
-              </w:rPr>
-              <w:t>包容，并吸纳非国家行为体</w:t>
-            </w:r>
-          </w:p>
-        </w:tc>
-        <w:tc>
-          <w:tcPr>
-            <w:tcW w:type="dxa" w:w="1624"/>
-          </w:tcPr>
-          <w:p>
-            <w:r/>
-            <w:r>
-              <w:rPr>
-                <w:rFonts w:ascii="Times New Roman" w:hAnsi="Times New Roman" w:eastAsia="宋体"/>
-                <w:b w:val="0"/>
-                <w:sz w:val="19"/>
-              </w:rPr>
-              <w:t>多边机构与社会运动的互动</w:t>
-            </w:r>
-          </w:p>
-        </w:tc>
-        <w:tc>
-          <w:tcPr>
-            <w:tcW w:type="dxa" w:w="1624"/>
-          </w:tcPr>
-          <w:p>
-            <w:r/>
-            <w:r>
-              <w:rPr>
-                <w:rFonts w:ascii="Times New Roman" w:hAnsi="Times New Roman" w:eastAsia="宋体"/>
-                <w:b w:val="0"/>
-                <w:sz w:val="19"/>
-              </w:rPr>
-              <w:t>—</w:t>
-            </w:r>
-          </w:p>
-        </w:tc>
-        <w:tc>
-          <w:tcPr>
-            <w:tcW w:type="dxa" w:w="1624"/>
-          </w:tcPr>
-          <w:p>
-            <w:r/>
-            <w:r>
-              <w:rPr>
-                <w:rFonts w:ascii="Times New Roman" w:hAnsi="Times New Roman" w:eastAsia="宋体"/>
-                <w:b w:val="0"/>
-                <w:sz w:val="19"/>
-              </w:rPr>
-              <w:t>关注</w:t>
-            </w:r>
-            <w:r>
-              <w:rPr>
-                <w:rFonts w:ascii="Times New Roman" w:hAnsi="Times New Roman" w:eastAsia="宋体"/>
-                <w:b/>
-                <w:sz w:val="19"/>
-              </w:rPr>
-              <w:t>行为体类型的复合</w:t>
-            </w:r>
-            <w:r>
-              <w:rPr>
-                <w:rFonts w:ascii="Times New Roman" w:hAnsi="Times New Roman" w:eastAsia="宋体"/>
-                <w:b w:val="0"/>
-                <w:sz w:val="19"/>
-              </w:rPr>
-              <w:t>；国内也有学者用“复合”指多层次的组合，</w:t>
-            </w:r>
-            <w:r>
-              <w:rPr>
-                <w:rFonts w:ascii="Times New Roman" w:hAnsi="Times New Roman" w:eastAsia="宋体"/>
-                <w:b/>
-                <w:sz w:val="19"/>
-              </w:rPr>
-              <w:t>使用时需说明采用哪种含义</w:t>
-            </w:r>
-          </w:p>
-        </w:tc>
-      </w:tr>
-      <w:tr>
-        <w:tc>
-          <w:tcPr>
-            <w:tcW w:type="dxa" w:w="1624"/>
-          </w:tcPr>
-          <w:p>
-            <w:r/>
-            <w:r>
-              <w:rPr>
-                <w:rFonts w:ascii="Times New Roman" w:hAnsi="Times New Roman" w:eastAsia="宋体"/>
-                <w:b w:val="0"/>
-                <w:sz w:val="19"/>
-              </w:rPr>
-              <w:t>竞争性多边主义</w:t>
-            </w:r>
-          </w:p>
-        </w:tc>
-        <w:tc>
-          <w:tcPr>
-            <w:tcW w:type="dxa" w:w="1624"/>
-          </w:tcPr>
-          <w:p>
-            <w:r/>
-            <w:r>
-              <w:rPr>
-                <w:rFonts w:ascii="Times New Roman" w:hAnsi="Times New Roman" w:eastAsia="宋体"/>
-                <w:b w:val="0"/>
-                <w:sz w:val="19"/>
-              </w:rPr>
-              <w:t>学术概念（Morse与Keohane 2014）</w:t>
-            </w:r>
-          </w:p>
-        </w:tc>
-        <w:tc>
-          <w:tcPr>
-            <w:tcW w:type="dxa" w:w="1624"/>
-          </w:tcPr>
-          <w:p>
-            <w:r/>
-            <w:r>
-              <w:rPr>
-                <w:rFonts w:ascii="Times New Roman" w:hAnsi="Times New Roman" w:eastAsia="宋体"/>
-                <w:b w:val="0"/>
-                <w:sz w:val="19"/>
-              </w:rPr>
-              <w:t>—</w:t>
-            </w:r>
-          </w:p>
-        </w:tc>
-        <w:tc>
-          <w:tcPr>
-            <w:tcW w:type="dxa" w:w="1624"/>
-          </w:tcPr>
-          <w:p>
-            <w:r/>
-            <w:r>
-              <w:rPr>
-                <w:rFonts w:ascii="Times New Roman" w:hAnsi="Times New Roman" w:eastAsia="宋体"/>
-                <w:b w:val="0"/>
-                <w:sz w:val="19"/>
-              </w:rPr>
-              <w:t>通过机制转移、竞争性机制创设挑战现有制度</w:t>
-            </w:r>
-          </w:p>
-        </w:tc>
-        <w:tc>
-          <w:tcPr>
-            <w:tcW w:type="dxa" w:w="1624"/>
-          </w:tcPr>
-          <w:p>
-            <w:r/>
-            <w:r>
-              <w:rPr>
-                <w:rFonts w:ascii="Times New Roman" w:hAnsi="Times New Roman" w:eastAsia="宋体"/>
-                <w:b w:val="0"/>
-                <w:sz w:val="19"/>
-              </w:rPr>
-              <w:t>—</w:t>
-            </w:r>
-          </w:p>
-        </w:tc>
-        <w:tc>
-          <w:tcPr>
-            <w:tcW w:type="dxa" w:w="1624"/>
-          </w:tcPr>
-          <w:p>
-            <w:r/>
-            <w:r>
-              <w:rPr>
-                <w:rFonts w:ascii="Times New Roman" w:hAnsi="Times New Roman" w:eastAsia="宋体"/>
-                <w:b w:val="0"/>
-                <w:sz w:val="19"/>
-              </w:rPr>
-              <w:t>描述的是</w:t>
-            </w:r>
-            <w:r>
-              <w:rPr>
-                <w:rFonts w:ascii="Times New Roman" w:hAnsi="Times New Roman" w:eastAsia="宋体"/>
-                <w:b/>
-                <w:sz w:val="19"/>
-              </w:rPr>
-              <w:t>策略</w:t>
-            </w:r>
-            <w:r>
-              <w:rPr>
-                <w:rFonts w:ascii="Times New Roman" w:hAnsi="Times New Roman" w:eastAsia="宋体"/>
-                <w:b w:val="0"/>
-                <w:sz w:val="19"/>
-              </w:rPr>
-              <w:t>而非形态，可以与“互补性叠加”对话</w:t>
-            </w:r>
-          </w:p>
-        </w:tc>
-      </w:tr>
-      <w:tr>
-        <w:tc>
-          <w:tcPr>
-            <w:tcW w:type="dxa" w:w="1624"/>
-          </w:tcPr>
-          <w:p>
-            <w:r/>
-            <w:r>
-              <w:rPr>
-                <w:rFonts w:ascii="Times New Roman" w:hAnsi="Times New Roman" w:eastAsia="宋体"/>
-                <w:b w:val="0"/>
-                <w:sz w:val="19"/>
-              </w:rPr>
-              <w:t>小多边主义</w:t>
-            </w:r>
-          </w:p>
-        </w:tc>
-        <w:tc>
-          <w:tcPr>
-            <w:tcW w:type="dxa" w:w="1624"/>
-          </w:tcPr>
-          <w:p>
-            <w:r/>
-            <w:r>
-              <w:rPr>
-                <w:rFonts w:ascii="Times New Roman" w:hAnsi="Times New Roman" w:eastAsia="宋体"/>
-                <w:b w:val="0"/>
-                <w:sz w:val="19"/>
-              </w:rPr>
-              <w:t>学术与政策概念（Kahler 1992；Naím 2009，*Foreign Policy*；Brummer 2014；印太语境下见Hanada 2025，*The Pacific Review*）</w:t>
-            </w:r>
-          </w:p>
-        </w:tc>
-        <w:tc>
-          <w:tcPr>
-            <w:tcW w:type="dxa" w:w="1624"/>
-          </w:tcPr>
-          <w:p>
-            <w:r/>
-            <w:r>
-              <w:rPr>
-                <w:rFonts w:ascii="Times New Roman" w:hAnsi="Times New Roman" w:eastAsia="宋体"/>
-                <w:b/>
-                <w:sz w:val="19"/>
-              </w:rPr>
-              <w:t>排他</w:t>
-            </w:r>
-            <w:r>
-              <w:rPr>
-                <w:rFonts w:ascii="Times New Roman" w:hAnsi="Times New Roman" w:eastAsia="宋体"/>
-                <w:b w:val="0"/>
-                <w:sz w:val="19"/>
-              </w:rPr>
-              <w:t>：少数关键国家</w:t>
-            </w:r>
-          </w:p>
-        </w:tc>
-        <w:tc>
-          <w:tcPr>
-            <w:tcW w:type="dxa" w:w="1624"/>
-          </w:tcPr>
-          <w:p>
-            <w:r/>
-            <w:r>
-              <w:rPr>
-                <w:rFonts w:ascii="Times New Roman" w:hAnsi="Times New Roman" w:eastAsia="宋体"/>
-                <w:b w:val="0"/>
-                <w:sz w:val="19"/>
-              </w:rPr>
-              <w:t>灵活、非正式，常靠关系</w:t>
-            </w:r>
-          </w:p>
-        </w:tc>
-        <w:tc>
-          <w:tcPr>
-            <w:tcW w:type="dxa" w:w="1624"/>
-          </w:tcPr>
-          <w:p>
-            <w:r/>
-            <w:r>
-              <w:rPr>
-                <w:rFonts w:ascii="Times New Roman" w:hAnsi="Times New Roman" w:eastAsia="宋体"/>
-                <w:b w:val="0"/>
-                <w:sz w:val="19"/>
-              </w:rPr>
-              <w:t>较平等或以大国为核心</w:t>
-            </w:r>
-          </w:p>
-        </w:tc>
-        <w:tc>
-          <w:tcPr>
-            <w:tcW w:type="dxa" w:w="1624"/>
-          </w:tcPr>
-          <w:p>
-            <w:r/>
-            <w:r>
-              <w:rPr>
-                <w:rFonts w:ascii="Times New Roman" w:hAnsi="Times New Roman" w:eastAsia="宋体"/>
-                <w:b/>
-                <w:sz w:val="19"/>
-              </w:rPr>
-              <w:t>成员维度不同</w:t>
-            </w:r>
-            <w:r>
-              <w:rPr>
-                <w:rFonts w:ascii="Times New Roman" w:hAnsi="Times New Roman" w:eastAsia="宋体"/>
-                <w:b w:val="0"/>
-                <w:sz w:val="19"/>
-              </w:rPr>
-              <w:t>。注意：许多小多边安排（如四方安全对话）本身也靠关系维持，因此要区分“关系型多边主义”与“关系型小多边主义”</w:t>
-            </w:r>
-          </w:p>
-        </w:tc>
-      </w:tr>
-      <w:tr>
-        <w:tc>
-          <w:tcPr>
-            <w:tcW w:type="dxa" w:w="1624"/>
-          </w:tcPr>
-          <w:p>
-            <w:r/>
-            <w:r>
-              <w:rPr>
-                <w:rFonts w:ascii="Times New Roman" w:hAnsi="Times New Roman" w:eastAsia="宋体"/>
-                <w:b w:val="0"/>
-                <w:sz w:val="19"/>
-              </w:rPr>
-              <w:t>俱乐部多边主义</w:t>
-            </w:r>
-          </w:p>
-        </w:tc>
-        <w:tc>
-          <w:tcPr>
-            <w:tcW w:type="dxa" w:w="1624"/>
-          </w:tcPr>
-          <w:p>
-            <w:r/>
-            <w:r>
-              <w:rPr>
-                <w:rFonts w:ascii="Times New Roman" w:hAnsi="Times New Roman" w:eastAsia="宋体"/>
-                <w:b w:val="0"/>
-                <w:sz w:val="19"/>
-              </w:rPr>
-              <w:t>学术概念（Keohane与Nye 2001的俱乐部模式；Nordhaus 2015的气候俱乐部）</w:t>
-            </w:r>
-          </w:p>
-        </w:tc>
-        <w:tc>
-          <w:tcPr>
-            <w:tcW w:type="dxa" w:w="1624"/>
-          </w:tcPr>
-          <w:p>
-            <w:r/>
-            <w:r>
-              <w:rPr>
-                <w:rFonts w:ascii="Times New Roman" w:hAnsi="Times New Roman" w:eastAsia="宋体"/>
-                <w:b w:val="0"/>
-                <w:sz w:val="19"/>
-              </w:rPr>
-              <w:t>排他，以门槛或收益排他</w:t>
-            </w:r>
-          </w:p>
-        </w:tc>
-        <w:tc>
-          <w:tcPr>
-            <w:tcW w:type="dxa" w:w="1624"/>
-          </w:tcPr>
-          <w:p>
-            <w:r/>
-            <w:r>
-              <w:rPr>
-                <w:rFonts w:ascii="Times New Roman" w:hAnsi="Times New Roman" w:eastAsia="宋体"/>
-                <w:b w:val="0"/>
-                <w:sz w:val="19"/>
-              </w:rPr>
-              <w:t>规则加俱乐部收益</w:t>
-            </w:r>
-          </w:p>
-        </w:tc>
-        <w:tc>
-          <w:tcPr>
-            <w:tcW w:type="dxa" w:w="1624"/>
-          </w:tcPr>
-          <w:p>
-            <w:r/>
-            <w:r>
-              <w:rPr>
-                <w:rFonts w:ascii="Times New Roman" w:hAnsi="Times New Roman" w:eastAsia="宋体"/>
-                <w:b w:val="0"/>
-                <w:sz w:val="19"/>
-              </w:rPr>
-              <w:t>成员内部较平等</w:t>
-            </w:r>
-          </w:p>
-        </w:tc>
-        <w:tc>
-          <w:tcPr>
-            <w:tcW w:type="dxa" w:w="1624"/>
-          </w:tcPr>
-          <w:p>
-            <w:r/>
-            <w:r>
-              <w:rPr>
-                <w:rFonts w:ascii="Times New Roman" w:hAnsi="Times New Roman" w:eastAsia="宋体"/>
-                <w:b w:val="0"/>
-                <w:sz w:val="19"/>
-              </w:rPr>
-              <w:t>成员维度与关系型多边主义相反</w:t>
-            </w:r>
-          </w:p>
-        </w:tc>
-      </w:tr>
-      <w:tr>
-        <w:tc>
-          <w:tcPr>
-            <w:tcW w:type="dxa" w:w="1624"/>
-          </w:tcPr>
-          <w:p>
-            <w:r/>
-            <w:r>
-              <w:rPr>
-                <w:rFonts w:ascii="Times New Roman" w:hAnsi="Times New Roman" w:eastAsia="宋体"/>
-                <w:b w:val="0"/>
-                <w:sz w:val="19"/>
-              </w:rPr>
-              <w:t>点菜式多边主义</w:t>
-            </w:r>
-          </w:p>
-        </w:tc>
-        <w:tc>
-          <w:tcPr>
-            <w:tcW w:type="dxa" w:w="1624"/>
-          </w:tcPr>
-          <w:p>
-            <w:r/>
-            <w:r>
-              <w:rPr>
-                <w:rFonts w:ascii="Times New Roman" w:hAnsi="Times New Roman" w:eastAsia="宋体"/>
-                <w:b w:val="0"/>
-                <w:sz w:val="19"/>
-              </w:rPr>
-              <w:t>学术与政策概念（Haass；RIPE 2025用于分析中国）</w:t>
-            </w:r>
-          </w:p>
-        </w:tc>
-        <w:tc>
-          <w:tcPr>
-            <w:tcW w:type="dxa" w:w="1624"/>
-          </w:tcPr>
-          <w:p>
-            <w:r/>
-            <w:r>
-              <w:rPr>
-                <w:rFonts w:ascii="Times New Roman" w:hAnsi="Times New Roman" w:eastAsia="宋体"/>
-                <w:b w:val="0"/>
-                <w:sz w:val="19"/>
-              </w:rPr>
-              <w:t>—</w:t>
-            </w:r>
-          </w:p>
-        </w:tc>
-        <w:tc>
-          <w:tcPr>
-            <w:tcW w:type="dxa" w:w="1624"/>
-          </w:tcPr>
-          <w:p>
-            <w:r/>
-            <w:r>
-              <w:rPr>
-                <w:rFonts w:ascii="Times New Roman" w:hAnsi="Times New Roman" w:eastAsia="宋体"/>
-                <w:b w:val="0"/>
-                <w:sz w:val="19"/>
-              </w:rPr>
-              <w:t>按议题选择参与</w:t>
-            </w:r>
-          </w:p>
-        </w:tc>
-        <w:tc>
-          <w:tcPr>
-            <w:tcW w:type="dxa" w:w="1624"/>
-          </w:tcPr>
-          <w:p>
-            <w:r/>
-            <w:r>
-              <w:rPr>
-                <w:rFonts w:ascii="Times New Roman" w:hAnsi="Times New Roman" w:eastAsia="宋体"/>
-                <w:b w:val="0"/>
-                <w:sz w:val="19"/>
-              </w:rPr>
-              <w:t>—</w:t>
-            </w:r>
-          </w:p>
-        </w:tc>
-        <w:tc>
-          <w:tcPr>
-            <w:tcW w:type="dxa" w:w="1624"/>
-          </w:tcPr>
-          <w:p>
-            <w:r/>
-            <w:r>
-              <w:rPr>
-                <w:rFonts w:ascii="Times New Roman" w:hAnsi="Times New Roman" w:eastAsia="宋体"/>
-                <w:b w:val="0"/>
-                <w:sz w:val="19"/>
-              </w:rPr>
-              <w:t>描述的是</w:t>
-            </w:r>
-            <w:r>
-              <w:rPr>
-                <w:rFonts w:ascii="Times New Roman" w:hAnsi="Times New Roman" w:eastAsia="宋体"/>
-                <w:b/>
-                <w:sz w:val="19"/>
-              </w:rPr>
-              <w:t>参与策略</w:t>
-            </w:r>
-          </w:p>
-        </w:tc>
-      </w:tr>
-      <w:tr>
-        <w:tc>
-          <w:tcPr>
-            <w:tcW w:type="dxa" w:w="1624"/>
-          </w:tcPr>
-          <w:p>
-            <w:r/>
-            <w:r>
-              <w:rPr>
-                <w:rFonts w:ascii="Times New Roman" w:hAnsi="Times New Roman" w:eastAsia="宋体"/>
-                <w:b w:val="0"/>
-                <w:sz w:val="19"/>
-              </w:rPr>
-              <w:t>网络化、包容性多边主义</w:t>
-            </w:r>
-          </w:p>
-        </w:tc>
-        <w:tc>
-          <w:tcPr>
-            <w:tcW w:type="dxa" w:w="1624"/>
-          </w:tcPr>
-          <w:p>
-            <w:r/>
-            <w:r>
-              <w:rPr>
-                <w:rFonts w:ascii="Times New Roman" w:hAnsi="Times New Roman" w:eastAsia="宋体"/>
-                <w:b w:val="0"/>
-                <w:sz w:val="19"/>
-              </w:rPr>
-              <w:t>联合国政策话语（2021年《我们的共同议程》等）</w:t>
-            </w:r>
-          </w:p>
-        </w:tc>
-        <w:tc>
-          <w:tcPr>
-            <w:tcW w:type="dxa" w:w="1624"/>
-          </w:tcPr>
-          <w:p>
-            <w:r/>
-            <w:r>
-              <w:rPr>
-                <w:rFonts w:ascii="Times New Roman" w:hAnsi="Times New Roman" w:eastAsia="宋体"/>
-                <w:b w:val="0"/>
-                <w:sz w:val="19"/>
-              </w:rPr>
-              <w:t>包容，包括国际组织之间及非国家行为体</w:t>
-            </w:r>
-          </w:p>
-        </w:tc>
-        <w:tc>
-          <w:tcPr>
-            <w:tcW w:type="dxa" w:w="1624"/>
-          </w:tcPr>
-          <w:p>
-            <w:r/>
-            <w:r>
-              <w:rPr>
-                <w:rFonts w:ascii="Times New Roman" w:hAnsi="Times New Roman" w:eastAsia="宋体"/>
-                <w:b w:val="0"/>
-                <w:sz w:val="19"/>
-              </w:rPr>
-              <w:t>组织间网络</w:t>
-            </w:r>
-          </w:p>
-        </w:tc>
-        <w:tc>
-          <w:tcPr>
-            <w:tcW w:type="dxa" w:w="1624"/>
-          </w:tcPr>
-          <w:p>
-            <w:r/>
-            <w:r>
-              <w:rPr>
-                <w:rFonts w:ascii="Times New Roman" w:hAnsi="Times New Roman" w:eastAsia="宋体"/>
-                <w:b w:val="0"/>
-                <w:sz w:val="19"/>
-              </w:rPr>
-              <w:t>—</w:t>
-            </w:r>
-          </w:p>
-        </w:tc>
-        <w:tc>
-          <w:tcPr>
-            <w:tcW w:type="dxa" w:w="1624"/>
-          </w:tcPr>
-          <w:p>
-            <w:r/>
-            <w:r>
-              <w:rPr>
-                <w:rFonts w:ascii="Times New Roman" w:hAnsi="Times New Roman" w:eastAsia="宋体"/>
-                <w:b w:val="0"/>
-                <w:sz w:val="19"/>
-              </w:rPr>
-              <w:t>关系的对象是</w:t>
-            </w:r>
-            <w:r>
-              <w:rPr>
-                <w:rFonts w:ascii="Times New Roman" w:hAnsi="Times New Roman" w:eastAsia="宋体"/>
-                <w:b/>
-                <w:sz w:val="19"/>
-              </w:rPr>
-              <w:t>组织之间</w:t>
-            </w:r>
-            <w:r>
-              <w:rPr>
-                <w:rFonts w:ascii="Times New Roman" w:hAnsi="Times New Roman" w:eastAsia="宋体"/>
-                <w:b w:val="0"/>
-                <w:sz w:val="19"/>
-              </w:rPr>
-              <w:t>；关系型多边主义关注</w:t>
-            </w:r>
-            <w:r>
-              <w:rPr>
-                <w:rFonts w:ascii="Times New Roman" w:hAnsi="Times New Roman" w:eastAsia="宋体"/>
-                <w:b/>
-                <w:sz w:val="19"/>
-              </w:rPr>
-              <w:t>国家之间</w:t>
-            </w:r>
-          </w:p>
-        </w:tc>
-      </w:tr>
-      <w:tr>
-        <w:tc>
-          <w:tcPr>
-            <w:tcW w:type="dxa" w:w="1624"/>
-          </w:tcPr>
-          <w:p>
-            <w:r/>
-            <w:r>
-              <w:rPr>
-                <w:rFonts w:ascii="Times New Roman" w:hAnsi="Times New Roman" w:eastAsia="宋体"/>
-                <w:b w:val="0"/>
-                <w:sz w:val="19"/>
-              </w:rPr>
-              <w:t>“真正的多边主义”</w:t>
-            </w:r>
-          </w:p>
-        </w:tc>
-        <w:tc>
-          <w:tcPr>
-            <w:tcW w:type="dxa" w:w="1624"/>
-          </w:tcPr>
-          <w:p>
-            <w:r/>
-            <w:r>
-              <w:rPr>
-                <w:rFonts w:ascii="Times New Roman" w:hAnsi="Times New Roman" w:eastAsia="宋体"/>
-                <w:b/>
-                <w:sz w:val="19"/>
-              </w:rPr>
-              <w:t>中国政策概念</w:t>
-            </w:r>
-            <w:r>
-              <w:rPr>
-                <w:rFonts w:ascii="Times New Roman" w:hAnsi="Times New Roman" w:eastAsia="宋体"/>
-                <w:b w:val="0"/>
-                <w:sz w:val="19"/>
-              </w:rPr>
-              <w:t>（2021年前后起在领导人讲话与外交表述中频繁出现）</w:t>
-            </w:r>
-          </w:p>
-        </w:tc>
-        <w:tc>
-          <w:tcPr>
-            <w:tcW w:type="dxa" w:w="1624"/>
-          </w:tcPr>
-          <w:p>
-            <w:r/>
-            <w:r>
-              <w:rPr>
-                <w:rFonts w:ascii="Times New Roman" w:hAnsi="Times New Roman" w:eastAsia="宋体"/>
-                <w:b w:val="0"/>
-                <w:sz w:val="19"/>
-              </w:rPr>
-              <w:t>普遍，以联合国为核心</w:t>
-            </w:r>
-          </w:p>
-        </w:tc>
-        <w:tc>
-          <w:tcPr>
-            <w:tcW w:type="dxa" w:w="1624"/>
-          </w:tcPr>
-          <w:p>
-            <w:r/>
-            <w:r>
-              <w:rPr>
-                <w:rFonts w:ascii="Times New Roman" w:hAnsi="Times New Roman" w:eastAsia="宋体"/>
-                <w:b w:val="0"/>
-                <w:sz w:val="19"/>
-              </w:rPr>
-              <w:t>强调国际法与《联合国宪章》，反对“小圈子”</w:t>
-            </w:r>
-          </w:p>
-        </w:tc>
-        <w:tc>
-          <w:tcPr>
-            <w:tcW w:type="dxa" w:w="1624"/>
-          </w:tcPr>
-          <w:p>
-            <w:r/>
-            <w:r>
-              <w:rPr>
-                <w:rFonts w:ascii="Times New Roman" w:hAnsi="Times New Roman" w:eastAsia="宋体"/>
-                <w:b w:val="0"/>
-                <w:sz w:val="19"/>
-              </w:rPr>
-              <w:t>主权平等</w:t>
-            </w:r>
-          </w:p>
-        </w:tc>
-        <w:tc>
-          <w:tcPr>
-            <w:tcW w:type="dxa" w:w="1624"/>
-          </w:tcPr>
-          <w:p>
-            <w:r/>
-            <w:r>
-              <w:rPr>
-                <w:rFonts w:ascii="Times New Roman" w:hAnsi="Times New Roman" w:eastAsia="宋体"/>
-                <w:b/>
-                <w:sz w:val="19"/>
-              </w:rPr>
-              <w:t>话语上接近“普遍＋规则”，不等于关系型多边主义</w:t>
-            </w:r>
-            <w:r>
-              <w:rPr>
-                <w:rFonts w:ascii="Times New Roman" w:hAnsi="Times New Roman" w:eastAsia="宋体"/>
-                <w:b w:val="0"/>
-                <w:sz w:val="19"/>
-              </w:rPr>
-              <w:t>；Cooper（2025/2026）分析了中国与印度围绕“真正的多边主义”与“小圈子”的话语竞争</w:t>
-            </w:r>
-          </w:p>
-        </w:tc>
-      </w:tr>
-      <w:tr>
-        <w:tc>
-          <w:tcPr>
-            <w:tcW w:type="dxa" w:w="1624"/>
-          </w:tcPr>
-          <w:p>
-            <w:r/>
-            <w:r>
-              <w:rPr>
-                <w:rFonts w:ascii="Times New Roman" w:hAnsi="Times New Roman" w:eastAsia="宋体"/>
-                <w:b w:val="0"/>
-                <w:sz w:val="19"/>
-              </w:rPr>
-              <w:t>多元多边主义</w:t>
-            </w:r>
-          </w:p>
-        </w:tc>
-        <w:tc>
-          <w:tcPr>
-            <w:tcW w:type="dxa" w:w="1624"/>
-          </w:tcPr>
-          <w:p>
-            <w:r/>
-            <w:r>
-              <w:rPr>
-                <w:rFonts w:ascii="Times New Roman" w:hAnsi="Times New Roman" w:eastAsia="宋体"/>
-                <w:b w:val="0"/>
-                <w:sz w:val="19"/>
-              </w:rPr>
-              <w:t>秦亚青（2020）关于跨国治理与多元多边主义的研究</w:t>
-            </w:r>
-          </w:p>
-        </w:tc>
-        <w:tc>
-          <w:tcPr>
-            <w:tcW w:type="dxa" w:w="1624"/>
-          </w:tcPr>
-          <w:p>
-            <w:r/>
-            <w:r>
-              <w:rPr>
-                <w:rFonts w:ascii="Times New Roman" w:hAnsi="Times New Roman" w:eastAsia="宋体"/>
-                <w:b w:val="0"/>
-                <w:sz w:val="19"/>
-              </w:rPr>
-              <w:t>—</w:t>
-            </w:r>
-          </w:p>
-        </w:tc>
-        <w:tc>
-          <w:tcPr>
-            <w:tcW w:type="dxa" w:w="1624"/>
-          </w:tcPr>
-          <w:p>
-            <w:r/>
-            <w:r>
-              <w:rPr>
-                <w:rFonts w:ascii="Times New Roman" w:hAnsi="Times New Roman" w:eastAsia="宋体"/>
-                <w:b w:val="0"/>
-                <w:sz w:val="19"/>
-              </w:rPr>
-              <w:t>—</w:t>
-            </w:r>
-          </w:p>
-        </w:tc>
-        <w:tc>
-          <w:tcPr>
-            <w:tcW w:type="dxa" w:w="1624"/>
-          </w:tcPr>
-          <w:p>
-            <w:r/>
-            <w:r>
-              <w:rPr>
-                <w:rFonts w:ascii="Times New Roman" w:hAnsi="Times New Roman" w:eastAsia="宋体"/>
-                <w:b w:val="0"/>
-                <w:sz w:val="19"/>
-              </w:rPr>
-              <w:t>—</w:t>
-            </w:r>
-          </w:p>
-        </w:tc>
-        <w:tc>
-          <w:tcPr>
-            <w:tcW w:type="dxa" w:w="1624"/>
-          </w:tcPr>
-          <w:p>
-            <w:r/>
-            <w:r>
-              <w:rPr>
-                <w:rFonts w:ascii="Times New Roman" w:hAnsi="Times New Roman" w:eastAsia="宋体"/>
-                <w:b w:val="0"/>
-                <w:sz w:val="19"/>
-              </w:rPr>
-              <w:t>中文学界的直接前身之一</w:t>
-            </w:r>
-          </w:p>
-        </w:tc>
-      </w:tr>
-      <w:tr>
-        <w:tc>
-          <w:tcPr>
-            <w:tcW w:type="dxa" w:w="1624"/>
-          </w:tcPr>
-          <w:p>
-            <w:r/>
-            <w:r>
-              <w:rPr>
-                <w:rFonts w:ascii="Times New Roman" w:hAnsi="Times New Roman" w:eastAsia="宋体"/>
-                <w:b w:val="0"/>
-                <w:sz w:val="19"/>
-              </w:rPr>
-              <w:t>儒家多边主义</w:t>
-            </w:r>
-          </w:p>
-        </w:tc>
-        <w:tc>
-          <w:tcPr>
-            <w:tcW w:type="dxa" w:w="1624"/>
-          </w:tcPr>
-          <w:p>
-            <w:r/>
-            <w:r>
-              <w:rPr>
-                <w:rFonts w:ascii="Times New Roman" w:hAnsi="Times New Roman" w:eastAsia="宋体"/>
-                <w:b w:val="0"/>
-                <w:sz w:val="19"/>
-              </w:rPr>
-              <w:t>Shih与Kuo（2024，*Chinese Journal of International Politics*）</w:t>
-            </w:r>
-          </w:p>
-        </w:tc>
-        <w:tc>
-          <w:tcPr>
-            <w:tcW w:type="dxa" w:w="1624"/>
-          </w:tcPr>
-          <w:p>
-            <w:r/>
-            <w:r>
-              <w:rPr>
-                <w:rFonts w:ascii="Times New Roman" w:hAnsi="Times New Roman" w:eastAsia="宋体"/>
-                <w:b w:val="0"/>
-                <w:sz w:val="19"/>
-              </w:rPr>
-              <w:t>—</w:t>
-            </w:r>
-          </w:p>
-        </w:tc>
-        <w:tc>
-          <w:tcPr>
-            <w:tcW w:type="dxa" w:w="1624"/>
-          </w:tcPr>
-          <w:p>
-            <w:r/>
-            <w:r>
-              <w:rPr>
-                <w:rFonts w:ascii="Times New Roman" w:hAnsi="Times New Roman" w:eastAsia="宋体"/>
-                <w:b w:val="0"/>
-                <w:sz w:val="19"/>
-              </w:rPr>
-              <w:t>关系与情感</w:t>
-            </w:r>
-          </w:p>
-        </w:tc>
-        <w:tc>
-          <w:tcPr>
-            <w:tcW w:type="dxa" w:w="1624"/>
-          </w:tcPr>
-          <w:p>
-            <w:r/>
-            <w:r>
-              <w:rPr>
-                <w:rFonts w:ascii="Times New Roman" w:hAnsi="Times New Roman" w:eastAsia="宋体"/>
-                <w:b w:val="0"/>
-                <w:sz w:val="19"/>
-              </w:rPr>
-              <w:t>—</w:t>
-            </w:r>
-          </w:p>
-        </w:tc>
-        <w:tc>
-          <w:tcPr>
-            <w:tcW w:type="dxa" w:w="1624"/>
-          </w:tcPr>
-          <w:p>
-            <w:r/>
-            <w:r>
-              <w:rPr>
-                <w:rFonts w:ascii="Times New Roman" w:hAnsi="Times New Roman" w:eastAsia="宋体"/>
-                <w:b w:val="0"/>
-                <w:sz w:val="19"/>
-              </w:rPr>
-              <w:t>文化—思想史路径，可作为思想资源</w:t>
+              <w:t>主权平等原则之下的差序化伙伴关系</w:t>
             </w:r>
           </w:p>
         </w:tc>
@@ -2228,6 +1344,114 @@
     <w:p/>
     <w:p>
       <w:pPr>
+        <w:ind w:firstLine="440"/>
+      </w:pPr>
+      <w:r>
+        <w:rPr>
+          <w:rFonts w:ascii="Times New Roman" w:hAnsi="Times New Roman" w:eastAsia="宋体"/>
+          <w:b/>
+          <w:sz w:val="22"/>
+        </w:rPr>
+        <w:t>这一框架带来的三点澄清</w:t>
+      </w:r>
+      <w:r>
+        <w:rPr>
+          <w:rFonts w:ascii="Times New Roman" w:hAnsi="Times New Roman" w:eastAsia="宋体"/>
+          <w:b w:val="0"/>
+          <w:sz w:val="22"/>
+        </w:rPr>
+        <w:t>：</w:t>
+      </w:r>
+    </w:p>
+    <w:p>
+      <w:pPr>
+        <w:ind w:firstLine="440"/>
+      </w:pPr>
+      <w:r>
+        <w:rPr>
+          <w:rFonts w:ascii="Times New Roman" w:hAnsi="Times New Roman" w:eastAsia="宋体"/>
+          <w:b w:val="0"/>
+          <w:sz w:val="22"/>
+        </w:rPr>
+        <w:t xml:space="preserve">1. </w:t>
+      </w:r>
+      <w:r>
+        <w:rPr>
+          <w:rFonts w:ascii="Times New Roman" w:hAnsi="Times New Roman" w:eastAsia="宋体"/>
+          <w:b/>
+          <w:sz w:val="22"/>
+        </w:rPr>
+        <w:t>规则主要在第①、②层，关系主要在第③、④层</w:t>
+      </w:r>
+      <w:r>
+        <w:rPr>
+          <w:rFonts w:ascii="Times New Roman" w:hAnsi="Times New Roman" w:eastAsia="宋体"/>
+          <w:b w:val="0"/>
+          <w:sz w:val="22"/>
+        </w:rPr>
+        <w:t>，二者处于不同层次，是互补关系；</w:t>
+      </w:r>
+    </w:p>
+    <w:p>
+      <w:pPr>
+        <w:ind w:firstLine="440"/>
+      </w:pPr>
+      <w:r>
+        <w:rPr>
+          <w:rFonts w:ascii="Times New Roman" w:hAnsi="Times New Roman" w:eastAsia="宋体"/>
+          <w:b w:val="0"/>
+          <w:sz w:val="22"/>
+        </w:rPr>
+        <w:t>2. 中国坚持以联合国为核心的规则体系（第①、②层）与采用关系型合作方式（第③层）</w:t>
+      </w:r>
+      <w:r>
+        <w:rPr>
+          <w:rFonts w:ascii="Times New Roman" w:hAnsi="Times New Roman" w:eastAsia="宋体"/>
+          <w:b/>
+          <w:sz w:val="22"/>
+        </w:rPr>
+        <w:t>并不矛盾</w:t>
+      </w:r>
+      <w:r>
+        <w:rPr>
+          <w:rFonts w:ascii="Times New Roman" w:hAnsi="Times New Roman" w:eastAsia="宋体"/>
+          <w:b w:val="0"/>
+          <w:sz w:val="22"/>
+        </w:rPr>
+        <w:t>，而是分层组合；</w:t>
+      </w:r>
+    </w:p>
+    <w:p>
+      <w:pPr>
+        <w:ind w:firstLine="440"/>
+      </w:pPr>
+      <w:r>
+        <w:rPr>
+          <w:rFonts w:ascii="Times New Roman" w:hAnsi="Times New Roman" w:eastAsia="宋体"/>
+          <w:b w:val="0"/>
+          <w:sz w:val="22"/>
+        </w:rPr>
+        <w:t>3. 关系型多边主义是关于</w:t>
+      </w:r>
+      <w:r>
+        <w:rPr>
+          <w:rFonts w:ascii="Times New Roman" w:hAnsi="Times New Roman" w:eastAsia="宋体"/>
+          <w:b/>
+          <w:sz w:val="22"/>
+        </w:rPr>
+        <w:t>第③层运行机制</w:t>
+      </w:r>
+      <w:r>
+        <w:rPr>
+          <w:rFonts w:ascii="Times New Roman" w:hAnsi="Times New Roman" w:eastAsia="宋体"/>
+          <w:b w:val="0"/>
+          <w:sz w:val="22"/>
+        </w:rPr>
+        <w:t>的概念，它以第①、②层的普遍原则与构成性规则为前提。</w:t>
+      </w:r>
+    </w:p>
+    <w:p>
+      <w:pPr>
         <w:spacing w:before="120"/>
       </w:pPr>
       <w:r>
@@ -2237,83 +1461,7 @@
           <w:color w:val="2E5C8A"/>
           <w:sz w:val="25"/>
         </w:rPr>
-        <w:t>2.3 一张三维地图：理清所有概念的位置</w:t>
-      </w:r>
-    </w:p>
-    <w:p>
-      <w:pPr>
-        <w:ind w:firstLine="440"/>
-      </w:pPr>
-      <w:r>
-        <w:rPr>
-          <w:rFonts w:ascii="Times New Roman" w:hAnsi="Times New Roman" w:eastAsia="宋体"/>
-          <w:b w:val="0"/>
-          <w:sz w:val="22"/>
-        </w:rPr>
-        <w:t>用三个维度可以把上面的概念放进同一张图：</w:t>
-      </w:r>
-    </w:p>
-    <w:p>
-      <w:pPr>
-        <w:pStyle w:val="ListBullet"/>
-      </w:pPr>
-      <w:r>
-        <w:rPr>
-          <w:rFonts w:ascii="Times New Roman" w:hAnsi="Times New Roman" w:eastAsia="宋体"/>
-          <w:b/>
-          <w:sz w:val="22"/>
-        </w:rPr>
-        <w:t>维度一：成员范围</w:t>
-      </w:r>
-      <w:r>
-        <w:rPr>
-          <w:rFonts w:ascii="Times New Roman" w:hAnsi="Times New Roman" w:eastAsia="宋体"/>
-          <w:b w:val="0"/>
-          <w:sz w:val="22"/>
-        </w:rPr>
-        <w:t>（排他 ↔ 包容）</w:t>
-      </w:r>
-    </w:p>
-    <w:p>
-      <w:pPr>
-        <w:pStyle w:val="ListBullet"/>
-      </w:pPr>
-      <w:r>
-        <w:rPr>
-          <w:rFonts w:ascii="Times New Roman" w:hAnsi="Times New Roman" w:eastAsia="宋体"/>
-          <w:b/>
-          <w:sz w:val="22"/>
-        </w:rPr>
-        <w:t>维度二：维持机制</w:t>
-      </w:r>
-      <w:r>
-        <w:rPr>
-          <w:rFonts w:ascii="Times New Roman" w:hAnsi="Times New Roman" w:eastAsia="宋体"/>
-          <w:b w:val="0"/>
-          <w:sz w:val="22"/>
-        </w:rPr>
-        <w:t>（规则与法律 ↔ 关系与实践）</w:t>
-      </w:r>
-    </w:p>
-    <w:p>
-      <w:pPr>
-        <w:pStyle w:val="ListBullet"/>
-      </w:pPr>
-      <w:r>
-        <w:rPr>
-          <w:rFonts w:ascii="Times New Roman" w:hAnsi="Times New Roman" w:eastAsia="宋体"/>
-          <w:b/>
-          <w:sz w:val="22"/>
-        </w:rPr>
-        <w:t>维度三：成员结构</w:t>
-      </w:r>
-      <w:r>
-        <w:rPr>
-          <w:rFonts w:ascii="Times New Roman" w:hAnsi="Times New Roman" w:eastAsia="宋体"/>
-          <w:b w:val="0"/>
-          <w:sz w:val="22"/>
-        </w:rPr>
-        <w:t>（平等 ↔ 差序）</w:t>
+        <w:t>3.1 “规则”的三种含义（避免概念混淆）</w:t>
       </w:r>
     </w:p>
     <w:tbl>
@@ -2335,15 +1483,6 @@
           </w:tcPr>
           <w:p>
             <w:r/>
-          </w:p>
-        </w:tc>
-        <w:tc>
-          <w:tcPr>
-            <w:tcW w:type="dxa" w:w="3249"/>
-            <w:shd w:val="clear" w:fill="1F4E79"/>
-          </w:tcPr>
-          <w:p>
-            <w:r/>
             <w:r>
               <w:rPr>
                 <w:rFonts w:ascii="Times New Roman" w:hAnsi="Times New Roman" w:eastAsia="宋体"/>
@@ -2351,7 +1490,7 @@
                 <w:color w:val="FFFFFF"/>
                 <w:sz w:val="19"/>
               </w:rPr>
-              <w:t>规则维持</w:t>
+              <w:t>含义</w:t>
             </w:r>
           </w:p>
         </w:tc>
@@ -2369,7 +1508,25 @@
                 <w:color w:val="FFFFFF"/>
                 <w:sz w:val="19"/>
               </w:rPr>
-              <w:t>关系维持</w:t>
+              <w:t>内容</w:t>
+            </w:r>
+          </w:p>
+        </w:tc>
+        <w:tc>
+          <w:tcPr>
+            <w:tcW w:type="dxa" w:w="3249"/>
+            <w:shd w:val="clear" w:fill="1F4E79"/>
+          </w:tcPr>
+          <w:p>
+            <w:r/>
+            <w:r>
+              <w:rPr>
+                <w:rFonts w:ascii="Times New Roman" w:hAnsi="Times New Roman" w:eastAsia="宋体"/>
+                <w:b/>
+                <w:color w:val="FFFFFF"/>
+                <w:sz w:val="19"/>
+              </w:rPr>
+              <w:t>所在层次</w:t>
             </w:r>
           </w:p>
         </w:tc>
@@ -2384,10 +1541,10 @@
             <w:r>
               <w:rPr>
                 <w:rFonts w:ascii="Times New Roman" w:hAnsi="Times New Roman" w:eastAsia="宋体"/>
-                <w:b/>
+                <w:b w:val="0"/>
                 <w:sz w:val="19"/>
               </w:rPr>
-              <w:t>包容</w:t>
+              <w:t>构成性规则</w:t>
             </w:r>
           </w:p>
         </w:tc>
@@ -2403,49 +1560,7 @@
                 <w:b w:val="0"/>
                 <w:sz w:val="19"/>
               </w:rPr>
-              <w:t>鲁杰式多边主义；基于规则的多边主义（理想状态）；“真正的多边主义”（话语层面）</w:t>
-            </w:r>
-          </w:p>
-        </w:tc>
-        <w:tc>
-          <w:tcPr>
-            <w:tcW w:type="dxa" w:w="3249"/>
-          </w:tcPr>
-          <w:p>
-            <w:r/>
-            <w:r>
-              <w:rPr>
-                <w:rFonts w:ascii="Times New Roman" w:hAnsi="Times New Roman" w:eastAsia="宋体"/>
-                <w:b/>
-                <w:sz w:val="19"/>
-              </w:rPr>
-              <w:t>关系型多边主义</w:t>
-            </w:r>
-            <w:r>
-              <w:rPr>
-                <w:rFonts w:ascii="Times New Roman" w:hAnsi="Times New Roman" w:eastAsia="宋体"/>
-                <w:b w:val="0"/>
-                <w:sz w:val="19"/>
-              </w:rPr>
-              <w:t>（东盟方式、论坛加项目型安排）</w:t>
-            </w:r>
-          </w:p>
-        </w:tc>
-      </w:tr>
-      <w:tr>
-        <w:tc>
-          <w:tcPr>
-            <w:tcW w:type="dxa" w:w="3249"/>
-          </w:tcPr>
-          <w:p>
-            <w:r/>
-            <w:r>
-              <w:rPr>
-                <w:rFonts w:ascii="Times New Roman" w:hAnsi="Times New Roman" w:eastAsia="宋体"/>
-                <w:b/>
-                <w:sz w:val="19"/>
-              </w:rPr>
-              <w:t>排他</w:t>
+              <w:t>《联合国宪章》、一般国际法：规定国际社会的基本秩序与行为体身份</w:t>
             </w:r>
           </w:p>
         </w:tc>
@@ -2461,7 +1576,25 @@
                 <w:b w:val="0"/>
                 <w:sz w:val="19"/>
               </w:rPr>
-              <w:t>俱乐部多边主义（如气候俱乐部、高标准贸易协定）</w:t>
+              <w:t>第①、②层</w:t>
+            </w:r>
+          </w:p>
+        </w:tc>
+      </w:tr>
+      <w:tr>
+        <w:tc>
+          <w:tcPr>
+            <w:tcW w:type="dxa" w:w="3249"/>
+          </w:tcPr>
+          <w:p>
+            <w:r/>
+            <w:r>
+              <w:rPr>
+                <w:rFonts w:ascii="Times New Roman" w:hAnsi="Times New Roman" w:eastAsia="宋体"/>
+                <w:b w:val="0"/>
+                <w:sz w:val="19"/>
+              </w:rPr>
+              <w:t>调节性规则</w:t>
             </w:r>
           </w:p>
         </w:tc>
@@ -2477,7 +1610,73 @@
                 <w:b w:val="0"/>
                 <w:sz w:val="19"/>
               </w:rPr>
-              <w:t>关系型小多边主义（如四方安全对话的非正式协调）</w:t>
+              <w:t>具体机制中的法律化义务，如WTO纪律、条约中的具体承诺</w:t>
+            </w:r>
+          </w:p>
+        </w:tc>
+        <w:tc>
+          <w:tcPr>
+            <w:tcW w:type="dxa" w:w="3249"/>
+          </w:tcPr>
+          <w:p>
+            <w:r/>
+            <w:r>
+              <w:rPr>
+                <w:rFonts w:ascii="Times New Roman" w:hAnsi="Times New Roman" w:eastAsia="宋体"/>
+                <w:b w:val="0"/>
+                <w:sz w:val="19"/>
+              </w:rPr>
+              <w:t>第③层</w:t>
+            </w:r>
+          </w:p>
+        </w:tc>
+      </w:tr>
+      <w:tr>
+        <w:tc>
+          <w:tcPr>
+            <w:tcW w:type="dxa" w:w="3249"/>
+          </w:tcPr>
+          <w:p>
+            <w:r/>
+            <w:r>
+              <w:rPr>
+                <w:rFonts w:ascii="Times New Roman" w:hAnsi="Times New Roman" w:eastAsia="宋体"/>
+                <w:b w:val="0"/>
+                <w:sz w:val="19"/>
+              </w:rPr>
+              <w:t>政治话语中的“基于规则的秩序”</w:t>
+            </w:r>
+          </w:p>
+        </w:tc>
+        <w:tc>
+          <w:tcPr>
+            <w:tcW w:type="dxa" w:w="3249"/>
+          </w:tcPr>
+          <w:p>
+            <w:r/>
+            <w:r>
+              <w:rPr>
+                <w:rFonts w:ascii="Times New Roman" w:hAnsi="Times New Roman" w:eastAsia="宋体"/>
+                <w:b w:val="0"/>
+                <w:sz w:val="19"/>
+              </w:rPr>
+              <w:t>所指不明：规则由谁制定、与国际法关系如何，学界有争议（Dugard 2023，*Leiden Journal of International Law*；Trachtenberg 2025，*International Security*）</w:t>
+            </w:r>
+          </w:p>
+        </w:tc>
+        <w:tc>
+          <w:tcPr>
+            <w:tcW w:type="dxa" w:w="3249"/>
+          </w:tcPr>
+          <w:p>
+            <w:r/>
+            <w:r>
+              <w:rPr>
+                <w:rFonts w:ascii="Times New Roman" w:hAnsi="Times New Roman" w:eastAsia="宋体"/>
+                <w:b w:val="0"/>
+                <w:sz w:val="19"/>
+              </w:rPr>
+              <w:t>主要是关于第①、②层“谁的规则”的政治争论</w:t>
             </w:r>
           </w:p>
         </w:tc>
@@ -2494,7 +1693,7 @@
           <w:b w:val="0"/>
           <w:sz w:val="22"/>
         </w:rPr>
-        <w:t>第三个维度（平等与差序）是关系型多边主义区别于鲁杰式多边主义的关键：鲁杰式多边主义以成员形式平等为前提，而关系型多边主义承认关系有远近之分（费孝通意义上的“差序格局”），同时要求这种差序受到共同议程与成员退出、发言权利的约束。</w:t>
+        <w:t>关于构成性规则与调节性规则的区分，可参照鲁杰（1998，*International Organization*）对社会建构主义的讨论。</w:t>
       </w:r>
       <w:r>
         <w:rPr>
@@ -2502,47 +1701,7 @@
           <w:b/>
           <w:sz w:val="22"/>
         </w:rPr>
-        <w:t>处理好“差序如何与多边包容共存”，是这个概念理论深度的所在。</w:t>
-      </w:r>
-    </w:p>
-    <w:p>
-      <w:pPr>
-        <w:spacing w:before="120"/>
-      </w:pPr>
-      <w:r>
-        <w:rPr>
-          <w:rFonts w:ascii="Times New Roman" w:hAnsi="Times New Roman" w:eastAsia="黑体"/>
-          <w:b/>
-          <w:color w:val="2E5C8A"/>
-          <w:sz w:val="25"/>
-        </w:rPr>
-        <w:t>2.4 一个尖锐的发现：话语与实践之间的缝隙</w:t>
-      </w:r>
-    </w:p>
-    <w:p>
-      <w:pPr>
-        <w:ind w:firstLine="440"/>
-      </w:pPr>
-      <w:r>
-        <w:rPr>
-          <w:rFonts w:ascii="Times New Roman" w:hAnsi="Times New Roman" w:eastAsia="宋体"/>
-          <w:b w:val="0"/>
-          <w:sz w:val="22"/>
-        </w:rPr>
-        <w:t>把“真正的多边主义”放进上表会发现一个有意思的错位：</w:t>
-      </w:r>
-    </w:p>
-    <w:p>
-      <w:pPr>
-        <w:pStyle w:val="ListBullet"/>
-      </w:pPr>
-      <w:r>
-        <w:rPr>
-          <w:rFonts w:ascii="Times New Roman" w:hAnsi="Times New Roman" w:eastAsia="宋体"/>
-          <w:b/>
-          <w:sz w:val="22"/>
-        </w:rPr>
-        <w:t>话语层面</w:t>
+        <w:t>中国强调的是构成性规则意义上的国际法与联合国体系</w:t>
       </w:r>
       <w:r>
         <w:rPr>
@@ -2550,65 +1709,7 @@
           <w:b w:val="0"/>
           <w:sz w:val="22"/>
         </w:rPr>
-        <w:t>：强调联合国、国际法、《联合国宪章》、反对小圈子，属于“包容＋规则”的格子；</w:t>
-      </w:r>
-    </w:p>
-    <w:p>
-      <w:pPr>
-        <w:pStyle w:val="ListBullet"/>
-      </w:pPr>
-      <w:r>
-        <w:rPr>
-          <w:rFonts w:ascii="Times New Roman" w:hAnsi="Times New Roman" w:eastAsia="宋体"/>
-          <w:b/>
-          <w:sz w:val="22"/>
-        </w:rPr>
-        <w:t>实践层面</w:t>
-      </w:r>
-      <w:r>
-        <w:rPr>
-          <w:rFonts w:ascii="Times New Roman" w:hAnsi="Times New Roman" w:eastAsia="宋体"/>
-          <w:b w:val="0"/>
-          <w:sz w:val="22"/>
-        </w:rPr>
-        <w:t>：中国主导或深度参与的多边安排，如中非合作论坛、澜湄合作、中国—中亚峰会机制、中国—拉共体论坛等，大多以领导人会晤、部长级对话、行动计划与项目为主要形式，法律化程度较低，更接近“包容＋关系”的格子。</w:t>
-      </w:r>
-    </w:p>
-    <w:p>
-      <w:pPr>
-        <w:ind w:firstLine="440"/>
-      </w:pPr>
-      <w:r>
-        <w:rPr>
-          <w:rFonts w:ascii="Times New Roman" w:hAnsi="Times New Roman" w:eastAsia="宋体"/>
-          <w:b/>
-          <w:sz w:val="22"/>
-        </w:rPr>
-        <w:t>这道缝隙可以发展为一篇独立论文</w:t>
-      </w:r>
-      <w:r>
-        <w:rPr>
-          <w:rFonts w:ascii="Times New Roman" w:hAnsi="Times New Roman" w:eastAsia="宋体"/>
-          <w:b w:val="0"/>
-          <w:sz w:val="22"/>
-        </w:rPr>
-        <w:t>：中国为何在全球层面使用规则话语，在区域与跨区域层面采用关系实践？一个可检验的解释是</w:t>
-      </w:r>
-      <w:r>
-        <w:rPr>
-          <w:rFonts w:ascii="Times New Roman" w:hAnsi="Times New Roman" w:eastAsia="宋体"/>
-          <w:b/>
-          <w:sz w:val="22"/>
-        </w:rPr>
-        <w:t>双轨策略</w:t>
-      </w:r>
-      <w:r>
-        <w:rPr>
-          <w:rFonts w:ascii="Times New Roman" w:hAnsi="Times New Roman" w:eastAsia="宋体"/>
-          <w:b w:val="0"/>
-          <w:sz w:val="22"/>
-        </w:rPr>
-        <w:t>：全球层的规则话语提供合法性，区域层的关系实践提供灵活性与效能。这与三元悖论中“全球层占普遍、区域层占自主”的分配逻辑一致。对这一解释同样要设计可以证伪的检验，而不是预设其成立。</w:t>
+        <w:t>；关系型多边主义讨论的是调节性规则之外的另一种运行机制，并以构成性规则为前提。</w:t>
       </w:r>
     </w:p>
     <w:p>
@@ -2635,7 +1736,1120 @@
           <w:color w:val="1F4E79"/>
           <w:sz w:val="30"/>
         </w:rPr>
-        <w:t>三、关系理论的三条谱系</w:t>
+        <w:t>四、多边主义概念谱系的重新定位</w:t>
+      </w:r>
+    </w:p>
+    <w:p>
+      <w:pPr>
+        <w:ind w:firstLine="440"/>
+      </w:pPr>
+      <w:r>
+        <w:rPr>
+          <w:rFonts w:ascii="Times New Roman" w:hAnsi="Times New Roman" w:eastAsia="宋体"/>
+          <w:b w:val="0"/>
+          <w:sz w:val="22"/>
+        </w:rPr>
+        <w:t>借助四层次框架，可以清楚地看到各类概念分别回答的是哪一层的问题。</w:t>
+      </w:r>
+    </w:p>
+    <w:tbl>
+      <w:tblPr>
+        <w:tblStyle w:val="TableGrid"/>
+        <w:tblW w:type="auto" w:w="0"/>
+        <w:tblLook w:firstColumn="1" w:firstRow="1" w:lastColumn="0" w:lastRow="0" w:noHBand="0" w:noVBand="1" w:val="04A0"/>
+      </w:tblPr>
+      <w:tblGrid>
+        <w:gridCol w:w="1949"/>
+        <w:gridCol w:w="1949"/>
+        <w:gridCol w:w="1949"/>
+        <w:gridCol w:w="1949"/>
+        <w:gridCol w:w="1949"/>
+      </w:tblGrid>
+      <w:tr>
+        <w:tc>
+          <w:tcPr>
+            <w:tcW w:type="dxa" w:w="1949"/>
+            <w:shd w:val="clear" w:fill="1F4E79"/>
+          </w:tcPr>
+          <w:p>
+            <w:r/>
+            <w:r>
+              <w:rPr>
+                <w:rFonts w:ascii="Times New Roman" w:hAnsi="Times New Roman" w:eastAsia="宋体"/>
+                <w:b/>
+                <w:color w:val="FFFFFF"/>
+                <w:sz w:val="19"/>
+              </w:rPr>
+              <w:t>概念</w:t>
+            </w:r>
+          </w:p>
+        </w:tc>
+        <w:tc>
+          <w:tcPr>
+            <w:tcW w:type="dxa" w:w="1949"/>
+            <w:shd w:val="clear" w:fill="1F4E79"/>
+          </w:tcPr>
+          <w:p>
+            <w:r/>
+            <w:r>
+              <w:rPr>
+                <w:rFonts w:ascii="Times New Roman" w:hAnsi="Times New Roman" w:eastAsia="宋体"/>
+                <w:b/>
+                <w:color w:val="FFFFFF"/>
+                <w:sz w:val="19"/>
+              </w:rPr>
+              <w:t>来源与性质</w:t>
+            </w:r>
+          </w:p>
+        </w:tc>
+        <w:tc>
+          <w:tcPr>
+            <w:tcW w:type="dxa" w:w="1949"/>
+            <w:shd w:val="clear" w:fill="1F4E79"/>
+          </w:tcPr>
+          <w:p>
+            <w:r/>
+            <w:r>
+              <w:rPr>
+                <w:rFonts w:ascii="Times New Roman" w:hAnsi="Times New Roman" w:eastAsia="宋体"/>
+                <w:b/>
+                <w:color w:val="FFFFFF"/>
+                <w:sz w:val="19"/>
+              </w:rPr>
+              <w:t>主要回答的层次</w:t>
+            </w:r>
+          </w:p>
+        </w:tc>
+        <w:tc>
+          <w:tcPr>
+            <w:tcW w:type="dxa" w:w="1949"/>
+            <w:shd w:val="clear" w:fill="1F4E79"/>
+          </w:tcPr>
+          <w:p>
+            <w:r/>
+            <w:r>
+              <w:rPr>
+                <w:rFonts w:ascii="Times New Roman" w:hAnsi="Times New Roman" w:eastAsia="宋体"/>
+                <w:b/>
+                <w:color w:val="FFFFFF"/>
+                <w:sz w:val="19"/>
+              </w:rPr>
+              <w:t>核心主张</w:t>
+            </w:r>
+          </w:p>
+        </w:tc>
+        <w:tc>
+          <w:tcPr>
+            <w:tcW w:type="dxa" w:w="1949"/>
+            <w:shd w:val="clear" w:fill="1F4E79"/>
+          </w:tcPr>
+          <w:p>
+            <w:r/>
+            <w:r>
+              <w:rPr>
+                <w:rFonts w:ascii="Times New Roman" w:hAnsi="Times New Roman" w:eastAsia="宋体"/>
+                <w:b/>
+                <w:color w:val="FFFFFF"/>
+                <w:sz w:val="19"/>
+              </w:rPr>
+              <w:t>与关系型多边主义的关系</w:t>
+            </w:r>
+          </w:p>
+        </w:tc>
+      </w:tr>
+      <w:tr>
+        <w:tc>
+          <w:tcPr>
+            <w:tcW w:type="dxa" w:w="1949"/>
+          </w:tcPr>
+          <w:p>
+            <w:r/>
+            <w:r>
+              <w:rPr>
+                <w:rFonts w:ascii="Times New Roman" w:hAnsi="Times New Roman" w:eastAsia="宋体"/>
+                <w:b w:val="0"/>
+                <w:sz w:val="19"/>
+              </w:rPr>
+              <w:t>鲁杰式多边主义</w:t>
+            </w:r>
+          </w:p>
+        </w:tc>
+        <w:tc>
+          <w:tcPr>
+            <w:tcW w:type="dxa" w:w="1949"/>
+          </w:tcPr>
+          <w:p>
+            <w:r/>
+            <w:r>
+              <w:rPr>
+                <w:rFonts w:ascii="Times New Roman" w:hAnsi="Times New Roman" w:eastAsia="宋体"/>
+                <w:b w:val="0"/>
+                <w:sz w:val="19"/>
+              </w:rPr>
+              <w:t>学术概念（1992）</w:t>
+            </w:r>
+          </w:p>
+        </w:tc>
+        <w:tc>
+          <w:tcPr>
+            <w:tcW w:type="dxa" w:w="1949"/>
+          </w:tcPr>
+          <w:p>
+            <w:r/>
+            <w:r>
+              <w:rPr>
+                <w:rFonts w:ascii="Times New Roman" w:hAnsi="Times New Roman" w:eastAsia="宋体"/>
+                <w:b w:val="0"/>
+                <w:sz w:val="19"/>
+              </w:rPr>
+              <w:t>①②③</w:t>
+            </w:r>
+          </w:p>
+        </w:tc>
+        <w:tc>
+          <w:tcPr>
+            <w:tcW w:type="dxa" w:w="1949"/>
+          </w:tcPr>
+          <w:p>
+            <w:r/>
+            <w:r>
+              <w:rPr>
+                <w:rFonts w:ascii="Times New Roman" w:hAnsi="Times New Roman" w:eastAsia="宋体"/>
+                <w:b w:val="0"/>
+                <w:sz w:val="19"/>
+              </w:rPr>
+              <w:t>普遍原则，运行上以广义规则为主</w:t>
+            </w:r>
+          </w:p>
+        </w:tc>
+        <w:tc>
+          <w:tcPr>
+            <w:tcW w:type="dxa" w:w="1949"/>
+          </w:tcPr>
+          <w:p>
+            <w:r/>
+            <w:r>
+              <w:rPr>
+                <w:rFonts w:ascii="Times New Roman" w:hAnsi="Times New Roman" w:eastAsia="宋体"/>
+                <w:b/>
+                <w:sz w:val="19"/>
+              </w:rPr>
+              <w:t>母概念</w:t>
+            </w:r>
+            <w:r>
+              <w:rPr>
+                <w:rFonts w:ascii="Times New Roman" w:hAnsi="Times New Roman" w:eastAsia="宋体"/>
+                <w:b w:val="0"/>
+                <w:sz w:val="19"/>
+              </w:rPr>
+              <w:t>；关系型多边主义共享其原则层，在运行层扩展机制类型</w:t>
+            </w:r>
+          </w:p>
+        </w:tc>
+      </w:tr>
+      <w:tr>
+        <w:tc>
+          <w:tcPr>
+            <w:tcW w:type="dxa" w:w="1949"/>
+          </w:tcPr>
+          <w:p>
+            <w:r/>
+            <w:r>
+              <w:rPr>
+                <w:rFonts w:ascii="Times New Roman" w:hAnsi="Times New Roman" w:eastAsia="宋体"/>
+                <w:b w:val="0"/>
+                <w:sz w:val="19"/>
+              </w:rPr>
+              <w:t>基于规则的国际秩序</w:t>
+            </w:r>
+          </w:p>
+        </w:tc>
+        <w:tc>
+          <w:tcPr>
+            <w:tcW w:type="dxa" w:w="1949"/>
+          </w:tcPr>
+          <w:p>
+            <w:r/>
+            <w:r>
+              <w:rPr>
+                <w:rFonts w:ascii="Times New Roman" w:hAnsi="Times New Roman" w:eastAsia="宋体"/>
+                <w:b w:val="0"/>
+                <w:sz w:val="19"/>
+              </w:rPr>
+              <w:t>西方政策话语</w:t>
+            </w:r>
+          </w:p>
+        </w:tc>
+        <w:tc>
+          <w:tcPr>
+            <w:tcW w:type="dxa" w:w="1949"/>
+          </w:tcPr>
+          <w:p>
+            <w:r/>
+            <w:r>
+              <w:rPr>
+                <w:rFonts w:ascii="Times New Roman" w:hAnsi="Times New Roman" w:eastAsia="宋体"/>
+                <w:b w:val="0"/>
+                <w:sz w:val="19"/>
+              </w:rPr>
+              <w:t>①②</w:t>
+            </w:r>
+          </w:p>
+        </w:tc>
+        <w:tc>
+          <w:tcPr>
+            <w:tcW w:type="dxa" w:w="1949"/>
+          </w:tcPr>
+          <w:p>
+            <w:r/>
+            <w:r>
+              <w:rPr>
+                <w:rFonts w:ascii="Times New Roman" w:hAnsi="Times New Roman" w:eastAsia="宋体"/>
+                <w:b w:val="0"/>
+                <w:sz w:val="19"/>
+              </w:rPr>
+              <w:t>维护某种规则秩序</w:t>
+            </w:r>
+          </w:p>
+        </w:tc>
+        <w:tc>
+          <w:tcPr>
+            <w:tcW w:type="dxa" w:w="1949"/>
+          </w:tcPr>
+          <w:p>
+            <w:r/>
+            <w:r>
+              <w:rPr>
+                <w:rFonts w:ascii="Times New Roman" w:hAnsi="Times New Roman" w:eastAsia="宋体"/>
+                <w:b w:val="0"/>
+                <w:sz w:val="19"/>
+              </w:rPr>
+              <w:t>争论焦点在“谁的规则”；与关系型多边主义不在同一层次</w:t>
+            </w:r>
+          </w:p>
+        </w:tc>
+      </w:tr>
+      <w:tr>
+        <w:tc>
+          <w:tcPr>
+            <w:tcW w:type="dxa" w:w="1949"/>
+          </w:tcPr>
+          <w:p>
+            <w:r/>
+            <w:r>
+              <w:rPr>
+                <w:rFonts w:ascii="Times New Roman" w:hAnsi="Times New Roman" w:eastAsia="宋体"/>
+                <w:b w:val="0"/>
+                <w:sz w:val="19"/>
+              </w:rPr>
+              <w:t>“真正的多边主义”</w:t>
+            </w:r>
+          </w:p>
+        </w:tc>
+        <w:tc>
+          <w:tcPr>
+            <w:tcW w:type="dxa" w:w="1949"/>
+          </w:tcPr>
+          <w:p>
+            <w:r/>
+            <w:r>
+              <w:rPr>
+                <w:rFonts w:ascii="Times New Roman" w:hAnsi="Times New Roman" w:eastAsia="宋体"/>
+                <w:b w:val="0"/>
+                <w:sz w:val="19"/>
+              </w:rPr>
+              <w:t>中国政策话语（2021年前后起频繁出现）</w:t>
+            </w:r>
+          </w:p>
+        </w:tc>
+        <w:tc>
+          <w:tcPr>
+            <w:tcW w:type="dxa" w:w="1949"/>
+          </w:tcPr>
+          <w:p>
+            <w:r/>
+            <w:r>
+              <w:rPr>
+                <w:rFonts w:ascii="Times New Roman" w:hAnsi="Times New Roman" w:eastAsia="宋体"/>
+                <w:b w:val="0"/>
+                <w:sz w:val="19"/>
+              </w:rPr>
+              <w:t>①②</w:t>
+            </w:r>
+          </w:p>
+        </w:tc>
+        <w:tc>
+          <w:tcPr>
+            <w:tcW w:type="dxa" w:w="1949"/>
+          </w:tcPr>
+          <w:p>
+            <w:r/>
+            <w:r>
+              <w:rPr>
+                <w:rFonts w:ascii="Times New Roman" w:hAnsi="Times New Roman" w:eastAsia="宋体"/>
+                <w:b w:val="0"/>
+                <w:sz w:val="19"/>
+              </w:rPr>
+              <w:t>以联合国为核心、以国际法为基础，反对“小圈子”</w:t>
+            </w:r>
+          </w:p>
+        </w:tc>
+        <w:tc>
+          <w:tcPr>
+            <w:tcW w:type="dxa" w:w="1949"/>
+          </w:tcPr>
+          <w:p>
+            <w:r/>
+            <w:r>
+              <w:rPr>
+                <w:rFonts w:ascii="Times New Roman" w:hAnsi="Times New Roman" w:eastAsia="宋体"/>
+                <w:b/>
+                <w:sz w:val="19"/>
+              </w:rPr>
+              <w:t>提供原则层与制度框架层的立场</w:t>
+            </w:r>
+            <w:r>
+              <w:rPr>
+                <w:rFonts w:ascii="Times New Roman" w:hAnsi="Times New Roman" w:eastAsia="宋体"/>
+                <w:b w:val="0"/>
+                <w:sz w:val="19"/>
+              </w:rPr>
+              <w:t>；关系型多边主义是对其运行层实践的学术刻画，而非对官方表述的转述</w:t>
+            </w:r>
+          </w:p>
+        </w:tc>
+      </w:tr>
+      <w:tr>
+        <w:tc>
+          <w:tcPr>
+            <w:tcW w:type="dxa" w:w="1949"/>
+          </w:tcPr>
+          <w:p>
+            <w:r/>
+            <w:r>
+              <w:rPr>
+                <w:rFonts w:ascii="Times New Roman" w:hAnsi="Times New Roman" w:eastAsia="宋体"/>
+                <w:b w:val="0"/>
+                <w:sz w:val="19"/>
+              </w:rPr>
+              <w:t>有效多边主义</w:t>
+            </w:r>
+          </w:p>
+        </w:tc>
+        <w:tc>
+          <w:tcPr>
+            <w:tcW w:type="dxa" w:w="1949"/>
+          </w:tcPr>
+          <w:p>
+            <w:r/>
+            <w:r>
+              <w:rPr>
+                <w:rFonts w:ascii="Times New Roman" w:hAnsi="Times New Roman" w:eastAsia="宋体"/>
+                <w:b w:val="0"/>
+                <w:sz w:val="19"/>
+              </w:rPr>
+              <w:t>欧盟政策话语（2003）</w:t>
+            </w:r>
+          </w:p>
+        </w:tc>
+        <w:tc>
+          <w:tcPr>
+            <w:tcW w:type="dxa" w:w="1949"/>
+          </w:tcPr>
+          <w:p>
+            <w:r/>
+            <w:r>
+              <w:rPr>
+                <w:rFonts w:ascii="Times New Roman" w:hAnsi="Times New Roman" w:eastAsia="宋体"/>
+                <w:b w:val="0"/>
+                <w:sz w:val="19"/>
+              </w:rPr>
+              <w:t>③</w:t>
+            </w:r>
+          </w:p>
+        </w:tc>
+        <w:tc>
+          <w:tcPr>
+            <w:tcW w:type="dxa" w:w="1949"/>
+          </w:tcPr>
+          <w:p>
+            <w:r/>
+            <w:r>
+              <w:rPr>
+                <w:rFonts w:ascii="Times New Roman" w:hAnsi="Times New Roman" w:eastAsia="宋体"/>
+                <w:b w:val="0"/>
+                <w:sz w:val="19"/>
+              </w:rPr>
+              <w:t>强调执行能力与结果</w:t>
+            </w:r>
+          </w:p>
+        </w:tc>
+        <w:tc>
+          <w:tcPr>
+            <w:tcW w:type="dxa" w:w="1949"/>
+          </w:tcPr>
+          <w:p>
+            <w:r/>
+            <w:r>
+              <w:rPr>
+                <w:rFonts w:ascii="Times New Roman" w:hAnsi="Times New Roman" w:eastAsia="宋体"/>
+                <w:b w:val="0"/>
+                <w:sz w:val="19"/>
+              </w:rPr>
+              <w:t>可借用其“效能”标准</w:t>
+            </w:r>
+          </w:p>
+        </w:tc>
+      </w:tr>
+      <w:tr>
+        <w:tc>
+          <w:tcPr>
+            <w:tcW w:type="dxa" w:w="1949"/>
+          </w:tcPr>
+          <w:p>
+            <w:r/>
+            <w:r>
+              <w:rPr>
+                <w:rFonts w:ascii="Times New Roman" w:hAnsi="Times New Roman" w:eastAsia="宋体"/>
+                <w:b w:val="0"/>
+                <w:sz w:val="19"/>
+              </w:rPr>
+              <w:t>复合多边主义</w:t>
+            </w:r>
+          </w:p>
+        </w:tc>
+        <w:tc>
+          <w:tcPr>
+            <w:tcW w:type="dxa" w:w="1949"/>
+          </w:tcPr>
+          <w:p>
+            <w:r/>
+            <w:r>
+              <w:rPr>
+                <w:rFonts w:ascii="Times New Roman" w:hAnsi="Times New Roman" w:eastAsia="宋体"/>
+                <w:b w:val="0"/>
+                <w:sz w:val="19"/>
+              </w:rPr>
+              <w:t>学术概念（O'Brien等 2000）</w:t>
+            </w:r>
+          </w:p>
+        </w:tc>
+        <w:tc>
+          <w:tcPr>
+            <w:tcW w:type="dxa" w:w="1949"/>
+          </w:tcPr>
+          <w:p>
+            <w:r/>
+            <w:r>
+              <w:rPr>
+                <w:rFonts w:ascii="Times New Roman" w:hAnsi="Times New Roman" w:eastAsia="宋体"/>
+                <w:b w:val="0"/>
+                <w:sz w:val="19"/>
+              </w:rPr>
+              <w:t>③④</w:t>
+            </w:r>
+          </w:p>
+        </w:tc>
+        <w:tc>
+          <w:tcPr>
+            <w:tcW w:type="dxa" w:w="1949"/>
+          </w:tcPr>
+          <w:p>
+            <w:r/>
+            <w:r>
+              <w:rPr>
+                <w:rFonts w:ascii="Times New Roman" w:hAnsi="Times New Roman" w:eastAsia="宋体"/>
+                <w:b w:val="0"/>
+                <w:sz w:val="19"/>
+              </w:rPr>
+              <w:t>多边机构与非国家行为体的互动；国内也有学者用以指多层组合</w:t>
+            </w:r>
+          </w:p>
+        </w:tc>
+        <w:tc>
+          <w:tcPr>
+            <w:tcW w:type="dxa" w:w="1949"/>
+          </w:tcPr>
+          <w:p>
+            <w:r/>
+            <w:r>
+              <w:rPr>
+                <w:rFonts w:ascii="Times New Roman" w:hAnsi="Times New Roman" w:eastAsia="宋体"/>
+                <w:b w:val="0"/>
+                <w:sz w:val="19"/>
+              </w:rPr>
+              <w:t>关注</w:t>
+            </w:r>
+            <w:r>
+              <w:rPr>
+                <w:rFonts w:ascii="Times New Roman" w:hAnsi="Times New Roman" w:eastAsia="宋体"/>
+                <w:b/>
+                <w:sz w:val="19"/>
+              </w:rPr>
+              <w:t>行为体的复合</w:t>
+            </w:r>
+            <w:r>
+              <w:rPr>
+                <w:rFonts w:ascii="Times New Roman" w:hAnsi="Times New Roman" w:eastAsia="宋体"/>
+                <w:b w:val="0"/>
+                <w:sz w:val="19"/>
+              </w:rPr>
+              <w:t>，使用时需说明含义</w:t>
+            </w:r>
+          </w:p>
+        </w:tc>
+      </w:tr>
+      <w:tr>
+        <w:tc>
+          <w:tcPr>
+            <w:tcW w:type="dxa" w:w="1949"/>
+          </w:tcPr>
+          <w:p>
+            <w:r/>
+            <w:r>
+              <w:rPr>
+                <w:rFonts w:ascii="Times New Roman" w:hAnsi="Times New Roman" w:eastAsia="宋体"/>
+                <w:b w:val="0"/>
+                <w:sz w:val="19"/>
+              </w:rPr>
+              <w:t>竞争性多边主义</w:t>
+            </w:r>
+          </w:p>
+        </w:tc>
+        <w:tc>
+          <w:tcPr>
+            <w:tcW w:type="dxa" w:w="1949"/>
+          </w:tcPr>
+          <w:p>
+            <w:r/>
+            <w:r>
+              <w:rPr>
+                <w:rFonts w:ascii="Times New Roman" w:hAnsi="Times New Roman" w:eastAsia="宋体"/>
+                <w:b w:val="0"/>
+                <w:sz w:val="19"/>
+              </w:rPr>
+              <w:t>学术概念（Morse与Keohane 2014）</w:t>
+            </w:r>
+          </w:p>
+        </w:tc>
+        <w:tc>
+          <w:tcPr>
+            <w:tcW w:type="dxa" w:w="1949"/>
+          </w:tcPr>
+          <w:p>
+            <w:r/>
+            <w:r>
+              <w:rPr>
+                <w:rFonts w:ascii="Times New Roman" w:hAnsi="Times New Roman" w:eastAsia="宋体"/>
+                <w:b w:val="0"/>
+                <w:sz w:val="19"/>
+              </w:rPr>
+              <w:t>策略</w:t>
+            </w:r>
+          </w:p>
+        </w:tc>
+        <w:tc>
+          <w:tcPr>
+            <w:tcW w:type="dxa" w:w="1949"/>
+          </w:tcPr>
+          <w:p>
+            <w:r/>
+            <w:r>
+              <w:rPr>
+                <w:rFonts w:ascii="Times New Roman" w:hAnsi="Times New Roman" w:eastAsia="宋体"/>
+                <w:b w:val="0"/>
+                <w:sz w:val="19"/>
+              </w:rPr>
+              <w:t>以机制转移、竞争性机制创设挑战现有制度</w:t>
+            </w:r>
+          </w:p>
+        </w:tc>
+        <w:tc>
+          <w:tcPr>
+            <w:tcW w:type="dxa" w:w="1949"/>
+          </w:tcPr>
+          <w:p>
+            <w:r/>
+            <w:r>
+              <w:rPr>
+                <w:rFonts w:ascii="Times New Roman" w:hAnsi="Times New Roman" w:eastAsia="宋体"/>
+                <w:b w:val="0"/>
+                <w:sz w:val="19"/>
+              </w:rPr>
+              <w:t>描述</w:t>
+            </w:r>
+            <w:r>
+              <w:rPr>
+                <w:rFonts w:ascii="Times New Roman" w:hAnsi="Times New Roman" w:eastAsia="宋体"/>
+                <w:b/>
+                <w:sz w:val="19"/>
+              </w:rPr>
+              <w:t>策略</w:t>
+            </w:r>
+            <w:r>
+              <w:rPr>
+                <w:rFonts w:ascii="Times New Roman" w:hAnsi="Times New Roman" w:eastAsia="宋体"/>
+                <w:b w:val="0"/>
+                <w:sz w:val="19"/>
+              </w:rPr>
+              <w:t>，不是形态</w:t>
+            </w:r>
+          </w:p>
+        </w:tc>
+      </w:tr>
+      <w:tr>
+        <w:tc>
+          <w:tcPr>
+            <w:tcW w:type="dxa" w:w="1949"/>
+          </w:tcPr>
+          <w:p>
+            <w:r/>
+            <w:r>
+              <w:rPr>
+                <w:rFonts w:ascii="Times New Roman" w:hAnsi="Times New Roman" w:eastAsia="宋体"/>
+                <w:b w:val="0"/>
+                <w:sz w:val="19"/>
+              </w:rPr>
+              <w:t>小多边主义</w:t>
+            </w:r>
+          </w:p>
+        </w:tc>
+        <w:tc>
+          <w:tcPr>
+            <w:tcW w:type="dxa" w:w="1949"/>
+          </w:tcPr>
+          <w:p>
+            <w:r/>
+            <w:r>
+              <w:rPr>
+                <w:rFonts w:ascii="Times New Roman" w:hAnsi="Times New Roman" w:eastAsia="宋体"/>
+                <w:b w:val="0"/>
+                <w:sz w:val="19"/>
+              </w:rPr>
+              <w:t>学术与政策概念（Kahler 1992；Naím 2009；Brummer 2014；Hanada 2025）</w:t>
+            </w:r>
+          </w:p>
+        </w:tc>
+        <w:tc>
+          <w:tcPr>
+            <w:tcW w:type="dxa" w:w="1949"/>
+          </w:tcPr>
+          <w:p>
+            <w:r/>
+            <w:r>
+              <w:rPr>
+                <w:rFonts w:ascii="Times New Roman" w:hAnsi="Times New Roman" w:eastAsia="宋体"/>
+                <w:b w:val="0"/>
+                <w:sz w:val="19"/>
+              </w:rPr>
+              <w:t>③④</w:t>
+            </w:r>
+          </w:p>
+        </w:tc>
+        <w:tc>
+          <w:tcPr>
+            <w:tcW w:type="dxa" w:w="1949"/>
+          </w:tcPr>
+          <w:p>
+            <w:r/>
+            <w:r>
+              <w:rPr>
+                <w:rFonts w:ascii="Times New Roman" w:hAnsi="Times New Roman" w:eastAsia="宋体"/>
+                <w:b w:val="0"/>
+                <w:sz w:val="19"/>
+              </w:rPr>
+              <w:t>少数关键国家合作</w:t>
+            </w:r>
+          </w:p>
+        </w:tc>
+        <w:tc>
+          <w:tcPr>
+            <w:tcW w:type="dxa" w:w="1949"/>
+          </w:tcPr>
+          <w:p>
+            <w:r/>
+            <w:r>
+              <w:rPr>
+                <w:rFonts w:ascii="Times New Roman" w:hAnsi="Times New Roman" w:eastAsia="宋体"/>
+                <w:b w:val="0"/>
+                <w:sz w:val="19"/>
+              </w:rPr>
+              <w:t>成员范围限定；许多小多边安排本身也依靠关系</w:t>
+            </w:r>
+          </w:p>
+        </w:tc>
+      </w:tr>
+      <w:tr>
+        <w:tc>
+          <w:tcPr>
+            <w:tcW w:type="dxa" w:w="1949"/>
+          </w:tcPr>
+          <w:p>
+            <w:r/>
+            <w:r>
+              <w:rPr>
+                <w:rFonts w:ascii="Times New Roman" w:hAnsi="Times New Roman" w:eastAsia="宋体"/>
+                <w:b w:val="0"/>
+                <w:sz w:val="19"/>
+              </w:rPr>
+              <w:t>俱乐部多边主义</w:t>
+            </w:r>
+          </w:p>
+        </w:tc>
+        <w:tc>
+          <w:tcPr>
+            <w:tcW w:type="dxa" w:w="1949"/>
+          </w:tcPr>
+          <w:p>
+            <w:r/>
+            <w:r>
+              <w:rPr>
+                <w:rFonts w:ascii="Times New Roman" w:hAnsi="Times New Roman" w:eastAsia="宋体"/>
+                <w:b w:val="0"/>
+                <w:sz w:val="19"/>
+              </w:rPr>
+              <w:t>学术概念（Keohane与Nye 2001；Nordhaus 2015）</w:t>
+            </w:r>
+          </w:p>
+        </w:tc>
+        <w:tc>
+          <w:tcPr>
+            <w:tcW w:type="dxa" w:w="1949"/>
+          </w:tcPr>
+          <w:p>
+            <w:r/>
+            <w:r>
+              <w:rPr>
+                <w:rFonts w:ascii="Times New Roman" w:hAnsi="Times New Roman" w:eastAsia="宋体"/>
+                <w:b w:val="0"/>
+                <w:sz w:val="19"/>
+              </w:rPr>
+              <w:t>①④</w:t>
+            </w:r>
+          </w:p>
+        </w:tc>
+        <w:tc>
+          <w:tcPr>
+            <w:tcW w:type="dxa" w:w="1949"/>
+          </w:tcPr>
+          <w:p>
+            <w:r/>
+            <w:r>
+              <w:rPr>
+                <w:rFonts w:ascii="Times New Roman" w:hAnsi="Times New Roman" w:eastAsia="宋体"/>
+                <w:b w:val="0"/>
+                <w:sz w:val="19"/>
+              </w:rPr>
+              <w:t>以门槛或收益排他</w:t>
+            </w:r>
+          </w:p>
+        </w:tc>
+        <w:tc>
+          <w:tcPr>
+            <w:tcW w:type="dxa" w:w="1949"/>
+          </w:tcPr>
+          <w:p>
+            <w:r/>
+            <w:r>
+              <w:rPr>
+                <w:rFonts w:ascii="Times New Roman" w:hAnsi="Times New Roman" w:eastAsia="宋体"/>
+                <w:b/>
+                <w:sz w:val="19"/>
+              </w:rPr>
+              <w:t>在原则层不具普遍性</w:t>
+            </w:r>
+            <w:r>
+              <w:rPr>
+                <w:rFonts w:ascii="Times New Roman" w:hAnsi="Times New Roman" w:eastAsia="宋体"/>
+                <w:b w:val="0"/>
+                <w:sz w:val="19"/>
+              </w:rPr>
+              <w:t>，与关系型多边主义区别的关键</w:t>
+            </w:r>
+          </w:p>
+        </w:tc>
+      </w:tr>
+      <w:tr>
+        <w:tc>
+          <w:tcPr>
+            <w:tcW w:type="dxa" w:w="1949"/>
+          </w:tcPr>
+          <w:p>
+            <w:r/>
+            <w:r>
+              <w:rPr>
+                <w:rFonts w:ascii="Times New Roman" w:hAnsi="Times New Roman" w:eastAsia="宋体"/>
+                <w:b w:val="0"/>
+                <w:sz w:val="19"/>
+              </w:rPr>
+              <w:t>网络化、包容性多边主义</w:t>
+            </w:r>
+          </w:p>
+        </w:tc>
+        <w:tc>
+          <w:tcPr>
+            <w:tcW w:type="dxa" w:w="1949"/>
+          </w:tcPr>
+          <w:p>
+            <w:r/>
+            <w:r>
+              <w:rPr>
+                <w:rFonts w:ascii="Times New Roman" w:hAnsi="Times New Roman" w:eastAsia="宋体"/>
+                <w:b w:val="0"/>
+                <w:sz w:val="19"/>
+              </w:rPr>
+              <w:t>联合国政策话语</w:t>
+            </w:r>
+          </w:p>
+        </w:tc>
+        <w:tc>
+          <w:tcPr>
+            <w:tcW w:type="dxa" w:w="1949"/>
+          </w:tcPr>
+          <w:p>
+            <w:r/>
+            <w:r>
+              <w:rPr>
+                <w:rFonts w:ascii="Times New Roman" w:hAnsi="Times New Roman" w:eastAsia="宋体"/>
+                <w:b w:val="0"/>
+                <w:sz w:val="19"/>
+              </w:rPr>
+              <w:t>③</w:t>
+            </w:r>
+          </w:p>
+        </w:tc>
+        <w:tc>
+          <w:tcPr>
+            <w:tcW w:type="dxa" w:w="1949"/>
+          </w:tcPr>
+          <w:p>
+            <w:r/>
+            <w:r>
+              <w:rPr>
+                <w:rFonts w:ascii="Times New Roman" w:hAnsi="Times New Roman" w:eastAsia="宋体"/>
+                <w:b w:val="0"/>
+                <w:sz w:val="19"/>
+              </w:rPr>
+              <w:t>国际组织之间及与非国家行为体的网络</w:t>
+            </w:r>
+          </w:p>
+        </w:tc>
+        <w:tc>
+          <w:tcPr>
+            <w:tcW w:type="dxa" w:w="1949"/>
+          </w:tcPr>
+          <w:p>
+            <w:r/>
+            <w:r>
+              <w:rPr>
+                <w:rFonts w:ascii="Times New Roman" w:hAnsi="Times New Roman" w:eastAsia="宋体"/>
+                <w:b w:val="0"/>
+                <w:sz w:val="19"/>
+              </w:rPr>
+              <w:t>关系对象是</w:t>
+            </w:r>
+            <w:r>
+              <w:rPr>
+                <w:rFonts w:ascii="Times New Roman" w:hAnsi="Times New Roman" w:eastAsia="宋体"/>
+                <w:b/>
+                <w:sz w:val="19"/>
+              </w:rPr>
+              <w:t>组织之间</w:t>
+            </w:r>
+          </w:p>
+        </w:tc>
+      </w:tr>
+      <w:tr>
+        <w:tc>
+          <w:tcPr>
+            <w:tcW w:type="dxa" w:w="1949"/>
+          </w:tcPr>
+          <w:p>
+            <w:r/>
+            <w:r>
+              <w:rPr>
+                <w:rFonts w:ascii="Times New Roman" w:hAnsi="Times New Roman" w:eastAsia="宋体"/>
+                <w:b w:val="0"/>
+                <w:sz w:val="19"/>
+              </w:rPr>
+              <w:t>多元多边主义</w:t>
+            </w:r>
+          </w:p>
+        </w:tc>
+        <w:tc>
+          <w:tcPr>
+            <w:tcW w:type="dxa" w:w="1949"/>
+          </w:tcPr>
+          <w:p>
+            <w:r/>
+            <w:r>
+              <w:rPr>
+                <w:rFonts w:ascii="Times New Roman" w:hAnsi="Times New Roman" w:eastAsia="宋体"/>
+                <w:b w:val="0"/>
+                <w:sz w:val="19"/>
+              </w:rPr>
+              <w:t>秦亚青（2020）</w:t>
+            </w:r>
+          </w:p>
+        </w:tc>
+        <w:tc>
+          <w:tcPr>
+            <w:tcW w:type="dxa" w:w="1949"/>
+          </w:tcPr>
+          <w:p>
+            <w:r/>
+            <w:r>
+              <w:rPr>
+                <w:rFonts w:ascii="Times New Roman" w:hAnsi="Times New Roman" w:eastAsia="宋体"/>
+                <w:b w:val="0"/>
+                <w:sz w:val="19"/>
+              </w:rPr>
+              <w:t>①③</w:t>
+            </w:r>
+          </w:p>
+        </w:tc>
+        <w:tc>
+          <w:tcPr>
+            <w:tcW w:type="dxa" w:w="1949"/>
+          </w:tcPr>
+          <w:p>
+            <w:r/>
+            <w:r>
+              <w:rPr>
+                <w:rFonts w:ascii="Times New Roman" w:hAnsi="Times New Roman" w:eastAsia="宋体"/>
+                <w:b w:val="0"/>
+                <w:sz w:val="19"/>
+              </w:rPr>
+              <w:t>多种多边主义并存</w:t>
+            </w:r>
+          </w:p>
+        </w:tc>
+        <w:tc>
+          <w:tcPr>
+            <w:tcW w:type="dxa" w:w="1949"/>
+          </w:tcPr>
+          <w:p>
+            <w:r/>
+            <w:r>
+              <w:rPr>
+                <w:rFonts w:ascii="Times New Roman" w:hAnsi="Times New Roman" w:eastAsia="宋体"/>
+                <w:b w:val="0"/>
+                <w:sz w:val="19"/>
+              </w:rPr>
+              <w:t>中文学界的直接前身之一</w:t>
+            </w:r>
+          </w:p>
+        </w:tc>
+      </w:tr>
+      <w:tr>
+        <w:tc>
+          <w:tcPr>
+            <w:tcW w:type="dxa" w:w="1949"/>
+          </w:tcPr>
+          <w:p>
+            <w:r/>
+            <w:r>
+              <w:rPr>
+                <w:rFonts w:ascii="Times New Roman" w:hAnsi="Times New Roman" w:eastAsia="宋体"/>
+                <w:b w:val="0"/>
+                <w:sz w:val="19"/>
+              </w:rPr>
+              <w:t>儒家多边主义</w:t>
+            </w:r>
+          </w:p>
+        </w:tc>
+        <w:tc>
+          <w:tcPr>
+            <w:tcW w:type="dxa" w:w="1949"/>
+          </w:tcPr>
+          <w:p>
+            <w:r/>
+            <w:r>
+              <w:rPr>
+                <w:rFonts w:ascii="Times New Roman" w:hAnsi="Times New Roman" w:eastAsia="宋体"/>
+                <w:b w:val="0"/>
+                <w:sz w:val="19"/>
+              </w:rPr>
+              <w:t>Shih与Kuo（2024，CJIP）</w:t>
+            </w:r>
+          </w:p>
+        </w:tc>
+        <w:tc>
+          <w:tcPr>
+            <w:tcW w:type="dxa" w:w="1949"/>
+          </w:tcPr>
+          <w:p>
+            <w:r/>
+            <w:r>
+              <w:rPr>
+                <w:rFonts w:ascii="Times New Roman" w:hAnsi="Times New Roman" w:eastAsia="宋体"/>
+                <w:b w:val="0"/>
+                <w:sz w:val="19"/>
+              </w:rPr>
+              <w:t>①③</w:t>
+            </w:r>
+          </w:p>
+        </w:tc>
+        <w:tc>
+          <w:tcPr>
+            <w:tcW w:type="dxa" w:w="1949"/>
+          </w:tcPr>
+          <w:p>
+            <w:r/>
+            <w:r>
+              <w:rPr>
+                <w:rFonts w:ascii="Times New Roman" w:hAnsi="Times New Roman" w:eastAsia="宋体"/>
+                <w:b w:val="0"/>
+                <w:sz w:val="19"/>
+              </w:rPr>
+              <w:t>关系与情感</w:t>
+            </w:r>
+          </w:p>
+        </w:tc>
+        <w:tc>
+          <w:tcPr>
+            <w:tcW w:type="dxa" w:w="1949"/>
+          </w:tcPr>
+          <w:p>
+            <w:r/>
+            <w:r>
+              <w:rPr>
+                <w:rFonts w:ascii="Times New Roman" w:hAnsi="Times New Roman" w:eastAsia="宋体"/>
+                <w:b w:val="0"/>
+                <w:sz w:val="19"/>
+              </w:rPr>
+              <w:t>思想资源</w:t>
+            </w:r>
+          </w:p>
+        </w:tc>
+      </w:tr>
+    </w:tbl>
+    <w:p/>
+    <w:p>
+      <w:pPr>
+        <w:ind w:firstLine="440"/>
+      </w:pPr>
+      <w:r>
+        <w:rPr>
+          <w:rFonts w:ascii="Times New Roman" w:hAnsi="Times New Roman" w:eastAsia="宋体"/>
+          <w:b w:val="0"/>
+          <w:sz w:val="22"/>
+        </w:rPr>
+        <w:t>---</w:t>
+      </w:r>
+    </w:p>
+    <w:p>
+      <w:pPr>
+        <w:spacing w:before="240"/>
+      </w:pPr>
+      <w:r>
+        <w:rPr>
+          <w:rFonts w:ascii="Times New Roman" w:hAnsi="Times New Roman" w:eastAsia="黑体"/>
+          <w:b/>
+          <w:color w:val="1F4E79"/>
+          <w:sz w:val="30"/>
+        </w:rPr>
+        <w:t>五、关系理论的三条谱系（加一条组织经济学）</w:t>
       </w:r>
     </w:p>
     <w:p>
@@ -2649,7 +2863,7 @@
           <w:color w:val="2E5C8A"/>
           <w:sz w:val="25"/>
         </w:rPr>
-        <w:t>3.1 秦亚青与中国国际关系学的关系转向</w:t>
+        <w:t>5.1 秦亚青与中国国际关系学的关系转向</w:t>
       </w:r>
     </w:p>
     <w:tbl>
@@ -2713,7 +2927,7 @@
                 <w:b w:val="0"/>
                 <w:sz w:val="19"/>
               </w:rPr>
-              <w:t>秦亚青（2009，《中国社会科学》）《关系本位与过程建构：将中国理念植入国际关系理论》</w:t>
+              <w:t>秦亚青（2009，《中国社会科学》）《关系本位与过程建构》</w:t>
             </w:r>
           </w:p>
         </w:tc>
@@ -2729,7 +2943,7 @@
                 <w:b w:val="0"/>
                 <w:sz w:val="19"/>
               </w:rPr>
-              <w:t>以“关系本位”替代“个体本位”，以“过程”替代“结构”</w:t>
+              <w:t>以关系本位替代个体本位，以过程替代结构</w:t>
             </w:r>
           </w:p>
         </w:tc>
@@ -2747,7 +2961,7 @@
                 <w:b w:val="0"/>
                 <w:sz w:val="19"/>
               </w:rPr>
-              <w:t>秦亚青（2011，*Chinese Journal of International Politics*）“Rule, Rules, and Relations: Towards a Synthetic Approach to Governance”</w:t>
+              <w:t>Qin（2011，*Chinese Journal of International Politics* 4(2)）“Rule, Rules, and Relations: Towards a Synthetic Approach to Governance”</w:t>
             </w:r>
           </w:p>
         </w:tc>
@@ -2763,7 +2977,7 @@
                 <w:b/>
                 <w:sz w:val="19"/>
               </w:rPr>
-              <w:t>提出把规则治理与关系治理综合起来的治理路径</w:t>
+              <w:t>规则治理与关系治理的综合</w:t>
             </w:r>
             <w:r>
               <w:rPr>
@@ -2771,7 +2985,7 @@
                 <w:b w:val="0"/>
                 <w:sz w:val="19"/>
               </w:rPr>
-              <w:t>（请精读原文核对具体论证）</w:t>
+              <w:t>，与本备忘录的“互补”立场最为接近（请精读原文核对其论证）</w:t>
             </w:r>
           </w:p>
         </w:tc>
@@ -2789,7 +3003,7 @@
                 <w:b w:val="0"/>
                 <w:sz w:val="19"/>
               </w:rPr>
-              <w:t>秦亚青（2016，*International Studies Review*）；《世界政治的关系理论》（剑桥大学出版社2018）</w:t>
+              <w:t>Qin（2016，*International Studies Review* 18(1)）；《世界政治的关系理论》（剑桥大学出版社2018）</w:t>
             </w:r>
           </w:p>
         </w:tc>
@@ -2805,7 +3019,7 @@
                 <w:b w:val="0"/>
                 <w:sz w:val="19"/>
               </w:rPr>
-              <w:t>关系性作为世界政治的本体；“元关系”与中庸辩证法</w:t>
+              <w:t>关系性作为本体；元关系与中庸辩证法</w:t>
             </w:r>
           </w:p>
         </w:tc>
@@ -2823,7 +3037,7 @@
                 <w:b w:val="0"/>
                 <w:sz w:val="19"/>
               </w:rPr>
-              <w:t>石之瑜（Shih）的“关系平衡”理论（2017，*Korean Political Science Review*等）</w:t>
+              <w:t>石之瑜的“关系平衡”理论（2017）</w:t>
             </w:r>
           </w:p>
         </w:tc>
@@ -2839,7 +3053,7 @@
                 <w:b w:val="0"/>
                 <w:sz w:val="19"/>
               </w:rPr>
-              <w:t>国家追求关系的平衡而非权力的平衡</w:t>
+              <w:t>国家追求关系平衡</w:t>
             </w:r>
           </w:p>
         </w:tc>
@@ -2857,7 +3071,7 @@
                 <w:b w:val="0"/>
                 <w:sz w:val="19"/>
               </w:rPr>
-              <w:t>Kavalski（2018，*IRAP*）；Nordin与Smith（2018，*IRAP*）</w:t>
+              <w:t>Kavalski（2018）；Nordin与Smith（2018），*IRAP*</w:t>
             </w:r>
           </w:p>
         </w:tc>
@@ -2873,7 +3087,7 @@
                 <w:b w:val="0"/>
                 <w:sz w:val="19"/>
               </w:rPr>
-              <w:t>西方学者对中国关系理论的回应：关系（guanxi）、友谊与关系本体论</w:t>
+              <w:t>西方学者的回应</w:t>
             </w:r>
           </w:p>
         </w:tc>
@@ -2907,7 +3121,7 @@
                 <w:b w:val="0"/>
                 <w:sz w:val="19"/>
               </w:rPr>
-              <w:t>国际关系学整体的“关系革命”，中国学派是其中的一支</w:t>
+              <w:t>国际关系学的关系革命</w:t>
             </w:r>
           </w:p>
         </w:tc>
@@ -2924,7 +3138,7 @@
           <w:b/>
           <w:sz w:val="22"/>
         </w:rPr>
-        <w:t>与你的概念的关系</w:t>
+        <w:t>本概念的推进</w:t>
       </w:r>
       <w:r>
         <w:rPr>
@@ -2932,20 +3146,15 @@
           <w:b w:val="0"/>
           <w:sz w:val="22"/>
         </w:rPr>
-        <w:t>：秦亚青提供了本体论与治理哲学，尤其2011年的“规则—关系综合治理”是你最近的近亲。你的推进在于：</w:t>
+        <w:t>：秦亚青2011年已提出规则与关系的综合治理。你的推进在于：①把“综合”落到</w:t>
       </w:r>
-    </w:p>
-    <w:p>
-      <w:pPr>
-        <w:pStyle w:val="ListBullet"/>
-      </w:pPr>
       <w:r>
         <w:rPr>
           <w:rFonts w:ascii="Times New Roman" w:hAnsi="Times New Roman" w:eastAsia="宋体"/>
           <w:b/>
           <w:sz w:val="22"/>
         </w:rPr>
-        <w:t>对象更具体</w:t>
+        <w:t>多边主义的层次结构</w:t>
       </w:r>
       <w:r>
         <w:rPr>
@@ -2953,20 +3162,15 @@
           <w:b w:val="0"/>
           <w:sz w:val="22"/>
         </w:rPr>
-        <w:t>：从一般的“治理”落到“多边制度的形态”；</w:t>
+        <w:t>上，说明规则与关系分别在哪一层起作用；②给出</w:t>
       </w:r>
-    </w:p>
-    <w:p>
-      <w:pPr>
-        <w:pStyle w:val="ListBullet"/>
-      </w:pPr>
       <w:r>
         <w:rPr>
           <w:rFonts w:ascii="Times New Roman" w:hAnsi="Times New Roman" w:eastAsia="宋体"/>
           <w:b/>
           <w:sz w:val="22"/>
         </w:rPr>
-        <w:t>可测量</w:t>
+        <w:t>可测量的指标</w:t>
       </w:r>
       <w:r>
         <w:rPr>
@@ -2974,20 +3178,15 @@
           <w:b w:val="0"/>
           <w:sz w:val="22"/>
         </w:rPr>
-        <w:t>：给出关系密度、多重性、结构等指标；</w:t>
+        <w:t>；③提出</w:t>
       </w:r>
-    </w:p>
-    <w:p>
-      <w:pPr>
-        <w:pStyle w:val="ListBullet"/>
-      </w:pPr>
       <w:r>
         <w:rPr>
           <w:rFonts w:ascii="Times New Roman" w:hAnsi="Times New Roman" w:eastAsia="宋体"/>
           <w:b/>
           <w:sz w:val="22"/>
         </w:rPr>
-        <w:t>可证伪</w:t>
+        <w:t>可证伪的互补命题</w:t>
       </w:r>
       <w:r>
         <w:rPr>
@@ -2995,20 +3194,15 @@
           <w:b w:val="0"/>
           <w:sz w:val="22"/>
         </w:rPr>
-        <w:t>：提出关系与规则是替代还是互补的条件命题；</w:t>
+        <w:t>；④在</w:t>
       </w:r>
-    </w:p>
-    <w:p>
-      <w:pPr>
-        <w:pStyle w:val="ListBullet"/>
-      </w:pPr>
       <w:r>
         <w:rPr>
           <w:rFonts w:ascii="Times New Roman" w:hAnsi="Times New Roman" w:eastAsia="宋体"/>
           <w:b/>
           <w:sz w:val="22"/>
         </w:rPr>
-        <w:t>跨区域</w:t>
+        <w:t>非中国案例</w:t>
       </w:r>
       <w:r>
         <w:rPr>
@@ -3016,7 +3210,7 @@
           <w:b w:val="0"/>
           <w:sz w:val="22"/>
         </w:rPr>
-        <w:t>：在非中国案例中检验，证明这不是文化特殊论。</w:t>
+        <w:t>中检验。</w:t>
       </w:r>
     </w:p>
     <w:p>
@@ -3030,436 +3224,22 @@
           <w:color w:val="2E5C8A"/>
           <w:sz w:val="25"/>
         </w:rPr>
-        <w:t>3.2 关系社会学与实践理论</w:t>
+        <w:t>5.2 关系社会学与实践理论</w:t>
       </w:r>
     </w:p>
-    <w:tbl>
-      <w:tblPr>
-        <w:tblStyle w:val="TableGrid"/>
-        <w:tblW w:type="auto" w:w="0"/>
-        <w:tblLook w:firstColumn="1" w:firstRow="1" w:lastColumn="0" w:lastRow="0" w:noHBand="0" w:noVBand="1" w:val="04A0"/>
-      </w:tblPr>
-      <w:tblGrid>
-        <w:gridCol w:w="3249"/>
-        <w:gridCol w:w="3249"/>
-        <w:gridCol w:w="3249"/>
-      </w:tblGrid>
-      <w:tr>
-        <w:tc>
-          <w:tcPr>
-            <w:tcW w:type="dxa" w:w="3249"/>
-            <w:shd w:val="clear" w:fill="1F4E79"/>
-          </w:tcPr>
-          <w:p>
-            <w:r/>
-            <w:r>
-              <w:rPr>
-                <w:rFonts w:ascii="Times New Roman" w:hAnsi="Times New Roman" w:eastAsia="宋体"/>
-                <w:b/>
-                <w:color w:val="FFFFFF"/>
-                <w:sz w:val="19"/>
-              </w:rPr>
-              <w:t>文献</w:t>
-            </w:r>
-          </w:p>
-        </w:tc>
-        <w:tc>
-          <w:tcPr>
-            <w:tcW w:type="dxa" w:w="3249"/>
-            <w:shd w:val="clear" w:fill="1F4E79"/>
-          </w:tcPr>
-          <w:p>
-            <w:r/>
-            <w:r>
-              <w:rPr>
-                <w:rFonts w:ascii="Times New Roman" w:hAnsi="Times New Roman" w:eastAsia="宋体"/>
-                <w:b/>
-                <w:color w:val="FFFFFF"/>
-                <w:sz w:val="19"/>
-              </w:rPr>
-              <w:t>核心主张</w:t>
-            </w:r>
-          </w:p>
-        </w:tc>
-        <w:tc>
-          <w:tcPr>
-            <w:tcW w:type="dxa" w:w="3249"/>
-            <w:shd w:val="clear" w:fill="1F4E79"/>
-          </w:tcPr>
-          <w:p>
-            <w:r/>
-            <w:r>
-              <w:rPr>
-                <w:rFonts w:ascii="Times New Roman" w:hAnsi="Times New Roman" w:eastAsia="宋体"/>
-                <w:b/>
-                <w:color w:val="FFFFFF"/>
-                <w:sz w:val="19"/>
-              </w:rPr>
-              <w:t>为你提供什么</w:t>
-            </w:r>
-          </w:p>
-        </w:tc>
-      </w:tr>
-      <w:tr>
-        <w:tc>
-          <w:tcPr>
-            <w:tcW w:type="dxa" w:w="3249"/>
-          </w:tcPr>
-          <w:p>
-            <w:r/>
-            <w:r>
-              <w:rPr>
-                <w:rFonts w:ascii="Times New Roman" w:hAnsi="Times New Roman" w:eastAsia="宋体"/>
-                <w:b w:val="0"/>
-                <w:sz w:val="19"/>
-              </w:rPr>
-              <w:t>Emirbayer（1997，*American Journal of Sociology*）《关系社会学宣言》</w:t>
-            </w:r>
-          </w:p>
-        </w:tc>
-        <w:tc>
-          <w:tcPr>
-            <w:tcW w:type="dxa" w:w="3249"/>
-          </w:tcPr>
-          <w:p>
-            <w:r/>
-            <w:r>
-              <w:rPr>
-                <w:rFonts w:ascii="Times New Roman" w:hAnsi="Times New Roman" w:eastAsia="宋体"/>
-                <w:b w:val="0"/>
-                <w:sz w:val="19"/>
-              </w:rPr>
-              <w:t>区分“实体主义”与“关系主义”：行动者的属性由关系构成</w:t>
-            </w:r>
-          </w:p>
-        </w:tc>
-        <w:tc>
-          <w:tcPr>
-            <w:tcW w:type="dxa" w:w="3249"/>
-          </w:tcPr>
-          <w:p>
-            <w:r/>
-            <w:r>
-              <w:rPr>
-                <w:rFonts w:ascii="Times New Roman" w:hAnsi="Times New Roman" w:eastAsia="宋体"/>
-                <w:b w:val="0"/>
-                <w:sz w:val="19"/>
-              </w:rPr>
-              <w:t>方法论立场</w:t>
-            </w:r>
-          </w:p>
-        </w:tc>
-      </w:tr>
-      <w:tr>
-        <w:tc>
-          <w:tcPr>
-            <w:tcW w:type="dxa" w:w="3249"/>
-          </w:tcPr>
-          <w:p>
-            <w:r/>
-            <w:r>
-              <w:rPr>
-                <w:rFonts w:ascii="Times New Roman" w:hAnsi="Times New Roman" w:eastAsia="宋体"/>
-                <w:b w:val="0"/>
-                <w:sz w:val="19"/>
-              </w:rPr>
-              <w:t>Jackson与Nexon（1999，*EJIR*）《国家之前的关系》</w:t>
-            </w:r>
-          </w:p>
-        </w:tc>
-        <w:tc>
-          <w:tcPr>
-            <w:tcW w:type="dxa" w:w="3249"/>
-          </w:tcPr>
-          <w:p>
-            <w:r/>
-            <w:r>
-              <w:rPr>
-                <w:rFonts w:ascii="Times New Roman" w:hAnsi="Times New Roman" w:eastAsia="宋体"/>
-                <w:b w:val="0"/>
-                <w:sz w:val="19"/>
-              </w:rPr>
-              <w:t>把过程—关系主义引入国际关系</w:t>
-            </w:r>
-          </w:p>
-        </w:tc>
-        <w:tc>
-          <w:tcPr>
-            <w:tcW w:type="dxa" w:w="3249"/>
-          </w:tcPr>
-          <w:p>
-            <w:r/>
-            <w:r>
-              <w:rPr>
-                <w:rFonts w:ascii="Times New Roman" w:hAnsi="Times New Roman" w:eastAsia="宋体"/>
-                <w:b w:val="0"/>
-                <w:sz w:val="19"/>
-              </w:rPr>
-              <w:t>国际关系中的关系主义源头</w:t>
-            </w:r>
-          </w:p>
-        </w:tc>
-      </w:tr>
-      <w:tr>
-        <w:tc>
-          <w:tcPr>
-            <w:tcW w:type="dxa" w:w="3249"/>
-          </w:tcPr>
-          <w:p>
-            <w:r/>
-            <w:r>
-              <w:rPr>
-                <w:rFonts w:ascii="Times New Roman" w:hAnsi="Times New Roman" w:eastAsia="宋体"/>
-                <w:b w:val="0"/>
-                <w:sz w:val="19"/>
-              </w:rPr>
-              <w:t>McCourt（2016，*International Studies Quarterly*）</w:t>
-            </w:r>
-          </w:p>
-        </w:tc>
-        <w:tc>
-          <w:tcPr>
-            <w:tcW w:type="dxa" w:w="3249"/>
-          </w:tcPr>
-          <w:p>
-            <w:r/>
-            <w:r>
-              <w:rPr>
-                <w:rFonts w:ascii="Times New Roman" w:hAnsi="Times New Roman" w:eastAsia="宋体"/>
-                <w:b w:val="0"/>
-                <w:sz w:val="19"/>
-              </w:rPr>
-              <w:t>实践理论与关系主义是“新建构主义”</w:t>
-            </w:r>
-          </w:p>
-        </w:tc>
-        <w:tc>
-          <w:tcPr>
-            <w:tcW w:type="dxa" w:w="3249"/>
-          </w:tcPr>
-          <w:p>
-            <w:r/>
-            <w:r>
-              <w:rPr>
-                <w:rFonts w:ascii="Times New Roman" w:hAnsi="Times New Roman" w:eastAsia="宋体"/>
-                <w:b w:val="0"/>
-                <w:sz w:val="19"/>
-              </w:rPr>
-              <w:t>把关系型多边主义放进当代建构主义</w:t>
-            </w:r>
-          </w:p>
-        </w:tc>
-      </w:tr>
-      <w:tr>
-        <w:tc>
-          <w:tcPr>
-            <w:tcW w:type="dxa" w:w="3249"/>
-          </w:tcPr>
-          <w:p>
-            <w:r/>
-            <w:r>
-              <w:rPr>
-                <w:rFonts w:ascii="Times New Roman" w:hAnsi="Times New Roman" w:eastAsia="宋体"/>
-                <w:b w:val="0"/>
-                <w:sz w:val="19"/>
-              </w:rPr>
-              <w:t>Pouliot（2011；2016《国际啄序》）</w:t>
-            </w:r>
-          </w:p>
-        </w:tc>
-        <w:tc>
-          <w:tcPr>
-            <w:tcW w:type="dxa" w:w="3249"/>
-          </w:tcPr>
-          <w:p>
-            <w:r/>
-            <w:r>
-              <w:rPr>
-                <w:rFonts w:ascii="Times New Roman" w:hAnsi="Times New Roman" w:eastAsia="宋体"/>
-                <w:b w:val="0"/>
-                <w:sz w:val="19"/>
-              </w:rPr>
-              <w:t>多边外交中的实践逻辑与非正式等级</w:t>
-            </w:r>
-          </w:p>
-        </w:tc>
-        <w:tc>
-          <w:tcPr>
-            <w:tcW w:type="dxa" w:w="3249"/>
-          </w:tcPr>
-          <w:p>
-            <w:r/>
-            <w:r>
-              <w:rPr>
-                <w:rFonts w:ascii="Times New Roman" w:hAnsi="Times New Roman" w:eastAsia="宋体"/>
-                <w:b/>
-                <w:sz w:val="19"/>
-              </w:rPr>
-              <w:t>多边机构内部本来就存在差序结构</w:t>
-            </w:r>
-            <w:r>
-              <w:rPr>
-                <w:rFonts w:ascii="Times New Roman" w:hAnsi="Times New Roman" w:eastAsia="宋体"/>
-                <w:b w:val="0"/>
-                <w:sz w:val="19"/>
-              </w:rPr>
-              <w:t>，这是差序问题的西方对照</w:t>
-            </w:r>
-          </w:p>
-        </w:tc>
-      </w:tr>
-      <w:tr>
-        <w:tc>
-          <w:tcPr>
-            <w:tcW w:type="dxa" w:w="3249"/>
-          </w:tcPr>
-          <w:p>
-            <w:r/>
-            <w:r>
-              <w:rPr>
-                <w:rFonts w:ascii="Times New Roman" w:hAnsi="Times New Roman" w:eastAsia="宋体"/>
-                <w:b w:val="0"/>
-                <w:sz w:val="19"/>
-              </w:rPr>
-              <w:t>Granovetter（1985，*American Journal of Sociology*）嵌入性</w:t>
-            </w:r>
-          </w:p>
-        </w:tc>
-        <w:tc>
-          <w:tcPr>
-            <w:tcW w:type="dxa" w:w="3249"/>
-          </w:tcPr>
-          <w:p>
-            <w:r/>
-            <w:r>
-              <w:rPr>
-                <w:rFonts w:ascii="Times New Roman" w:hAnsi="Times New Roman" w:eastAsia="宋体"/>
-                <w:b w:val="0"/>
-                <w:sz w:val="19"/>
-              </w:rPr>
-              <w:t>经济行动嵌入在社会关系之中</w:t>
-            </w:r>
-          </w:p>
-        </w:tc>
-        <w:tc>
-          <w:tcPr>
-            <w:tcW w:type="dxa" w:w="3249"/>
-          </w:tcPr>
-          <w:p>
-            <w:r/>
-            <w:r>
-              <w:rPr>
-                <w:rFonts w:ascii="Times New Roman" w:hAnsi="Times New Roman" w:eastAsia="宋体"/>
-                <w:b w:val="0"/>
-                <w:sz w:val="19"/>
-              </w:rPr>
-              <w:t>关系如何约束机会主义</w:t>
-            </w:r>
-          </w:p>
-        </w:tc>
-      </w:tr>
-      <w:tr>
-        <w:tc>
-          <w:tcPr>
-            <w:tcW w:type="dxa" w:w="3249"/>
-          </w:tcPr>
-          <w:p>
-            <w:r/>
-            <w:r>
-              <w:rPr>
-                <w:rFonts w:ascii="Times New Roman" w:hAnsi="Times New Roman" w:eastAsia="宋体"/>
-                <w:b w:val="0"/>
-                <w:sz w:val="19"/>
-              </w:rPr>
-              <w:t>黄光国（Hwang 1987，*American Journal of Sociology*）《人情与面子》</w:t>
-            </w:r>
-          </w:p>
-        </w:tc>
-        <w:tc>
-          <w:tcPr>
-            <w:tcW w:type="dxa" w:w="3249"/>
-          </w:tcPr>
-          <w:p>
-            <w:r/>
-            <w:r>
-              <w:rPr>
-                <w:rFonts w:ascii="Times New Roman" w:hAnsi="Times New Roman" w:eastAsia="宋体"/>
-                <w:b w:val="0"/>
-                <w:sz w:val="19"/>
-              </w:rPr>
-              <w:t>中国社会的人情与面子交换机制</w:t>
-            </w:r>
-          </w:p>
-        </w:tc>
-        <w:tc>
-          <w:tcPr>
-            <w:tcW w:type="dxa" w:w="3249"/>
-          </w:tcPr>
-          <w:p>
-            <w:r/>
-            <w:r>
-              <w:rPr>
-                <w:rFonts w:ascii="Times New Roman" w:hAnsi="Times New Roman" w:eastAsia="宋体"/>
-                <w:b w:val="0"/>
-                <w:sz w:val="19"/>
-              </w:rPr>
-              <w:t>本土的关系交换理论</w:t>
-            </w:r>
-          </w:p>
-        </w:tc>
-      </w:tr>
-      <w:tr>
-        <w:tc>
-          <w:tcPr>
-            <w:tcW w:type="dxa" w:w="3249"/>
-          </w:tcPr>
-          <w:p>
-            <w:r/>
-            <w:r>
-              <w:rPr>
-                <w:rFonts w:ascii="Times New Roman" w:hAnsi="Times New Roman" w:eastAsia="宋体"/>
-                <w:b w:val="0"/>
-                <w:sz w:val="19"/>
-              </w:rPr>
-              <w:t>费孝通《乡土中国》“差序格局”；梁漱溟“伦理本位”</w:t>
-            </w:r>
-          </w:p>
-        </w:tc>
-        <w:tc>
-          <w:tcPr>
-            <w:tcW w:type="dxa" w:w="3249"/>
-          </w:tcPr>
-          <w:p>
-            <w:r/>
-            <w:r>
-              <w:rPr>
-                <w:rFonts w:ascii="Times New Roman" w:hAnsi="Times New Roman" w:eastAsia="宋体"/>
-                <w:b w:val="0"/>
-                <w:sz w:val="19"/>
-              </w:rPr>
-              <w:t>以自我为中心、由近及远的关系圈层</w:t>
-            </w:r>
-          </w:p>
-        </w:tc>
-        <w:tc>
-          <w:tcPr>
-            <w:tcW w:type="dxa" w:w="3249"/>
-          </w:tcPr>
-          <w:p>
-            <w:r/>
-            <w:r>
-              <w:rPr>
-                <w:rFonts w:ascii="Times New Roman" w:hAnsi="Times New Roman" w:eastAsia="宋体"/>
-                <w:b w:val="0"/>
-                <w:sz w:val="19"/>
-              </w:rPr>
-              <w:t>解释关系型多边主义内部的差序结构</w:t>
-            </w:r>
-          </w:p>
-        </w:tc>
-      </w:tr>
-    </w:tbl>
-    <w:p/>
+    <w:p>
+      <w:pPr>
+        <w:ind w:firstLine="440"/>
+      </w:pPr>
+      <w:r>
+        <w:rPr>
+          <w:rFonts w:ascii="Times New Roman" w:hAnsi="Times New Roman" w:eastAsia="宋体"/>
+          <w:b w:val="0"/>
+          <w:sz w:val="22"/>
+        </w:rPr>
+        <w:t>Emirbayer（1997，*American Journal of Sociology*）的关系社会学宣言；Jackson与Nexon（1999，*EJIR*）；McCourt（2016，*ISQ*）；Pouliot（2016）《国际啄序》揭示多边外交中的非正式等级；Granovetter（1985）的嵌入性；黄光国（Hwang 1987，*American Journal of Sociology*）《人情与面子》；费孝通“差序格局”；梁漱溟“伦理本位”。</w:t>
+      </w:r>
+    </w:p>
     <w:p>
       <w:pPr>
         <w:spacing w:before="120"/>
@@ -3471,386 +3251,22 @@
           <w:color w:val="2E5C8A"/>
           <w:sz w:val="25"/>
         </w:rPr>
-        <w:t>3.3 网络分析</w:t>
+        <w:t>5.3 网络分析</w:t>
       </w:r>
     </w:p>
-    <w:tbl>
-      <w:tblPr>
-        <w:tblStyle w:val="TableGrid"/>
-        <w:tblW w:type="auto" w:w="0"/>
-        <w:tblLook w:firstColumn="1" w:firstRow="1" w:lastColumn="0" w:lastRow="0" w:noHBand="0" w:noVBand="1" w:val="04A0"/>
-      </w:tblPr>
-      <w:tblGrid>
-        <w:gridCol w:w="3249"/>
-        <w:gridCol w:w="3249"/>
-        <w:gridCol w:w="3249"/>
-      </w:tblGrid>
-      <w:tr>
-        <w:tc>
-          <w:tcPr>
-            <w:tcW w:type="dxa" w:w="3249"/>
-            <w:shd w:val="clear" w:fill="1F4E79"/>
-          </w:tcPr>
-          <w:p>
-            <w:r/>
-            <w:r>
-              <w:rPr>
-                <w:rFonts w:ascii="Times New Roman" w:hAnsi="Times New Roman" w:eastAsia="宋体"/>
-                <w:b/>
-                <w:color w:val="FFFFFF"/>
-                <w:sz w:val="19"/>
-              </w:rPr>
-              <w:t>文献</w:t>
-            </w:r>
-          </w:p>
-        </w:tc>
-        <w:tc>
-          <w:tcPr>
-            <w:tcW w:type="dxa" w:w="3249"/>
-            <w:shd w:val="clear" w:fill="1F4E79"/>
-          </w:tcPr>
-          <w:p>
-            <w:r/>
-            <w:r>
-              <w:rPr>
-                <w:rFonts w:ascii="Times New Roman" w:hAnsi="Times New Roman" w:eastAsia="宋体"/>
-                <w:b/>
-                <w:color w:val="FFFFFF"/>
-                <w:sz w:val="19"/>
-              </w:rPr>
-              <w:t>核心主张</w:t>
-            </w:r>
-          </w:p>
-        </w:tc>
-        <w:tc>
-          <w:tcPr>
-            <w:tcW w:type="dxa" w:w="3249"/>
-            <w:shd w:val="clear" w:fill="1F4E79"/>
-          </w:tcPr>
-          <w:p>
-            <w:r/>
-            <w:r>
-              <w:rPr>
-                <w:rFonts w:ascii="Times New Roman" w:hAnsi="Times New Roman" w:eastAsia="宋体"/>
-                <w:b/>
-                <w:color w:val="FFFFFF"/>
-                <w:sz w:val="19"/>
-              </w:rPr>
-              <w:t>为你提供什么</w:t>
-            </w:r>
-          </w:p>
-        </w:tc>
-      </w:tr>
-      <w:tr>
-        <w:tc>
-          <w:tcPr>
-            <w:tcW w:type="dxa" w:w="3249"/>
-          </w:tcPr>
-          <w:p>
-            <w:r/>
-            <w:r>
-              <w:rPr>
-                <w:rFonts w:ascii="Times New Roman" w:hAnsi="Times New Roman" w:eastAsia="宋体"/>
-                <w:b w:val="0"/>
-                <w:sz w:val="19"/>
-              </w:rPr>
-              <w:t>Granovetter（1973）“弱关系的力量”；Burt（1992）“结构洞”</w:t>
-            </w:r>
-          </w:p>
-        </w:tc>
-        <w:tc>
-          <w:tcPr>
-            <w:tcW w:type="dxa" w:w="3249"/>
-          </w:tcPr>
-          <w:p>
-            <w:r/>
-            <w:r>
-              <w:rPr>
-                <w:rFonts w:ascii="Times New Roman" w:hAnsi="Times New Roman" w:eastAsia="宋体"/>
-                <w:b w:val="0"/>
-                <w:sz w:val="19"/>
-              </w:rPr>
-              <w:t>关系的强弱与网络位置决定信息与机会</w:t>
-            </w:r>
-          </w:p>
-        </w:tc>
-        <w:tc>
-          <w:tcPr>
-            <w:tcW w:type="dxa" w:w="3249"/>
-          </w:tcPr>
-          <w:p>
-            <w:r/>
-            <w:r>
-              <w:rPr>
-                <w:rFonts w:ascii="Times New Roman" w:hAnsi="Times New Roman" w:eastAsia="宋体"/>
-                <w:b w:val="0"/>
-                <w:sz w:val="19"/>
-              </w:rPr>
-              <w:t>测量关系的强弱与位置</w:t>
-            </w:r>
-          </w:p>
-        </w:tc>
-      </w:tr>
-      <w:tr>
-        <w:tc>
-          <w:tcPr>
-            <w:tcW w:type="dxa" w:w="3249"/>
-          </w:tcPr>
-          <w:p>
-            <w:r/>
-            <w:r>
-              <w:rPr>
-                <w:rFonts w:ascii="Times New Roman" w:hAnsi="Times New Roman" w:eastAsia="宋体"/>
-                <w:b w:val="0"/>
-                <w:sz w:val="19"/>
-              </w:rPr>
-              <w:t>Hafner-Burton、Kahler与Montgomery（2009，*International Organization*）</w:t>
-            </w:r>
-          </w:p>
-        </w:tc>
-        <w:tc>
-          <w:tcPr>
-            <w:tcW w:type="dxa" w:w="3249"/>
-          </w:tcPr>
-          <w:p>
-            <w:r/>
-            <w:r>
-              <w:rPr>
-                <w:rFonts w:ascii="Times New Roman" w:hAnsi="Times New Roman" w:eastAsia="宋体"/>
-                <w:b w:val="0"/>
-                <w:sz w:val="19"/>
-              </w:rPr>
-              <w:t>网络分析进入国际关系的系统论述</w:t>
-            </w:r>
-          </w:p>
-        </w:tc>
-        <w:tc>
-          <w:tcPr>
-            <w:tcW w:type="dxa" w:w="3249"/>
-          </w:tcPr>
-          <w:p>
-            <w:r/>
-            <w:r>
-              <w:rPr>
-                <w:rFonts w:ascii="Times New Roman" w:hAnsi="Times New Roman" w:eastAsia="宋体"/>
-                <w:b w:val="0"/>
-                <w:sz w:val="19"/>
-              </w:rPr>
-              <w:t>方法论基础</w:t>
-            </w:r>
-          </w:p>
-        </w:tc>
-      </w:tr>
-      <w:tr>
-        <w:tc>
-          <w:tcPr>
-            <w:tcW w:type="dxa" w:w="3249"/>
-          </w:tcPr>
-          <w:p>
-            <w:r/>
-            <w:r>
-              <w:rPr>
-                <w:rFonts w:ascii="Times New Roman" w:hAnsi="Times New Roman" w:eastAsia="宋体"/>
-                <w:b w:val="0"/>
-                <w:sz w:val="19"/>
-              </w:rPr>
-              <w:t>Kinne（2013，*American Political Science Review*）；Kinne（2018，*International Organization*）</w:t>
-            </w:r>
-          </w:p>
-        </w:tc>
-        <w:tc>
-          <w:tcPr>
-            <w:tcW w:type="dxa" w:w="3249"/>
-          </w:tcPr>
-          <w:p>
-            <w:r/>
-            <w:r>
-              <w:rPr>
-                <w:rFonts w:ascii="Times New Roman" w:hAnsi="Times New Roman" w:eastAsia="宋体"/>
-                <w:b w:val="0"/>
-                <w:sz w:val="19"/>
-              </w:rPr>
-              <w:t>国际合作的网络动态：国家的合作决策受其网络位置与第三方关系影响；防务合作协定形成全球安全网络</w:t>
-            </w:r>
-          </w:p>
-        </w:tc>
-        <w:tc>
-          <w:tcPr>
-            <w:tcW w:type="dxa" w:w="3249"/>
-          </w:tcPr>
-          <w:p>
-            <w:r/>
-            <w:r>
-              <w:rPr>
-                <w:rFonts w:ascii="Times New Roman" w:hAnsi="Times New Roman" w:eastAsia="宋体"/>
-                <w:b/>
-                <w:sz w:val="19"/>
-              </w:rPr>
-              <w:t>最好的经验范本</w:t>
-            </w:r>
-            <w:r>
-              <w:rPr>
-                <w:rFonts w:ascii="Times New Roman" w:hAnsi="Times New Roman" w:eastAsia="宋体"/>
-                <w:b w:val="0"/>
-                <w:sz w:val="19"/>
-              </w:rPr>
-              <w:t>：关系网络如何推动合作</w:t>
-            </w:r>
-          </w:p>
-        </w:tc>
-      </w:tr>
-      <w:tr>
-        <w:tc>
-          <w:tcPr>
-            <w:tcW w:type="dxa" w:w="3249"/>
-          </w:tcPr>
-          <w:p>
-            <w:r/>
-            <w:r>
-              <w:rPr>
-                <w:rFonts w:ascii="Times New Roman" w:hAnsi="Times New Roman" w:eastAsia="宋体"/>
-                <w:b w:val="0"/>
-                <w:sz w:val="19"/>
-              </w:rPr>
-              <w:t>Goddard（2009，*International Theory*）</w:t>
-            </w:r>
-          </w:p>
-        </w:tc>
-        <w:tc>
-          <w:tcPr>
-            <w:tcW w:type="dxa" w:w="3249"/>
-          </w:tcPr>
-          <w:p>
-            <w:r/>
-            <w:r>
-              <w:rPr>
-                <w:rFonts w:ascii="Times New Roman" w:hAnsi="Times New Roman" w:eastAsia="宋体"/>
-                <w:b w:val="0"/>
-                <w:sz w:val="19"/>
-              </w:rPr>
-              <w:t>网络中的中介者推动国际变迁</w:t>
-            </w:r>
-          </w:p>
-        </w:tc>
-        <w:tc>
-          <w:tcPr>
-            <w:tcW w:type="dxa" w:w="3249"/>
-          </w:tcPr>
-          <w:p>
-            <w:r/>
-            <w:r>
-              <w:rPr>
-                <w:rFonts w:ascii="Times New Roman" w:hAnsi="Times New Roman" w:eastAsia="宋体"/>
-                <w:b w:val="0"/>
-                <w:sz w:val="19"/>
-              </w:rPr>
-              <w:t>关系型多边主义中“枢纽国家”的作用</w:t>
-            </w:r>
-          </w:p>
-        </w:tc>
-      </w:tr>
-      <w:tr>
-        <w:tc>
-          <w:tcPr>
-            <w:tcW w:type="dxa" w:w="3249"/>
-          </w:tcPr>
-          <w:p>
-            <w:r/>
-            <w:r>
-              <w:rPr>
-                <w:rFonts w:ascii="Times New Roman" w:hAnsi="Times New Roman" w:eastAsia="宋体"/>
-                <w:b w:val="0"/>
-                <w:sz w:val="19"/>
-              </w:rPr>
-              <w:t>Oatley等（2013，*Perspectives on Politics*）</w:t>
-            </w:r>
-          </w:p>
-        </w:tc>
-        <w:tc>
-          <w:tcPr>
-            <w:tcW w:type="dxa" w:w="3249"/>
-          </w:tcPr>
-          <w:p>
-            <w:r/>
-            <w:r>
-              <w:rPr>
-                <w:rFonts w:ascii="Times New Roman" w:hAnsi="Times New Roman" w:eastAsia="宋体"/>
-                <w:b w:val="0"/>
-                <w:sz w:val="19"/>
-              </w:rPr>
-              <w:t>以网络模型理解全球金融</w:t>
-            </w:r>
-          </w:p>
-        </w:tc>
-        <w:tc>
-          <w:tcPr>
-            <w:tcW w:type="dxa" w:w="3249"/>
-          </w:tcPr>
-          <w:p>
-            <w:r/>
-            <w:r>
-              <w:rPr>
-                <w:rFonts w:ascii="Times New Roman" w:hAnsi="Times New Roman" w:eastAsia="宋体"/>
-                <w:b w:val="0"/>
-                <w:sz w:val="19"/>
-              </w:rPr>
-              <w:t>网络结构与权力</w:t>
-            </w:r>
-          </w:p>
-        </w:tc>
-      </w:tr>
-      <w:tr>
-        <w:tc>
-          <w:tcPr>
-            <w:tcW w:type="dxa" w:w="3249"/>
-          </w:tcPr>
-          <w:p>
-            <w:r/>
-            <w:r>
-              <w:rPr>
-                <w:rFonts w:ascii="Times New Roman" w:hAnsi="Times New Roman" w:eastAsia="宋体"/>
-                <w:b w:val="0"/>
-                <w:sz w:val="19"/>
-              </w:rPr>
-              <w:t>Kahler主编（2009，《网络化政治》）</w:t>
-            </w:r>
-          </w:p>
-        </w:tc>
-        <w:tc>
-          <w:tcPr>
-            <w:tcW w:type="dxa" w:w="3249"/>
-          </w:tcPr>
-          <w:p>
-            <w:r/>
-            <w:r>
-              <w:rPr>
-                <w:rFonts w:ascii="Times New Roman" w:hAnsi="Times New Roman" w:eastAsia="宋体"/>
-                <w:b w:val="0"/>
-                <w:sz w:val="19"/>
-              </w:rPr>
-              <w:t>网络作为结构与行动者</w:t>
-            </w:r>
-          </w:p>
-        </w:tc>
-        <w:tc>
-          <w:tcPr>
-            <w:tcW w:type="dxa" w:w="3249"/>
-          </w:tcPr>
-          <w:p>
-            <w:r/>
-            <w:r>
-              <w:rPr>
-                <w:rFonts w:ascii="Times New Roman" w:hAnsi="Times New Roman" w:eastAsia="宋体"/>
-                <w:b w:val="0"/>
-                <w:sz w:val="19"/>
-              </w:rPr>
-              <w:t>理论综合</w:t>
-            </w:r>
-          </w:p>
-        </w:tc>
-      </w:tr>
-    </w:tbl>
-    <w:p/>
+    <w:p>
+      <w:pPr>
+        <w:ind w:firstLine="440"/>
+      </w:pPr>
+      <w:r>
+        <w:rPr>
+          <w:rFonts w:ascii="Times New Roman" w:hAnsi="Times New Roman" w:eastAsia="宋体"/>
+          <w:b w:val="0"/>
+          <w:sz w:val="22"/>
+        </w:rPr>
+        <w:t>Granovetter（1973）“弱关系的力量”；Coleman（1988）关于网络闭合与社会资本的研究；Burt（1992）“结构洞”；Hafner-Burton、Kahler与Montgomery（2009，*International Organization*）；Kinne（2013，*APSR*；2018，*International Organization*）；Goddard（2009，*International Theory*）；Oatley等（2013，*Perspectives on Politics*）。</w:t>
+      </w:r>
+    </w:p>
     <w:p>
       <w:pPr>
         <w:spacing w:before="120"/>
@@ -3862,7 +3278,7 @@
           <w:color w:val="2E5C8A"/>
           <w:sz w:val="25"/>
         </w:rPr>
-        <w:t>3.4 组织经济学：一个不可缺少的“第四条线”</w:t>
+        <w:t>5.4 组织经济学</w:t>
       </w:r>
     </w:p>
     <w:p>
@@ -3875,7 +3291,7 @@
           <w:b w:val="0"/>
           <w:sz w:val="22"/>
         </w:rPr>
-        <w:t xml:space="preserve">Macneil的关系契约理论、Greif关于非正式制度的研究、以及 </w:t>
+        <w:t>Macneil的关系契约理论；Greif关于非正式制度的研究；</w:t>
       </w:r>
       <w:r>
         <w:rPr>
@@ -3883,7 +3299,7 @@
           <w:b/>
           <w:sz w:val="22"/>
         </w:rPr>
-        <w:t>Poppo与Zenger（2002，*Strategic Management Journal*）关于正式合同与关系治理是替代还是互补的研究</w:t>
+        <w:t>Poppo与Zenger（2002，*Strategic Management Journal*）：正式合同与关系治理是替代还是互补</w:t>
       </w:r>
       <w:r>
         <w:rPr>
@@ -3891,7 +3307,7 @@
           <w:b w:val="0"/>
           <w:sz w:val="22"/>
         </w:rPr>
-        <w:t>，为你提供最成熟的问题框架与证据。它们的价值在于证明：关系治理不是“东方特色”，而是任何长期合作中都存在的普遍机制。借用这条线，可以有力回应“文化特殊论”的质疑。</w:t>
+        <w:t>。这条线提供“互补”命题的成熟框架与证据，并证明关系治理是普遍机制而非文化特例。</w:t>
       </w:r>
     </w:p>
     <w:p>
@@ -3905,7 +3321,7 @@
           <w:color w:val="2E5C8A"/>
           <w:sz w:val="25"/>
         </w:rPr>
-        <w:t>3.5 四条线如何整合</w:t>
+        <w:t>5.5 整合</w:t>
       </w:r>
     </w:p>
     <w:tbl>
@@ -3970,7 +3386,7 @@
                 <w:color w:val="FFFFFF"/>
                 <w:sz w:val="19"/>
               </w:rPr>
-              <w:t>在关系型多边主义中的作用</w:t>
+              <w:t>作用</w:t>
             </w:r>
           </w:p>
         </w:tc>
@@ -4054,7 +3470,7 @@
                 <w:b w:val="0"/>
                 <w:sz w:val="19"/>
               </w:rPr>
-              <w:t>扩散互惠（Keohane、Ruggie）、嵌入性（Granovetter）、关系契约（Macneil、Poppo与Zenger）</w:t>
+              <w:t>扩散互惠、嵌入性、关系契约</w:t>
             </w:r>
           </w:p>
         </w:tc>
@@ -4070,7 +3486,7 @@
                 <w:b w:val="0"/>
                 <w:sz w:val="19"/>
               </w:rPr>
-              <w:t>关系通过声誉、未来收益与关系损失的代价约束机会主义</w:t>
+              <w:t>关系通过声誉、长期收益与关系损失的代价约束机会主义，并使规则得到遵守</w:t>
             </w:r>
           </w:p>
         </w:tc>
@@ -4104,7 +3520,7 @@
                 <w:b w:val="0"/>
                 <w:sz w:val="19"/>
               </w:rPr>
-              <w:t>差序格局、国际啄序（Pouliot）</w:t>
+              <w:t>差序格局、国际啄序</w:t>
             </w:r>
           </w:p>
         </w:tc>
@@ -4154,7 +3570,7 @@
                 <w:b w:val="0"/>
                 <w:sz w:val="19"/>
               </w:rPr>
-              <w:t>网络分析（Kinne、Hafner-Burton等）</w:t>
+              <w:t>网络分析</w:t>
             </w:r>
           </w:p>
         </w:tc>
@@ -4170,34 +3586,13 @@
                 <w:b w:val="0"/>
                 <w:sz w:val="19"/>
               </w:rPr>
-              <w:t>关系密度、多重性、中心性、结构洞</w:t>
+              <w:t>关系密度、多重性、中心性、闭合与桥接</w:t>
             </w:r>
           </w:p>
         </w:tc>
       </w:tr>
     </w:tbl>
     <w:p/>
-    <w:p>
-      <w:pPr>
-        <w:ind w:firstLine="440"/>
-      </w:pPr>
-      <w:r>
-        <w:rPr>
-          <w:rFonts w:ascii="Times New Roman" w:hAnsi="Times New Roman" w:eastAsia="宋体"/>
-          <w:b/>
-          <w:sz w:val="22"/>
-        </w:rPr>
-        <w:t>一句话概括理论贡献</w:t>
-      </w:r>
-      <w:r>
-        <w:rPr>
-          <w:rFonts w:ascii="Times New Roman" w:hAnsi="Times New Roman" w:eastAsia="宋体"/>
-          <w:b w:val="0"/>
-          <w:sz w:val="22"/>
-        </w:rPr>
-        <w:t>：关系型多边主义把“关系本体—嵌入机制—差序结构—网络测量”整合为一个可以检验的多边制度理论。</w:t>
-      </w:r>
-    </w:p>
     <w:p>
       <w:pPr>
         <w:ind w:firstLine="440"/>
@@ -4222,7 +3617,147 @@
           <w:color w:val="1F4E79"/>
           <w:sz w:val="30"/>
         </w:rPr>
-        <w:t>四、概念的再界定（升级版）</w:t>
+        <w:t>六、思想资源：“理一分殊”与“和而不同”</w:t>
+      </w:r>
+    </w:p>
+    <w:p>
+      <w:pPr>
+        <w:ind w:firstLine="440"/>
+      </w:pPr>
+      <w:r>
+        <w:rPr>
+          <w:rFonts w:ascii="Times New Roman" w:hAnsi="Times New Roman" w:eastAsia="宋体"/>
+          <w:b w:val="0"/>
+          <w:sz w:val="22"/>
+        </w:rPr>
+        <w:t>宋儒程颐、朱熹所讲的“</w:t>
+      </w:r>
+      <w:r>
+        <w:rPr>
+          <w:rFonts w:ascii="Times New Roman" w:hAnsi="Times New Roman" w:eastAsia="宋体"/>
+          <w:b/>
+          <w:sz w:val="22"/>
+        </w:rPr>
+        <w:t>理一分殊</w:t>
+      </w:r>
+      <w:r>
+        <w:rPr>
+          <w:rFonts w:ascii="Times New Roman" w:hAnsi="Times New Roman" w:eastAsia="宋体"/>
+          <w:b w:val="0"/>
+          <w:sz w:val="22"/>
+        </w:rPr>
+        <w:t>”，指同一普遍之理在不同的具体情境中有不同的表现。放到多边主义上：</w:t>
+      </w:r>
+    </w:p>
+    <w:p>
+      <w:pPr>
+        <w:pStyle w:val="ListBullet"/>
+      </w:pPr>
+      <w:r>
+        <w:rPr>
+          <w:rFonts w:ascii="Times New Roman" w:hAnsi="Times New Roman" w:eastAsia="宋体"/>
+          <w:b/>
+          <w:sz w:val="22"/>
+        </w:rPr>
+        <w:t>理一</w:t>
+      </w:r>
+      <w:r>
+        <w:rPr>
+          <w:rFonts w:ascii="Times New Roman" w:hAnsi="Times New Roman" w:eastAsia="宋体"/>
+          <w:b w:val="0"/>
+          <w:sz w:val="22"/>
+        </w:rPr>
+        <w:t>：普遍原则与构成性规则（《联合国宪章》、国际法），对所有成员一视同仁；</w:t>
+      </w:r>
+    </w:p>
+    <w:p>
+      <w:pPr>
+        <w:pStyle w:val="ListBullet"/>
+      </w:pPr>
+      <w:r>
+        <w:rPr>
+          <w:rFonts w:ascii="Times New Roman" w:hAnsi="Times New Roman" w:eastAsia="宋体"/>
+          <w:b/>
+          <w:sz w:val="22"/>
+        </w:rPr>
+        <w:t>分殊</w:t>
+      </w:r>
+      <w:r>
+        <w:rPr>
+          <w:rFonts w:ascii="Times New Roman" w:hAnsi="Times New Roman" w:eastAsia="宋体"/>
+          <w:b w:val="0"/>
+          <w:sz w:val="22"/>
+        </w:rPr>
+        <w:t>：依据成员的不同条件与关系，采取差异化的合作方式与落实路径。</w:t>
+      </w:r>
+    </w:p>
+    <w:p>
+      <w:pPr>
+        <w:ind w:firstLine="440"/>
+      </w:pPr>
+      <w:r>
+        <w:rPr>
+          <w:rFonts w:ascii="Times New Roman" w:hAnsi="Times New Roman" w:eastAsia="宋体"/>
+          <w:b w:val="0"/>
+          <w:sz w:val="22"/>
+        </w:rPr>
+        <w:t>“和而不同”则表达了在共同原则之下包容差异、不求一律的取向，与三元悖论中“自主性”一角相通。</w:t>
+      </w:r>
+    </w:p>
+    <w:p>
+      <w:pPr>
+        <w:ind w:firstLine="440"/>
+      </w:pPr>
+      <w:r>
+        <w:rPr>
+          <w:rFonts w:ascii="Times New Roman" w:hAnsi="Times New Roman" w:eastAsia="宋体"/>
+          <w:b w:val="0"/>
+          <w:sz w:val="22"/>
+        </w:rPr>
+        <w:t>这两个思想资源的作用是</w:t>
+      </w:r>
+      <w:r>
+        <w:rPr>
+          <w:rFonts w:ascii="Times New Roman" w:hAnsi="Times New Roman" w:eastAsia="宋体"/>
+          <w:b/>
+          <w:sz w:val="22"/>
+        </w:rPr>
+        <w:t>启发与命名</w:t>
+      </w:r>
+      <w:r>
+        <w:rPr>
+          <w:rFonts w:ascii="Times New Roman" w:hAnsi="Times New Roman" w:eastAsia="宋体"/>
+          <w:b w:val="0"/>
+          <w:sz w:val="22"/>
+        </w:rPr>
+        <w:t>：它们帮助说明“普遍原则加差异化关系”为何可以统一，而不是替代论证。论文中的论证仍然依靠概念界定、可检验命题与经验证据。</w:t>
+      </w:r>
+    </w:p>
+    <w:p>
+      <w:pPr>
+        <w:ind w:firstLine="440"/>
+      </w:pPr>
+      <w:r>
+        <w:rPr>
+          <w:rFonts w:ascii="Times New Roman" w:hAnsi="Times New Roman" w:eastAsia="宋体"/>
+          <w:b w:val="0"/>
+          <w:sz w:val="22"/>
+        </w:rPr>
+        <w:t>---</w:t>
+      </w:r>
+    </w:p>
+    <w:p>
+      <w:pPr>
+        <w:spacing w:before="240"/>
+      </w:pPr>
+      <w:r>
+        <w:rPr>
+          <w:rFonts w:ascii="Times New Roman" w:hAnsi="Times New Roman" w:eastAsia="黑体"/>
+          <w:b/>
+          <w:color w:val="1F4E79"/>
+          <w:sz w:val="30"/>
+        </w:rPr>
+        <w:t>七、关系型多边主义的再界定</w:t>
       </w:r>
     </w:p>
     <w:p>
@@ -4243,7 +3778,7 @@
           <w:b w:val="0"/>
           <w:sz w:val="22"/>
         </w:rPr>
-        <w:t>：关系型多边主义是一种多边合作形态：在成员上保持开放与包容，围绕共同议程开展合作，</w:t>
+        <w:t>：关系型多边主义是在普遍性原则与构成性规则体系之下，</w:t>
       </w:r>
       <w:r>
         <w:rPr>
@@ -4251,7 +3786,7 @@
           <w:b/>
           <w:sz w:val="22"/>
         </w:rPr>
-        <w:t>主要依靠成员之间长期、多重的关系网络（而非精确的法律义务与第三方执行）来维持合作与履约</w:t>
+        <w:t>主要依靠成员之间长期、多重的关系网络来落实合作、适应成员差异</w:t>
       </w:r>
       <w:r>
         <w:rPr>
@@ -4259,7 +3794,7 @@
           <w:b w:val="0"/>
           <w:sz w:val="22"/>
         </w:rPr>
-        <w:t>；其内部允许存在关系远近的差序，但差序受到共同议程以及成员退出与发言权利的约束。</w:t>
+        <w:t>的多边主义运行方式。</w:t>
       </w:r>
     </w:p>
     <w:p>
@@ -4272,7 +3807,7 @@
           <w:b/>
           <w:sz w:val="22"/>
         </w:rPr>
-        <w:t>三个构成要件（缺一不可）</w:t>
+        <w:t>构成要件（缺一不可）</w:t>
       </w:r>
       <w:r>
         <w:rPr>
@@ -4294,6 +3829,35 @@
           <w:sz w:val="22"/>
         </w:rPr>
         <w:t xml:space="preserve">1. </w:t>
+      </w:r>
+      <w:r>
+        <w:rPr>
+          <w:rFonts w:ascii="Times New Roman" w:hAnsi="Times New Roman" w:eastAsia="宋体"/>
+          <w:b/>
+          <w:sz w:val="22"/>
+        </w:rPr>
+        <w:t>原则锚定</w:t>
+      </w:r>
+      <w:r>
+        <w:rPr>
+          <w:rFonts w:ascii="Times New Roman" w:hAnsi="Times New Roman" w:eastAsia="宋体"/>
+          <w:b w:val="0"/>
+          <w:sz w:val="22"/>
+        </w:rPr>
+        <w:t>：承认并遵循普遍性原则（如《联合国宪章》原则、主权平等），成员开放或包容，议程具有公共性；</w:t>
+      </w:r>
+    </w:p>
+    <w:p>
+      <w:pPr>
+        <w:ind w:firstLine="440"/>
+      </w:pPr>
+      <w:r>
+        <w:rPr>
+          <w:rFonts w:ascii="Times New Roman" w:hAnsi="Times New Roman" w:eastAsia="宋体"/>
+          <w:b w:val="0"/>
+          <w:sz w:val="22"/>
+        </w:rPr>
+        <w:t xml:space="preserve">2. </w:t>
       </w:r>
       <w:r>
         <w:rPr>
@@ -4309,7 +3873,7 @@
           <w:b w:val="0"/>
           <w:sz w:val="22"/>
         </w:rPr>
-        <w:t>：三方以上、开放或包容的成员、共同议程与定期的多边会晤；</w:t>
+        <w:t>：三方以上，定期多边会晤，共同议程与集体产出；</w:t>
       </w:r>
     </w:p>
     <w:p>
@@ -4322,7 +3886,7 @@
           <w:b w:val="0"/>
           <w:sz w:val="22"/>
         </w:rPr>
-        <w:t xml:space="preserve">2. </w:t>
+        <w:t xml:space="preserve">3. </w:t>
       </w:r>
       <w:r>
         <w:rPr>
@@ -4338,7 +3902,7 @@
           <w:b w:val="0"/>
           <w:sz w:val="22"/>
         </w:rPr>
-        <w:t>：履约主要依靠关系损失的代价、声誉与长期互惠，而非法律强制；</w:t>
+        <w:t>：合作的落实主要依靠长期关系、声誉与扩散互惠，而不只依靠法律化的调节性规则；</w:t>
       </w:r>
     </w:p>
     <w:p>
@@ -4351,7 +3915,7 @@
           <w:b w:val="0"/>
           <w:sz w:val="22"/>
         </w:rPr>
-        <w:t xml:space="preserve">3. </w:t>
+        <w:t xml:space="preserve">4. </w:t>
       </w:r>
       <w:r>
         <w:rPr>
@@ -4452,7 +4016,7 @@
                 <w:b w:val="0"/>
                 <w:sz w:val="19"/>
               </w:rPr>
-              <w:t>双边关系的加总</w:t>
+              <w:t>双边关系的集合</w:t>
             </w:r>
           </w:p>
         </w:tc>
@@ -4468,7 +4032,7 @@
                 <w:b w:val="0"/>
                 <w:sz w:val="19"/>
               </w:rPr>
-              <w:t>必须有多边会晤与共同议程，合作产出是多边的</w:t>
+              <w:t>必须有多边会晤、共同议程与集体产出</w:t>
             </w:r>
           </w:p>
         </w:tc>
@@ -4486,7 +4050,7 @@
                 <w:b w:val="0"/>
                 <w:sz w:val="19"/>
               </w:rPr>
-              <w:t>庇护—依附关系</w:t>
+              <w:t>势力范围或庇护—依附关系</w:t>
             </w:r>
           </w:p>
         </w:tc>
@@ -4502,7 +4066,7 @@
                 <w:b w:val="0"/>
                 <w:sz w:val="19"/>
               </w:rPr>
-              <w:t>成员保有退出与发言的能力，并能观察到成员拒绝或修改议程的案例</w:t>
+              <w:t>原则锚定；成员保有退出与发言能力</w:t>
             </w:r>
           </w:p>
         </w:tc>
@@ -4520,7 +4084,7 @@
                 <w:b w:val="0"/>
                 <w:sz w:val="19"/>
               </w:rPr>
-              <w:t>等级制（Lake意义上的支配）</w:t>
+              <w:t>排他俱乐部</w:t>
             </w:r>
           </w:p>
         </w:tc>
@@ -4536,7 +4100,7 @@
                 <w:b w:val="0"/>
                 <w:sz w:val="19"/>
               </w:rPr>
-              <w:t>合作靠互惠维持，而非强制</w:t>
+              <w:t>原则层具有普遍性，不以门槛排除</w:t>
             </w:r>
           </w:p>
         </w:tc>
@@ -4554,7 +4118,7 @@
                 <w:b w:val="0"/>
                 <w:sz w:val="19"/>
               </w:rPr>
-              <w:t>关系型小多边主义</w:t>
+              <w:t>与规则型多边主义的对立</w:t>
             </w:r>
           </w:p>
         </w:tc>
@@ -4570,7 +4134,7 @@
                 <w:b w:val="0"/>
                 <w:sz w:val="19"/>
               </w:rPr>
-              <w:t>成员开放包容，而非限定少数关键国家</w:t>
+              <w:t>以构成性规则为前提，与调节性规则可以互补</w:t>
             </w:r>
           </w:p>
         </w:tc>
@@ -4579,6 +4143,20 @@
     <w:p/>
     <w:p>
       <w:pPr>
+        <w:spacing w:before="120"/>
+      </w:pPr>
+      <w:r>
+        <w:rPr>
+          <w:rFonts w:ascii="Times New Roman" w:hAnsi="Times New Roman" w:eastAsia="黑体"/>
+          <w:b/>
+          <w:color w:val="2E5C8A"/>
+          <w:sz w:val="25"/>
+        </w:rPr>
+        <w:t>7.1 修正后的类型学</w:t>
+      </w:r>
+    </w:p>
+    <w:p>
+      <w:pPr>
         <w:ind w:firstLine="440"/>
       </w:pPr>
       <w:r>
@@ -4587,7 +4165,7 @@
           <w:b/>
           <w:sz w:val="22"/>
         </w:rPr>
-        <w:t>一个2×2类型学（核心分析工具）</w:t>
+        <w:t>前提</w:t>
       </w:r>
       <w:r>
         <w:rPr>
@@ -4595,7 +4173,7 @@
           <w:b w:val="0"/>
           <w:sz w:val="22"/>
         </w:rPr>
-        <w:t>：</w:t>
+        <w:t>：只有满足“原则锚定”的安排才进入下表。</w:t>
       </w:r>
     </w:p>
     <w:tbl>
@@ -4669,7 +4247,7 @@
                 <w:b/>
                 <w:sz w:val="19"/>
               </w:rPr>
-              <w:t>法律化程度高</w:t>
+              <w:t>调节性规则法律化程度高</w:t>
             </w:r>
           </w:p>
         </w:tc>
@@ -4685,7 +4263,7 @@
                 <w:b w:val="0"/>
                 <w:sz w:val="19"/>
               </w:rPr>
-              <w:t>规则—关系复合型（关系与规则互补，例如欧盟）</w:t>
+              <w:t>规则—关系复合型（如欧盟）</w:t>
             </w:r>
           </w:p>
         </w:tc>
@@ -4701,7 +4279,7 @@
                 <w:b w:val="0"/>
                 <w:sz w:val="19"/>
               </w:rPr>
-              <w:t>规则型（依靠规则与执行，例如WTO争端解决）</w:t>
+              <w:t>规则主导型（如WTO争端解决）</w:t>
             </w:r>
           </w:p>
         </w:tc>
@@ -4719,7 +4297,7 @@
                 <w:b/>
                 <w:sz w:val="19"/>
               </w:rPr>
-              <w:t>法律化程度低</w:t>
+              <w:t>调节性规则法律化程度低</w:t>
             </w:r>
           </w:p>
         </w:tc>
@@ -4735,7 +4313,7 @@
                 <w:b/>
                 <w:sz w:val="19"/>
               </w:rPr>
-              <w:t>关系型多边主义</w:t>
+              <w:t>关系主导型</w:t>
             </w:r>
             <w:r>
               <w:rPr>
@@ -4743,7 +4321,7 @@
                 <w:b w:val="0"/>
                 <w:sz w:val="19"/>
               </w:rPr>
-              <w:t>（例如东盟方式、论坛加项目型安排）</w:t>
+              <w:t>（如东盟方式、论坛加项目型安排）</w:t>
             </w:r>
           </w:p>
         </w:tc>
@@ -4759,7 +4337,7 @@
                 <w:b w:val="0"/>
                 <w:sz w:val="19"/>
               </w:rPr>
-              <w:t>空转型（“清谈馆”，合作难以落实）</w:t>
+              <w:t>空转型（“清谈馆”）</w:t>
             </w:r>
           </w:p>
         </w:tc>
@@ -4773,18 +4351,18 @@
       <w:r>
         <w:rPr>
           <w:rFonts w:ascii="Times New Roman" w:hAnsi="Times New Roman" w:eastAsia="宋体"/>
-          <w:b w:val="0"/>
+          <w:b/>
           <w:sz w:val="22"/>
         </w:rPr>
-        <w:t>这个类型学的好处是：它把“关系型多边主义”与“空转的非正式机制”区分开来，二者法律化程度都低，差别在于关系密度。</w:t>
+        <w:t>缺乏原则锚定的安排</w:t>
       </w:r>
       <w:r>
         <w:rPr>
           <w:rFonts w:ascii="Times New Roman" w:hAnsi="Times New Roman" w:eastAsia="宋体"/>
-          <w:b/>
+          <w:b w:val="0"/>
           <w:sz w:val="22"/>
         </w:rPr>
-        <w:t>这正好回应“非正式机制等于清谈”的常见批评。</w:t>
+        <w:t>（不进入此表）：关系密切但排他的小圈子、势力范围、以门槛排他的俱乐部。</w:t>
       </w:r>
     </w:p>
     <w:p>
@@ -4811,21 +4389,324 @@
           <w:color w:val="1F4E79"/>
           <w:sz w:val="30"/>
         </w:rPr>
-        <w:t>五、研究问题与可检验命题</w:t>
+        <w:t>八、关系闭合困境：关系逻辑是否天然导向小多边与俱乐部？</w:t>
       </w:r>
     </w:p>
     <w:p>
       <w:pPr>
-        <w:spacing w:before="120"/>
+        <w:ind w:firstLine="440"/>
+      </w:pPr>
+      <w:r>
+        <w:rPr>
+          <w:rFonts w:ascii="Times New Roman" w:hAnsi="Times New Roman" w:eastAsia="宋体"/>
+          <w:b/>
+          <w:sz w:val="22"/>
+        </w:rPr>
+        <w:t>质疑</w:t>
+      </w:r>
+      <w:r>
+        <w:rPr>
+          <w:rFonts w:ascii="Times New Roman" w:hAnsi="Times New Roman" w:eastAsia="宋体"/>
+          <w:b w:val="0"/>
+          <w:sz w:val="22"/>
+        </w:rPr>
+        <w:t>：如果“关系越亲密越可能合作”，那么关系逻辑似乎应当导向小多边与俱乐部，而非包容的多边主义。这是该概念面临的最强反驳，应在论文中正面回应。</w:t>
+      </w:r>
+    </w:p>
+    <w:p>
+      <w:pPr>
+        <w:ind w:firstLine="440"/>
+      </w:pPr>
+      <w:r>
+        <w:rPr>
+          <w:rFonts w:ascii="Times New Roman" w:hAnsi="Times New Roman" w:eastAsia="宋体"/>
+          <w:b/>
+          <w:sz w:val="22"/>
+        </w:rPr>
+        <w:t>五点辨析</w:t>
+      </w:r>
+      <w:r>
+        <w:rPr>
+          <w:rFonts w:ascii="Times New Roman" w:hAnsi="Times New Roman" w:eastAsia="宋体"/>
+          <w:b w:val="0"/>
+          <w:sz w:val="22"/>
+        </w:rPr>
+        <w:t>：</w:t>
+      </w:r>
+    </w:p>
+    <w:p>
+      <w:pPr>
+        <w:ind w:firstLine="440"/>
+      </w:pPr>
+      <w:r>
+        <w:rPr>
+          <w:rFonts w:ascii="Times New Roman" w:hAnsi="Times New Roman" w:eastAsia="宋体"/>
+          <w:b w:val="0"/>
+          <w:sz w:val="22"/>
+        </w:rPr>
+        <w:t xml:space="preserve">1. </w:t>
+      </w:r>
+      <w:r>
+        <w:rPr>
+          <w:rFonts w:ascii="Times New Roman" w:hAnsi="Times New Roman" w:eastAsia="宋体"/>
+          <w:b/>
+          <w:sz w:val="22"/>
+        </w:rPr>
+        <w:t>差序不等于边界。</w:t>
+      </w:r>
+      <w:r>
+        <w:rPr>
+          <w:rFonts w:ascii="Times New Roman" w:hAnsi="Times New Roman" w:eastAsia="宋体"/>
+          <w:b w:val="0"/>
+          <w:sz w:val="22"/>
+        </w:rPr>
+        <w:t xml:space="preserve"> 俱乐部是“二元边界”，非圈内即圈外；差序格局是“连续梯度”，由近及远，没有人被彻底排除。关系逻辑推出的是</w:t>
+      </w:r>
+      <w:r>
+        <w:rPr>
+          <w:rFonts w:ascii="Times New Roman" w:hAnsi="Times New Roman" w:eastAsia="宋体"/>
+          <w:b/>
+          <w:sz w:val="22"/>
+        </w:rPr>
+        <w:t>差序包容</w:t>
+      </w:r>
+      <w:r>
+        <w:rPr>
+          <w:rFonts w:ascii="Times New Roman" w:hAnsi="Times New Roman" w:eastAsia="宋体"/>
+          <w:b w:val="0"/>
+          <w:sz w:val="22"/>
+        </w:rPr>
+        <w:t>（合作强度随关系远近而变，合作资格不被取消），而不是</w:t>
+      </w:r>
+      <w:r>
+        <w:rPr>
+          <w:rFonts w:ascii="Times New Roman" w:hAnsi="Times New Roman" w:eastAsia="宋体"/>
+          <w:b/>
+          <w:sz w:val="22"/>
+        </w:rPr>
+        <w:t>边界排他</w:t>
+      </w:r>
+      <w:r>
+        <w:rPr>
+          <w:rFonts w:ascii="Times New Roman" w:hAnsi="Times New Roman" w:eastAsia="宋体"/>
+          <w:b w:val="0"/>
+          <w:sz w:val="22"/>
+        </w:rPr>
+        <w:t>。</w:t>
+      </w:r>
+    </w:p>
+    <w:p>
+      <w:pPr>
+        <w:ind w:firstLine="440"/>
+      </w:pPr>
+      <w:r>
+        <w:rPr>
+          <w:rFonts w:ascii="Times New Roman" w:hAnsi="Times New Roman" w:eastAsia="宋体"/>
+          <w:b w:val="0"/>
+          <w:sz w:val="22"/>
+        </w:rPr>
+        <w:t xml:space="preserve">2. </w:t>
+      </w:r>
+      <w:r>
+        <w:rPr>
+          <w:rFonts w:ascii="Times New Roman" w:hAnsi="Times New Roman" w:eastAsia="宋体"/>
+          <w:b/>
+          <w:sz w:val="22"/>
+        </w:rPr>
+        <w:t>闭合与桥接。</w:t>
+      </w:r>
+      <w:r>
+        <w:rPr>
+          <w:rFonts w:ascii="Times New Roman" w:hAnsi="Times New Roman" w:eastAsia="宋体"/>
+          <w:b w:val="0"/>
+          <w:sz w:val="22"/>
+        </w:rPr>
+        <w:t xml:space="preserve"> Coleman的网络闭合（成员彼此紧密相连）有利于内部规范执行，对应小多边与俱乐部；Granovetter的弱关系与Burt的结构洞（通过桥接把大网络连起来）对应包容的多边合作。普特南区分的粘合型与桥接型社会资本是同一组对照。</w:t>
+      </w:r>
+      <w:r>
+        <w:rPr>
+          <w:rFonts w:ascii="Times New Roman" w:hAnsi="Times New Roman" w:eastAsia="宋体"/>
+          <w:b/>
+          <w:sz w:val="22"/>
+        </w:rPr>
+        <w:t>关系理论能推出多种制度形态，决定因素是网络结构，而不只是关系强度。</w:t>
+      </w:r>
+    </w:p>
+    <w:p>
+      <w:pPr>
+        <w:ind w:firstLine="440"/>
+      </w:pPr>
+      <w:r>
+        <w:rPr>
+          <w:rFonts w:ascii="Times New Roman" w:hAnsi="Times New Roman" w:eastAsia="宋体"/>
+          <w:b w:val="0"/>
+          <w:sz w:val="22"/>
+        </w:rPr>
+        <w:t xml:space="preserve">3. </w:t>
+      </w:r>
+      <w:r>
+        <w:rPr>
+          <w:rFonts w:ascii="Times New Roman" w:hAnsi="Times New Roman" w:eastAsia="宋体"/>
+          <w:b/>
+          <w:sz w:val="22"/>
+        </w:rPr>
+        <w:t>关系是做出来的。</w:t>
+      </w:r>
+      <w:r>
+        <w:rPr>
+          <w:rFonts w:ascii="Times New Roman" w:hAnsi="Times New Roman" w:eastAsia="宋体"/>
+          <w:b w:val="0"/>
+          <w:sz w:val="22"/>
+        </w:rPr>
+        <w:t xml:space="preserve"> 小多边利用已有的亲密关系；关系型多边主义利用包容的多边论坛，与原本关系较远的国家建立和培育关系。多边形式是</w:t>
+      </w:r>
+      <w:r>
+        <w:rPr>
+          <w:rFonts w:ascii="Times New Roman" w:hAnsi="Times New Roman" w:eastAsia="宋体"/>
+          <w:b/>
+          <w:sz w:val="22"/>
+        </w:rPr>
+        <w:t>关系的生产机制</w:t>
+      </w:r>
+      <w:r>
+        <w:rPr>
+          <w:rFonts w:ascii="Times New Roman" w:hAnsi="Times New Roman" w:eastAsia="宋体"/>
+          <w:b w:val="0"/>
+          <w:sz w:val="22"/>
+        </w:rPr>
+        <w:t>。</w:t>
+      </w:r>
+    </w:p>
+    <w:p>
+      <w:pPr>
+        <w:ind w:firstLine="440"/>
+      </w:pPr>
+      <w:r>
+        <w:rPr>
+          <w:rFonts w:ascii="Times New Roman" w:hAnsi="Times New Roman" w:eastAsia="宋体"/>
+          <w:b w:val="0"/>
+          <w:sz w:val="22"/>
+        </w:rPr>
+        <w:t xml:space="preserve">4. </w:t>
+      </w:r>
+      <w:r>
+        <w:rPr>
+          <w:rFonts w:ascii="Times New Roman" w:hAnsi="Times New Roman" w:eastAsia="宋体"/>
+          <w:b/>
+          <w:sz w:val="22"/>
+        </w:rPr>
+        <w:t>嵌套结构。</w:t>
+      </w:r>
+      <w:r>
+        <w:rPr>
+          <w:rFonts w:ascii="Times New Roman" w:hAnsi="Times New Roman" w:eastAsia="宋体"/>
+          <w:b w:val="0"/>
+          <w:sz w:val="22"/>
+        </w:rPr>
+        <w:t xml:space="preserve"> 现实中常见“关系紧密的核心＋包容的多边外壳”（Kahler 1992所说的大数目中的小数目）。判断标准是外壳是否真实运转：有议程、有产出、外围成员有发言权。</w:t>
+      </w:r>
+    </w:p>
+    <w:p>
+      <w:pPr>
+        <w:ind w:firstLine="440"/>
+      </w:pPr>
+      <w:r>
+        <w:rPr>
+          <w:rFonts w:ascii="Times New Roman" w:hAnsi="Times New Roman" w:eastAsia="宋体"/>
+          <w:b w:val="0"/>
+          <w:sz w:val="22"/>
+        </w:rPr>
+        <w:t xml:space="preserve">5. </w:t>
+      </w:r>
+      <w:r>
+        <w:rPr>
+          <w:rFonts w:ascii="Times New Roman" w:hAnsi="Times New Roman" w:eastAsia="宋体"/>
+          <w:b/>
+          <w:sz w:val="22"/>
+        </w:rPr>
+        <w:t>原则锚定（第二版新增的关键一条）。</w:t>
+      </w:r>
+      <w:r>
+        <w:rPr>
+          <w:rFonts w:ascii="Times New Roman" w:hAnsi="Times New Roman" w:eastAsia="宋体"/>
+          <w:b w:val="0"/>
+          <w:sz w:val="22"/>
+        </w:rPr>
+        <w:t xml:space="preserve"> 区分关系型多边主义与小圈子的根本标准，是原则层是否具有普遍性。普遍原则为差序关系划定了边界：关系可以有远近，但原则对所有人一视同仁。</w:t>
+      </w:r>
+    </w:p>
+    <w:p>
+      <w:pPr>
+        <w:ind w:firstLine="440"/>
+      </w:pPr>
+      <w:r>
+        <w:rPr>
+          <w:rFonts w:ascii="Times New Roman" w:hAnsi="Times New Roman" w:eastAsia="宋体"/>
+          <w:b/>
+          <w:sz w:val="22"/>
+        </w:rPr>
+        <w:t>由此得到两个可检验命题</w:t>
+      </w:r>
+      <w:r>
+        <w:rPr>
+          <w:rFonts w:ascii="Times New Roman" w:hAnsi="Times New Roman" w:eastAsia="宋体"/>
+          <w:b w:val="0"/>
+          <w:sz w:val="22"/>
+        </w:rPr>
+        <w:t>：</w:t>
+      </w:r>
+    </w:p>
+    <w:p>
+      <w:pPr>
+        <w:pStyle w:val="ListBullet"/>
+      </w:pPr>
+      <w:r>
+        <w:rPr>
+          <w:rFonts w:ascii="Times New Roman" w:hAnsi="Times New Roman" w:eastAsia="宋体"/>
+          <w:b w:val="0"/>
+          <w:sz w:val="22"/>
+        </w:rPr>
+        <w:t>网络闭合程度越高、桥接者越少，关系型合作越可能收缩为小多边；</w:t>
+      </w:r>
+    </w:p>
+    <w:p>
+      <w:pPr>
+        <w:pStyle w:val="ListBullet"/>
+      </w:pPr>
+      <w:r>
+        <w:rPr>
+          <w:rFonts w:ascii="Times New Roman" w:hAnsi="Times New Roman" w:eastAsia="宋体"/>
+          <w:b w:val="0"/>
+          <w:sz w:val="22"/>
+        </w:rPr>
+        <w:t>当安全威胁上升、关系被框定为敌友二分时，差序梯度会断裂为二元边界，关系型多边主义可能退化为关系型小多边主义。</w:t>
+      </w:r>
+    </w:p>
+    <w:p>
+      <w:pPr>
+        <w:ind w:firstLine="440"/>
+      </w:pPr>
+      <w:r>
+        <w:rPr>
+          <w:rFonts w:ascii="Times New Roman" w:hAnsi="Times New Roman" w:eastAsia="宋体"/>
+          <w:b w:val="0"/>
+          <w:sz w:val="22"/>
+        </w:rPr>
+        <w:t>---</w:t>
+      </w:r>
+    </w:p>
+    <w:p>
+      <w:pPr>
+        <w:spacing w:before="240"/>
       </w:pPr>
       <w:r>
         <w:rPr>
           <w:rFonts w:ascii="Times New Roman" w:hAnsi="Times New Roman" w:eastAsia="黑体"/>
           <w:b/>
-          <w:color w:val="2E5C8A"/>
-          <w:sz w:val="25"/>
+          <w:color w:val="1F4E79"/>
+          <w:sz w:val="30"/>
         </w:rPr>
-        <w:t>5.1 三个可以各自成文的研究问题</w:t>
+        <w:t>九、理论命题（以“互补”为核心）</w:t>
       </w:r>
     </w:p>
     <w:tbl>
@@ -4872,7 +4753,7 @@
                 <w:color w:val="FFFFFF"/>
                 <w:sz w:val="19"/>
               </w:rPr>
-              <w:t>问题</w:t>
+              <w:t>命题</w:t>
             </w:r>
           </w:p>
         </w:tc>
@@ -4890,7 +4771,7 @@
                 <w:color w:val="FFFFFF"/>
                 <w:sz w:val="19"/>
               </w:rPr>
-              <w:t>性质</w:t>
+              <w:t>含义</w:t>
             </w:r>
           </w:p>
         </w:tc>
@@ -4908,7 +4789,7 @@
                 <w:b w:val="0"/>
                 <w:sz w:val="19"/>
               </w:rPr>
-              <w:t>Q1</w:t>
+              <w:t>P1 原则锚定</w:t>
             </w:r>
           </w:p>
         </w:tc>
@@ -4924,7 +4805,7 @@
                 <w:b w:val="0"/>
                 <w:sz w:val="19"/>
               </w:rPr>
-              <w:t>在多边合作中，关系与规则是替代还是互补？在什么条件下？</w:t>
+              <w:t>有普遍原则锚定的关系网络，合作更持久；缺乏原则锚定的关系，更容易滑向庇护关系或势力范围</w:t>
             </w:r>
           </w:p>
         </w:tc>
@@ -4940,7 +4821,7 @@
                 <w:b w:val="0"/>
                 <w:sz w:val="19"/>
               </w:rPr>
-              <w:t>一般理论问题</w:t>
+              <w:t>原则层与运行层的互补</w:t>
             </w:r>
           </w:p>
         </w:tc>
@@ -4958,7 +4839,7 @@
                 <w:b w:val="0"/>
                 <w:sz w:val="19"/>
               </w:rPr>
-              <w:t>Q2</w:t>
+              <w:t>P2 关系支撑规则</w:t>
             </w:r>
           </w:p>
         </w:tc>
@@ -4974,7 +4855,7 @@
                 <w:b w:val="0"/>
                 <w:sz w:val="19"/>
               </w:rPr>
-              <w:t>中国为何在全球层面使用规则话语，在区域与跨区域层面采用关系实践？</w:t>
+              <w:t>缺乏关系支撑的调节性规则，更容易被规避或架空</w:t>
             </w:r>
           </w:p>
         </w:tc>
@@ -4990,7 +4871,7 @@
                 <w:b w:val="0"/>
                 <w:sz w:val="19"/>
               </w:rPr>
-              <w:t>话语—实践困惑</w:t>
+              <w:t>可用来重新解释当前多边体制的困境</w:t>
             </w:r>
           </w:p>
         </w:tc>
@@ -5008,7 +4889,7 @@
                 <w:b w:val="0"/>
                 <w:sz w:val="19"/>
               </w:rPr>
-              <w:t>Q3</w:t>
+              <w:t>P3 运行层互补</w:t>
             </w:r>
           </w:p>
         </w:tc>
@@ -5024,7 +4905,7 @@
                 <w:b w:val="0"/>
                 <w:sz w:val="19"/>
               </w:rPr>
-              <w:t>中心辐射式与网状式的关系型安排，在稳定性与合作效果上有何不同？</w:t>
+              <w:t>在调节性规则法律化程度高的机制中，关系密度同样提高合作水平</w:t>
             </w:r>
           </w:p>
         </w:tc>
@@ -5040,153 +4921,213 @@
                 <w:b w:val="0"/>
                 <w:sz w:val="19"/>
               </w:rPr>
-              <w:t>结构问题</w:t>
+              <w:t>Poppo与Zenger式的互补命题</w:t>
+            </w:r>
+          </w:p>
+        </w:tc>
+      </w:tr>
+      <w:tr>
+        <w:tc>
+          <w:tcPr>
+            <w:tcW w:type="dxa" w:w="3249"/>
+          </w:tcPr>
+          <w:p>
+            <w:r/>
+            <w:r>
+              <w:rPr>
+                <w:rFonts w:ascii="Times New Roman" w:hAnsi="Times New Roman" w:eastAsia="宋体"/>
+                <w:b w:val="0"/>
+                <w:sz w:val="19"/>
+              </w:rPr>
+              <w:t>P4 异质性条件</w:t>
+            </w:r>
+          </w:p>
+        </w:tc>
+        <w:tc>
+          <w:tcPr>
+            <w:tcW w:type="dxa" w:w="3249"/>
+          </w:tcPr>
+          <w:p>
+            <w:r/>
+            <w:r>
+              <w:rPr>
+                <w:rFonts w:ascii="Times New Roman" w:hAnsi="Times New Roman" w:eastAsia="宋体"/>
+                <w:b w:val="0"/>
+                <w:sz w:val="19"/>
+              </w:rPr>
+              <w:t>成员差异越大，“原则层普遍、运行层依靠关系”的组合越能兼顾包容与落实</w:t>
+            </w:r>
+          </w:p>
+        </w:tc>
+        <w:tc>
+          <w:tcPr>
+            <w:tcW w:type="dxa" w:w="3249"/>
+          </w:tcPr>
+          <w:p>
+            <w:r/>
+            <w:r>
+              <w:rPr>
+                <w:rFonts w:ascii="Times New Roman" w:hAnsi="Times New Roman" w:eastAsia="宋体"/>
+                <w:b w:val="0"/>
+                <w:sz w:val="19"/>
+              </w:rPr>
+              <w:t>与三元悖论“普遍＋自主”一角对应</w:t>
+            </w:r>
+          </w:p>
+        </w:tc>
+      </w:tr>
+      <w:tr>
+        <w:tc>
+          <w:tcPr>
+            <w:tcW w:type="dxa" w:w="3249"/>
+          </w:tcPr>
+          <w:p>
+            <w:r/>
+            <w:r>
+              <w:rPr>
+                <w:rFonts w:ascii="Times New Roman" w:hAnsi="Times New Roman" w:eastAsia="宋体"/>
+                <w:b w:val="0"/>
+                <w:sz w:val="19"/>
+              </w:rPr>
+              <w:t>P5 网络结构</w:t>
+            </w:r>
+          </w:p>
+        </w:tc>
+        <w:tc>
+          <w:tcPr>
+            <w:tcW w:type="dxa" w:w="3249"/>
+          </w:tcPr>
+          <w:p>
+            <w:r/>
+            <w:r>
+              <w:rPr>
+                <w:rFonts w:ascii="Times New Roman" w:hAnsi="Times New Roman" w:eastAsia="宋体"/>
+                <w:b w:val="0"/>
+                <w:sz w:val="19"/>
+              </w:rPr>
+              <w:t>闭合程度高、桥接者少时，关系型合作更易收缩为小多边；中心辐射式结构对中心国家关系的冲击更敏感</w:t>
+            </w:r>
+          </w:p>
+        </w:tc>
+        <w:tc>
+          <w:tcPr>
+            <w:tcW w:type="dxa" w:w="3249"/>
+          </w:tcPr>
+          <w:p>
+            <w:r/>
+            <w:r>
+              <w:rPr>
+                <w:rFonts w:ascii="Times New Roman" w:hAnsi="Times New Roman" w:eastAsia="宋体"/>
+                <w:b w:val="0"/>
+                <w:sz w:val="19"/>
+              </w:rPr>
+              <w:t>关系闭合困境</w:t>
+            </w:r>
+          </w:p>
+        </w:tc>
+      </w:tr>
+      <w:tr>
+        <w:tc>
+          <w:tcPr>
+            <w:tcW w:type="dxa" w:w="3249"/>
+          </w:tcPr>
+          <w:p>
+            <w:r/>
+            <w:r>
+              <w:rPr>
+                <w:rFonts w:ascii="Times New Roman" w:hAnsi="Times New Roman" w:eastAsia="宋体"/>
+                <w:b w:val="0"/>
+                <w:sz w:val="19"/>
+              </w:rPr>
+              <w:t>P6 关系冲击</w:t>
+            </w:r>
+          </w:p>
+        </w:tc>
+        <w:tc>
+          <w:tcPr>
+            <w:tcW w:type="dxa" w:w="3249"/>
+          </w:tcPr>
+          <w:p>
+            <w:r/>
+            <w:r>
+              <w:rPr>
+                <w:rFonts w:ascii="Times New Roman" w:hAnsi="Times New Roman" w:eastAsia="宋体"/>
+                <w:b w:val="0"/>
+                <w:sz w:val="19"/>
+              </w:rPr>
+              <w:t>关键关系受冲击时，关系主导型安排的合作落实下降幅度大于规则—关系复合型</w:t>
+            </w:r>
+          </w:p>
+        </w:tc>
+        <w:tc>
+          <w:tcPr>
+            <w:tcW w:type="dxa" w:w="3249"/>
+          </w:tcPr>
+          <w:p>
+            <w:r/>
+            <w:r>
+              <w:rPr>
+                <w:rFonts w:ascii="Times New Roman" w:hAnsi="Times New Roman" w:eastAsia="宋体"/>
+                <w:b w:val="0"/>
+                <w:sz w:val="19"/>
+              </w:rPr>
+              <w:t>代价与脆弱性</w:t>
+            </w:r>
+          </w:p>
+        </w:tc>
+      </w:tr>
+      <w:tr>
+        <w:tc>
+          <w:tcPr>
+            <w:tcW w:type="dxa" w:w="3249"/>
+          </w:tcPr>
+          <w:p>
+            <w:r/>
+            <w:r>
+              <w:rPr>
+                <w:rFonts w:ascii="Times New Roman" w:hAnsi="Times New Roman" w:eastAsia="宋体"/>
+                <w:b w:val="0"/>
+                <w:sz w:val="19"/>
+              </w:rPr>
+              <w:t>P7 分层组合</w:t>
+            </w:r>
+          </w:p>
+        </w:tc>
+        <w:tc>
+          <w:tcPr>
+            <w:tcW w:type="dxa" w:w="3249"/>
+          </w:tcPr>
+          <w:p>
+            <w:r/>
+            <w:r>
+              <w:rPr>
+                <w:rFonts w:ascii="Times New Roman" w:hAnsi="Times New Roman" w:eastAsia="宋体"/>
+                <w:b w:val="0"/>
+                <w:sz w:val="19"/>
+              </w:rPr>
+              <w:t>同一国家在原则与制度框架层更多诉诸构成性规则，在运行层更多采取关系型制度设计；这种分层在成员异质性高的区域更明显</w:t>
+            </w:r>
+          </w:p>
+        </w:tc>
+        <w:tc>
+          <w:tcPr>
+            <w:tcW w:type="dxa" w:w="3249"/>
+          </w:tcPr>
+          <w:p>
+            <w:r/>
+            <w:r>
+              <w:rPr>
+                <w:rFonts w:ascii="Times New Roman" w:hAnsi="Times New Roman" w:eastAsia="宋体"/>
+                <w:b w:val="0"/>
+                <w:sz w:val="19"/>
+              </w:rPr>
+              <w:t>对中国实践的可检验刻画</w:t>
             </w:r>
           </w:p>
         </w:tc>
       </w:tr>
     </w:tbl>
     <w:p/>
-    <w:p>
-      <w:pPr>
-        <w:spacing w:before="120"/>
-      </w:pPr>
-      <w:r>
-        <w:rPr>
-          <w:rFonts w:ascii="Times New Roman" w:hAnsi="Times New Roman" w:eastAsia="黑体"/>
-          <w:b/>
-          <w:color w:val="2E5C8A"/>
-          <w:sz w:val="25"/>
-        </w:rPr>
-        <w:t>5.2 命题</w:t>
-      </w:r>
-    </w:p>
-    <w:p>
-      <w:pPr>
-        <w:pStyle w:val="ListBullet"/>
-      </w:pPr>
-      <w:r>
-        <w:rPr>
-          <w:rFonts w:ascii="Times New Roman" w:hAnsi="Times New Roman" w:eastAsia="宋体"/>
-          <w:b/>
-          <w:sz w:val="22"/>
-        </w:rPr>
-        <w:t>P1（替代）</w:t>
-      </w:r>
-      <w:r>
-        <w:rPr>
-          <w:rFonts w:ascii="Times New Roman" w:hAnsi="Times New Roman" w:eastAsia="宋体"/>
-          <w:b w:val="0"/>
-          <w:sz w:val="22"/>
-        </w:rPr>
-        <w:t>：在法律化程度低的安排中，关系密度越高，合作承诺的落实程度越高。</w:t>
-      </w:r>
-    </w:p>
-    <w:p>
-      <w:pPr>
-        <w:pStyle w:val="ListBullet"/>
-      </w:pPr>
-      <w:r>
-        <w:rPr>
-          <w:rFonts w:ascii="Times New Roman" w:hAnsi="Times New Roman" w:eastAsia="宋体"/>
-          <w:b/>
-          <w:sz w:val="22"/>
-        </w:rPr>
-        <w:t>P2（互补）</w:t>
-      </w:r>
-      <w:r>
-        <w:rPr>
-          <w:rFonts w:ascii="Times New Roman" w:hAnsi="Times New Roman" w:eastAsia="宋体"/>
-          <w:b w:val="0"/>
-          <w:sz w:val="22"/>
-        </w:rPr>
-        <w:t>：在法律化程度高的安排中，关系密度同样提高合作水平，即关系与规则相互强化。</w:t>
-      </w:r>
-    </w:p>
-    <w:p>
-      <w:pPr>
-        <w:pStyle w:val="ListBullet"/>
-      </w:pPr>
-      <w:r>
-        <w:rPr>
-          <w:rFonts w:ascii="Times New Roman" w:hAnsi="Times New Roman" w:eastAsia="宋体"/>
-          <w:b/>
-          <w:sz w:val="22"/>
-        </w:rPr>
-        <w:t>P3（异质性条件）</w:t>
-      </w:r>
-      <w:r>
-        <w:rPr>
-          <w:rFonts w:ascii="Times New Roman" w:hAnsi="Times New Roman" w:eastAsia="宋体"/>
-          <w:b w:val="0"/>
-          <w:sz w:val="22"/>
-        </w:rPr>
-        <w:t>：成员偏好异质性越高，关系型安排相对于规则型安排的优势越明显。</w:t>
-      </w:r>
-    </w:p>
-    <w:p>
-      <w:pPr>
-        <w:pStyle w:val="ListBullet"/>
-      </w:pPr>
-      <w:r>
-        <w:rPr>
-          <w:rFonts w:ascii="Times New Roman" w:hAnsi="Times New Roman" w:eastAsia="宋体"/>
-          <w:b/>
-          <w:sz w:val="22"/>
-        </w:rPr>
-        <w:t>P4（结构）</w:t>
-      </w:r>
-      <w:r>
-        <w:rPr>
-          <w:rFonts w:ascii="Times New Roman" w:hAnsi="Times New Roman" w:eastAsia="宋体"/>
-          <w:b w:val="0"/>
-          <w:sz w:val="22"/>
-        </w:rPr>
-        <w:t>：中心辐射式的关系型安排（所有成员主要与一个中心国家保持密切关系）对中心国家关系的冲击更敏感，合作水平波动更大；网状结构更稳定。</w:t>
-      </w:r>
-    </w:p>
-    <w:p>
-      <w:pPr>
-        <w:pStyle w:val="ListBullet"/>
-      </w:pPr>
-      <w:r>
-        <w:rPr>
-          <w:rFonts w:ascii="Times New Roman" w:hAnsi="Times New Roman" w:eastAsia="宋体"/>
-          <w:b/>
-          <w:sz w:val="22"/>
-        </w:rPr>
-        <w:t>P5（冲击）</w:t>
-      </w:r>
-      <w:r>
-        <w:rPr>
-          <w:rFonts w:ascii="Times New Roman" w:hAnsi="Times New Roman" w:eastAsia="宋体"/>
-          <w:b w:val="0"/>
-          <w:sz w:val="22"/>
-        </w:rPr>
-        <w:t>：关键关系遭受冲击（领导人更替、双边外交事件）时，关系型安排的合作落实下降幅度大于规则型安排。</w:t>
-      </w:r>
-    </w:p>
-    <w:p>
-      <w:pPr>
-        <w:pStyle w:val="ListBullet"/>
-      </w:pPr>
-      <w:r>
-        <w:rPr>
-          <w:rFonts w:ascii="Times New Roman" w:hAnsi="Times New Roman" w:eastAsia="宋体"/>
-          <w:b/>
-          <w:sz w:val="22"/>
-        </w:rPr>
-        <w:t>P6（双轨）</w:t>
-      </w:r>
-      <w:r>
-        <w:rPr>
-          <w:rFonts w:ascii="Times New Roman" w:hAnsi="Times New Roman" w:eastAsia="宋体"/>
-          <w:b w:val="0"/>
-          <w:sz w:val="22"/>
-        </w:rPr>
-        <w:t>：同一国家在全球层更多使用规则与国际法话语，在区域层更多采取关系型制度设计。</w:t>
-      </w:r>
-    </w:p>
     <w:p>
       <w:pPr>
         <w:ind w:firstLine="440"/>
@@ -5211,7 +5152,298 @@
           <w:color w:val="1F4E79"/>
           <w:sz w:val="30"/>
         </w:rPr>
-        <w:t>六、经验设计与数据</w:t>
+        <w:t>十、理论推进的方式：包含与一般化</w:t>
+      </w:r>
+    </w:p>
+    <w:p>
+      <w:pPr>
+        <w:ind w:firstLine="440"/>
+      </w:pPr>
+      <w:r>
+        <w:rPr>
+          <w:rFonts w:ascii="Times New Roman" w:hAnsi="Times New Roman" w:eastAsia="宋体"/>
+          <w:b w:val="0"/>
+          <w:sz w:val="22"/>
+        </w:rPr>
+        <w:t xml:space="preserve">1. </w:t>
+      </w:r>
+      <w:r>
+        <w:rPr>
+          <w:rFonts w:ascii="Times New Roman" w:hAnsi="Times New Roman" w:eastAsia="宋体"/>
+          <w:b/>
+          <w:sz w:val="22"/>
+        </w:rPr>
+        <w:t>把规则主导型多边主义作为一种条件下的形态</w:t>
+      </w:r>
+      <w:r>
+        <w:rPr>
+          <w:rFonts w:ascii="Times New Roman" w:hAnsi="Times New Roman" w:eastAsia="宋体"/>
+          <w:b w:val="0"/>
+          <w:sz w:val="22"/>
+        </w:rPr>
+        <w:t>：说明调节性规则主导在什么条件下成立（霸权提供执行、成员同质、议题需要高度可预期），从而把鲁杰式多边主义的运行形态纳入更一般的框架。</w:t>
+      </w:r>
+    </w:p>
+    <w:p>
+      <w:pPr>
+        <w:ind w:firstLine="440"/>
+      </w:pPr>
+      <w:r>
+        <w:rPr>
+          <w:rFonts w:ascii="Times New Roman" w:hAnsi="Times New Roman" w:eastAsia="宋体"/>
+          <w:b w:val="0"/>
+          <w:sz w:val="22"/>
+        </w:rPr>
+        <w:t xml:space="preserve">2. </w:t>
+      </w:r>
+      <w:r>
+        <w:rPr>
+          <w:rFonts w:ascii="Times New Roman" w:hAnsi="Times New Roman" w:eastAsia="宋体"/>
+          <w:b/>
+          <w:sz w:val="22"/>
+        </w:rPr>
+        <w:t>解释反常并提出新预测</w:t>
+      </w:r>
+      <w:r>
+        <w:rPr>
+          <w:rFonts w:ascii="Times New Roman" w:hAnsi="Times New Roman" w:eastAsia="宋体"/>
+          <w:b w:val="0"/>
+          <w:sz w:val="22"/>
+        </w:rPr>
+        <w:t>：例如P2、P5、P6，这些是仅以规则为核心的理论难以给出的预测。</w:t>
+      </w:r>
+    </w:p>
+    <w:p>
+      <w:pPr>
+        <w:ind w:firstLine="440"/>
+      </w:pPr>
+      <w:r>
+        <w:rPr>
+          <w:rFonts w:ascii="Times New Roman" w:hAnsi="Times New Roman" w:eastAsia="宋体"/>
+          <w:b w:val="0"/>
+          <w:sz w:val="22"/>
+        </w:rPr>
+        <w:t xml:space="preserve">3. </w:t>
+      </w:r>
+      <w:r>
+        <w:rPr>
+          <w:rFonts w:ascii="Times New Roman" w:hAnsi="Times New Roman" w:eastAsia="宋体"/>
+          <w:b/>
+          <w:sz w:val="22"/>
+        </w:rPr>
+        <w:t>反过来解释西方实践</w:t>
+      </w:r>
+      <w:r>
+        <w:rPr>
+          <w:rFonts w:ascii="Times New Roman" w:hAnsi="Times New Roman" w:eastAsia="宋体"/>
+          <w:b w:val="0"/>
+          <w:sz w:val="22"/>
+        </w:rPr>
+        <w:t>：七国集团的非正式协调、北约内部的磋商惯例、欧盟理事会的共识文化都包含明显的关系机制；战后美国主导的秩序也建立在以美国为中心的同盟网络之上（可对话Ikenberry《大战胜利之后》（2001）、Cha《权力博弈》（2016）关于美国亚洲同盟“中心辐射”起源的研究）。由此可以提出：</w:t>
+      </w:r>
+      <w:r>
+        <w:rPr>
+          <w:rFonts w:ascii="Times New Roman" w:hAnsi="Times New Roman" w:eastAsia="宋体"/>
+          <w:b/>
+          <w:sz w:val="22"/>
+        </w:rPr>
+        <w:t>当前多边体制的困难，部分源于支撑调节性规则的关系基础发生了变化</w:t>
+      </w:r>
+      <w:r>
+        <w:rPr>
+          <w:rFonts w:ascii="Times New Roman" w:hAnsi="Times New Roman" w:eastAsia="宋体"/>
+          <w:b w:val="0"/>
+          <w:sz w:val="22"/>
+        </w:rPr>
+        <w:t>（P2）。</w:t>
+      </w:r>
+    </w:p>
+    <w:p>
+      <w:pPr>
+        <w:ind w:firstLine="440"/>
+      </w:pPr>
+      <w:r>
+        <w:rPr>
+          <w:rFonts w:ascii="Times New Roman" w:hAnsi="Times New Roman" w:eastAsia="宋体"/>
+          <w:b w:val="0"/>
+          <w:sz w:val="22"/>
+        </w:rPr>
+        <w:t xml:space="preserve">4. </w:t>
+      </w:r>
+      <w:r>
+        <w:rPr>
+          <w:rFonts w:ascii="Times New Roman" w:hAnsi="Times New Roman" w:eastAsia="宋体"/>
+          <w:b/>
+          <w:sz w:val="22"/>
+        </w:rPr>
+        <w:t>在规范层面提供选项</w:t>
+      </w:r>
+      <w:r>
+        <w:rPr>
+          <w:rFonts w:ascii="Times New Roman" w:hAnsi="Times New Roman" w:eastAsia="宋体"/>
+          <w:b w:val="0"/>
+          <w:sz w:val="22"/>
+        </w:rPr>
+        <w:t>：以“理一分殊”“和而不同”表达“普遍原则之下的差异化合作”，为成员差异巨大的世界提供兼顾包容与落实的思路。</w:t>
+      </w:r>
+    </w:p>
+    <w:p>
+      <w:pPr>
+        <w:ind w:firstLine="440"/>
+      </w:pPr>
+      <w:r>
+        <w:rPr>
+          <w:rFonts w:ascii="Times New Roman" w:hAnsi="Times New Roman" w:eastAsia="宋体"/>
+          <w:b/>
+          <w:sz w:val="22"/>
+        </w:rPr>
+        <w:t>表述上的建议</w:t>
+      </w:r>
+      <w:r>
+        <w:rPr>
+          <w:rFonts w:ascii="Times New Roman" w:hAnsi="Times New Roman" w:eastAsia="宋体"/>
+          <w:b w:val="0"/>
+          <w:sz w:val="22"/>
+        </w:rPr>
+        <w:t>：论文中宜使用“推进”“拓展”“一般化”，而非“超越”“取代”。理论的分量由同行判断，主张越克制越容易被接受。</w:t>
+      </w:r>
+    </w:p>
+    <w:p>
+      <w:pPr>
+        <w:ind w:firstLine="440"/>
+      </w:pPr>
+      <w:r>
+        <w:rPr>
+          <w:rFonts w:ascii="Times New Roman" w:hAnsi="Times New Roman" w:eastAsia="宋体"/>
+          <w:b w:val="0"/>
+          <w:sz w:val="22"/>
+        </w:rPr>
+        <w:t>---</w:t>
+      </w:r>
+    </w:p>
+    <w:p>
+      <w:pPr>
+        <w:spacing w:before="240"/>
+      </w:pPr>
+      <w:r>
+        <w:rPr>
+          <w:rFonts w:ascii="Times New Roman" w:hAnsi="Times New Roman" w:eastAsia="黑体"/>
+          <w:b/>
+          <w:color w:val="1F4E79"/>
+          <w:sz w:val="30"/>
+        </w:rPr>
+        <w:t>十一、对中国多边实践的分析意涵</w:t>
+      </w:r>
+    </w:p>
+    <w:p>
+      <w:pPr>
+        <w:pStyle w:val="ListBullet"/>
+      </w:pPr>
+      <w:r>
+        <w:rPr>
+          <w:rFonts w:ascii="Times New Roman" w:hAnsi="Times New Roman" w:eastAsia="宋体"/>
+          <w:b/>
+          <w:sz w:val="22"/>
+        </w:rPr>
+        <w:t>分层组合而非矛盾</w:t>
+      </w:r>
+      <w:r>
+        <w:rPr>
+          <w:rFonts w:ascii="Times New Roman" w:hAnsi="Times New Roman" w:eastAsia="宋体"/>
+          <w:b w:val="0"/>
+          <w:sz w:val="22"/>
+        </w:rPr>
+        <w:t>：中国在原则与制度框架层坚持以联合国为核心、以国际法为基础；在运行层大量采用伙伴关系、论坛加项目等关系型方式。关系型多边主义为理解这种分层组合提供了分析框架。</w:t>
+      </w:r>
+    </w:p>
+    <w:p>
+      <w:pPr>
+        <w:pStyle w:val="ListBullet"/>
+      </w:pPr>
+      <w:r>
+        <w:rPr>
+          <w:rFonts w:ascii="Times New Roman" w:hAnsi="Times New Roman" w:eastAsia="宋体"/>
+          <w:b/>
+          <w:sz w:val="22"/>
+        </w:rPr>
+        <w:t>可以研究的问题</w:t>
+      </w:r>
+      <w:r>
+        <w:rPr>
+          <w:rFonts w:ascii="Times New Roman" w:hAnsi="Times New Roman" w:eastAsia="宋体"/>
+          <w:b w:val="0"/>
+          <w:sz w:val="22"/>
+        </w:rPr>
+        <w:t>：这种分层组合在什么条件下有效？在什么条件下会出现张力（例如关系型安排的透明度与国际法、国际规则对透明度的要求之间）？</w:t>
+      </w:r>
+    </w:p>
+    <w:p>
+      <w:pPr>
+        <w:pStyle w:val="ListBullet"/>
+      </w:pPr>
+      <w:r>
+        <w:rPr>
+          <w:rFonts w:ascii="Times New Roman" w:hAnsi="Times New Roman" w:eastAsia="宋体"/>
+          <w:b/>
+          <w:sz w:val="22"/>
+        </w:rPr>
+        <w:t>解释不等于辩护</w:t>
+      </w:r>
+      <w:r>
+        <w:rPr>
+          <w:rFonts w:ascii="Times New Roman" w:hAnsi="Times New Roman" w:eastAsia="宋体"/>
+          <w:b w:val="0"/>
+          <w:sz w:val="22"/>
+        </w:rPr>
+        <w:t>：同时报告其代价，包括透明度、对中心国家关系的依赖、差序滑向等级的风险、在需要高度协调的问题上深度不足等。</w:t>
+      </w:r>
+    </w:p>
+    <w:p>
+      <w:pPr>
+        <w:pStyle w:val="ListBullet"/>
+      </w:pPr>
+      <w:r>
+        <w:rPr>
+          <w:rFonts w:ascii="Times New Roman" w:hAnsi="Times New Roman" w:eastAsia="宋体"/>
+          <w:b/>
+          <w:sz w:val="22"/>
+        </w:rPr>
+        <w:t>区分分析概念与官方表述</w:t>
+      </w:r>
+      <w:r>
+        <w:rPr>
+          <w:rFonts w:ascii="Times New Roman" w:hAnsi="Times New Roman" w:eastAsia="宋体"/>
+          <w:b w:val="0"/>
+          <w:sz w:val="22"/>
+        </w:rPr>
+        <w:t>：关系型多边主义是对实践的学术刻画，不是对政策表述的转述；不是所有中国参与的合作都属于关系型多边主义，需要用构成要件逐一判断。</w:t>
+      </w:r>
+    </w:p>
+    <w:p>
+      <w:pPr>
+        <w:ind w:firstLine="440"/>
+      </w:pPr>
+      <w:r>
+        <w:rPr>
+          <w:rFonts w:ascii="Times New Roman" w:hAnsi="Times New Roman" w:eastAsia="宋体"/>
+          <w:b w:val="0"/>
+          <w:sz w:val="22"/>
+        </w:rPr>
+        <w:t>---</w:t>
+      </w:r>
+    </w:p>
+    <w:p>
+      <w:pPr>
+        <w:spacing w:before="240"/>
+      </w:pPr>
+      <w:r>
+        <w:rPr>
+          <w:rFonts w:ascii="Times New Roman" w:hAnsi="Times New Roman" w:eastAsia="黑体"/>
+          <w:b/>
+          <w:color w:val="1F4E79"/>
+          <w:sz w:val="30"/>
+        </w:rPr>
+        <w:t>十二、经验设计与数据</w:t>
       </w:r>
     </w:p>
     <w:p>
@@ -5225,7 +5457,7 @@
           <w:color w:val="2E5C8A"/>
           <w:sz w:val="25"/>
         </w:rPr>
-        <w:t>6.1 案例选择</w:t>
+        <w:t>12.1 案例</w:t>
       </w:r>
     </w:p>
     <w:p>
@@ -5246,7 +5478,7 @@
           <w:b w:val="0"/>
           <w:sz w:val="22"/>
         </w:rPr>
-        <w:t>（推荐作为主设计）：湄公河地区。澜湄合作、湄公河委员会、湄公河—美国伙伴关系、湄公河—日本合作等多个机制在同一地区并存，功能相近而形态不同，是天然的比较场景。</w:t>
+        <w:t>（主设计）：湄公河地区。澜湄合作、湄公河委员会、湄公河—美国伙伴关系、湄公河—日本合作等机制并存，功能相近而运行形态不同。</w:t>
       </w:r>
     </w:p>
     <w:p>
@@ -5259,7 +5491,7 @@
           <w:b/>
           <w:sz w:val="22"/>
         </w:rPr>
-        <w:t>跨区域检验</w:t>
+        <w:t>跨区域与非中国案例</w:t>
       </w:r>
       <w:r>
         <w:rPr>
@@ -5267,31 +5499,7 @@
           <w:b w:val="0"/>
           <w:sz w:val="22"/>
         </w:rPr>
-        <w:t>：东盟（关系型的经典原型）、中非合作论坛、中国—中亚机制，以及</w:t>
-      </w:r>
-      <w:r>
-        <w:rPr>
-          <w:rFonts w:ascii="Times New Roman" w:hAnsi="Times New Roman" w:eastAsia="宋体"/>
-          <w:b/>
-          <w:sz w:val="22"/>
-        </w:rPr>
-        <w:t>非中国案例</w:t>
-      </w:r>
-      <w:r>
-        <w:rPr>
-          <w:rFonts w:ascii="Times New Roman" w:hAnsi="Times New Roman" w:eastAsia="宋体"/>
-          <w:b w:val="0"/>
-          <w:sz w:val="22"/>
-        </w:rPr>
-        <w:t>，例如北欧合作、七国集团的非正式协调。</w:t>
-      </w:r>
-      <w:r>
-        <w:rPr>
-          <w:rFonts w:ascii="Times New Roman" w:hAnsi="Times New Roman" w:eastAsia="宋体"/>
-          <w:b/>
-          <w:sz w:val="22"/>
-        </w:rPr>
-        <w:t>如果关系型多边主义也能解释西方的非正式安排，就能有力证明它不是文化特殊论。</w:t>
+        <w:t>：东盟、中非合作论坛、中国—中亚机制；北欧合作、七国集团的非正式协调（用于检验概念的普遍性）。</w:t>
       </w:r>
     </w:p>
     <w:p>
@@ -5305,7 +5513,7 @@
           <w:color w:val="2E5C8A"/>
           <w:sz w:val="25"/>
         </w:rPr>
-        <w:t>6.2 测量</w:t>
+        <w:t>12.2 测量</w:t>
       </w:r>
     </w:p>
     <w:tbl>
@@ -5388,6 +5596,106 @@
                 <w:b w:val="0"/>
                 <w:sz w:val="19"/>
               </w:rPr>
+              <w:t>原则锚定</w:t>
+            </w:r>
+          </w:p>
+        </w:tc>
+        <w:tc>
+          <w:tcPr>
+            <w:tcW w:type="dxa" w:w="3249"/>
+          </w:tcPr>
+          <w:p>
+            <w:r/>
+            <w:r>
+              <w:rPr>
+                <w:rFonts w:ascii="Times New Roman" w:hAnsi="Times New Roman" w:eastAsia="宋体"/>
+                <w:b w:val="0"/>
+                <w:sz w:val="19"/>
+              </w:rPr>
+              <w:t>成立文件中对《联合国宪章》、国际法、主权平等等原则的援引；成员开放程度；非歧视条款</w:t>
+            </w:r>
+          </w:p>
+        </w:tc>
+        <w:tc>
+          <w:tcPr>
+            <w:tcW w:type="dxa" w:w="3249"/>
+          </w:tcPr>
+          <w:p>
+            <w:r/>
+            <w:r>
+              <w:rPr>
+                <w:rFonts w:ascii="Times New Roman" w:hAnsi="Times New Roman" w:eastAsia="宋体"/>
+                <w:b w:val="0"/>
+                <w:sz w:val="19"/>
+              </w:rPr>
+              <w:t>机制成立文件与章程编码</w:t>
+            </w:r>
+          </w:p>
+        </w:tc>
+      </w:tr>
+      <w:tr>
+        <w:tc>
+          <w:tcPr>
+            <w:tcW w:type="dxa" w:w="3249"/>
+          </w:tcPr>
+          <w:p>
+            <w:r/>
+            <w:r>
+              <w:rPr>
+                <w:rFonts w:ascii="Times New Roman" w:hAnsi="Times New Roman" w:eastAsia="宋体"/>
+                <w:b w:val="0"/>
+                <w:sz w:val="19"/>
+              </w:rPr>
+              <w:t>调节性规则法律化程度</w:t>
+            </w:r>
+          </w:p>
+        </w:tc>
+        <w:tc>
+          <w:tcPr>
+            <w:tcW w:type="dxa" w:w="3249"/>
+          </w:tcPr>
+          <w:p>
+            <w:r/>
+            <w:r>
+              <w:rPr>
+                <w:rFonts w:ascii="Times New Roman" w:hAnsi="Times New Roman" w:eastAsia="宋体"/>
+                <w:b w:val="0"/>
+                <w:sz w:val="19"/>
+              </w:rPr>
+              <w:t>义务性、精确性、授权程度（Abbott等 2000）</w:t>
+            </w:r>
+          </w:p>
+        </w:tc>
+        <w:tc>
+          <w:tcPr>
+            <w:tcW w:type="dxa" w:w="3249"/>
+          </w:tcPr>
+          <w:p>
+            <w:r/>
+            <w:r>
+              <w:rPr>
+                <w:rFonts w:ascii="Times New Roman" w:hAnsi="Times New Roman" w:eastAsia="宋体"/>
+                <w:b w:val="0"/>
+                <w:sz w:val="19"/>
+              </w:rPr>
+              <w:t>章程与协议编码</w:t>
+            </w:r>
+          </w:p>
+        </w:tc>
+      </w:tr>
+      <w:tr>
+        <w:tc>
+          <w:tcPr>
+            <w:tcW w:type="dxa" w:w="3249"/>
+          </w:tcPr>
+          <w:p>
+            <w:r/>
+            <w:r>
+              <w:rPr>
+                <w:rFonts w:ascii="Times New Roman" w:hAnsi="Times New Roman" w:eastAsia="宋体"/>
+                <w:b w:val="0"/>
+                <w:sz w:val="19"/>
+              </w:rPr>
               <w:t>关系密度</w:t>
             </w:r>
           </w:p>
@@ -5404,7 +5712,7 @@
                 <w:b w:val="0"/>
                 <w:sz w:val="19"/>
               </w:rPr>
-              <w:t>领导人与部长级互访频次；双边与多边对话机制数量；伙伴关系层级</w:t>
+              <w:t>领导人与部长级互访频次、对话机制数量、伙伴关系层级</w:t>
             </w:r>
           </w:p>
         </w:tc>
@@ -5420,7 +5728,7 @@
                 <w:b w:val="0"/>
                 <w:sz w:val="19"/>
               </w:rPr>
-              <w:t>外交部网站、各国政府公报；可借鉴RIO 2026年俄罗斯领导人出访数据集的构建方法自建</w:t>
+              <w:t>外交部网站与各国政府公报；可借鉴RIO 2026俄罗斯领导人出访数据集的方法</w:t>
             </w:r>
           </w:p>
         </w:tc>
@@ -5454,7 +5762,7 @@
                 <w:b w:val="0"/>
                 <w:sz w:val="19"/>
               </w:rPr>
-              <w:t>同一对国家之间合作渠道的种类数（经济、安全、人文、地方等）</w:t>
+              <w:t>同一对国家之间合作渠道的种类数</w:t>
             </w:r>
           </w:p>
         </w:tc>
@@ -5470,7 +5778,7 @@
                 <w:b w:val="0"/>
                 <w:sz w:val="19"/>
               </w:rPr>
-              <w:t>联合声明与合作文件的文本编码</w:t>
+              <w:t>联合声明与合作文件编码</w:t>
             </w:r>
           </w:p>
         </w:tc>
@@ -5504,7 +5812,7 @@
                 <w:b w:val="0"/>
                 <w:sz w:val="19"/>
               </w:rPr>
-              <w:t>度中心性、中介中心性、中心集中度（判断中心辐射还是网状）</w:t>
+              <w:t>聚类系数（闭合）、中介中心性（桥接）、中心集中度（中心辐射与网状）</w:t>
             </w:r>
           </w:p>
         </w:tc>
@@ -5521,56 +5829,6 @@
                 <w:sz w:val="19"/>
               </w:rPr>
               <w:t>由互访与合作文件构建网络</w:t>
-            </w:r>
-          </w:p>
-        </w:tc>
-      </w:tr>
-      <w:tr>
-        <w:tc>
-          <w:tcPr>
-            <w:tcW w:type="dxa" w:w="3249"/>
-          </w:tcPr>
-          <w:p>
-            <w:r/>
-            <w:r>
-              <w:rPr>
-                <w:rFonts w:ascii="Times New Roman" w:hAnsi="Times New Roman" w:eastAsia="宋体"/>
-                <w:b w:val="0"/>
-                <w:sz w:val="19"/>
-              </w:rPr>
-              <w:t>法律化程度</w:t>
-            </w:r>
-          </w:p>
-        </w:tc>
-        <w:tc>
-          <w:tcPr>
-            <w:tcW w:type="dxa" w:w="3249"/>
-          </w:tcPr>
-          <w:p>
-            <w:r/>
-            <w:r>
-              <w:rPr>
-                <w:rFonts w:ascii="Times New Roman" w:hAnsi="Times New Roman" w:eastAsia="宋体"/>
-                <w:b w:val="0"/>
-                <w:sz w:val="19"/>
-              </w:rPr>
-              <w:t>义务性、精确性、授权程度（Abbott等 2000）</w:t>
-            </w:r>
-          </w:p>
-        </w:tc>
-        <w:tc>
-          <w:tcPr>
-            <w:tcW w:type="dxa" w:w="3249"/>
-          </w:tcPr>
-          <w:p>
-            <w:r/>
-            <w:r>
-              <w:rPr>
-                <w:rFonts w:ascii="Times New Roman" w:hAnsi="Times New Roman" w:eastAsia="宋体"/>
-                <w:b w:val="0"/>
-                <w:sz w:val="19"/>
-              </w:rPr>
-              <w:t>机制成立文件与章程的编码</w:t>
             </w:r>
           </w:p>
         </w:tc>
@@ -5620,7 +5878,7 @@
                 <w:b w:val="0"/>
                 <w:sz w:val="19"/>
               </w:rPr>
-              <w:t>文本追踪（可用大语言模型辅助，需人工验证集）</w:t>
+              <w:t>文本追踪，可用大语言模型辅助并配人工验证集</w:t>
             </w:r>
           </w:p>
         </w:tc>
@@ -5638,7 +5896,7 @@
                 <w:b w:val="0"/>
                 <w:sz w:val="19"/>
               </w:rPr>
-              <w:t>偏好异质性</w:t>
+              <w:t>成员异质性</w:t>
             </w:r>
           </w:p>
         </w:tc>
@@ -5688,112 +5946,20 @@
           <w:color w:val="2E5C8A"/>
           <w:sz w:val="25"/>
         </w:rPr>
-        <w:t>6.3 方法</w:t>
+        <w:t>12.3 方法</w:t>
       </w:r>
     </w:p>
     <w:p>
       <w:pPr>
-        <w:pStyle w:val="ListBullet"/>
-      </w:pPr>
-      <w:r>
-        <w:rPr>
-          <w:rFonts w:ascii="Times New Roman" w:hAnsi="Times New Roman" w:eastAsia="宋体"/>
-          <w:b/>
-          <w:sz w:val="22"/>
-        </w:rPr>
-        <w:t>文本分析</w:t>
-      </w:r>
+        <w:ind w:firstLine="440"/>
+      </w:pPr>
       <w:r>
         <w:rPr>
           <w:rFonts w:ascii="Times New Roman" w:hAnsi="Times New Roman" w:eastAsia="宋体"/>
           <w:b w:val="0"/>
           <w:sz w:val="22"/>
         </w:rPr>
-        <w:t>：编码各机制历次联合声明中的承诺，在后续文件中追踪落实情况。这是这项研究最有原创性的数据工作，也最适合使用大语言模型辅助编码（按前面讨论过的验证流程）。</w:t>
-      </w:r>
-    </w:p>
-    <w:p>
-      <w:pPr>
-        <w:pStyle w:val="ListBullet"/>
-      </w:pPr>
-      <w:r>
-        <w:rPr>
-          <w:rFonts w:ascii="Times New Roman" w:hAnsi="Times New Roman" w:eastAsia="宋体"/>
-          <w:b/>
-          <w:sz w:val="22"/>
-        </w:rPr>
-        <w:t>面板回归</w:t>
-      </w:r>
-      <w:r>
-        <w:rPr>
-          <w:rFonts w:ascii="Times New Roman" w:hAnsi="Times New Roman" w:eastAsia="宋体"/>
-          <w:b w:val="0"/>
-          <w:sz w:val="22"/>
-        </w:rPr>
-        <w:t>：以关系密度与法律化程度的交互项检验P1与P2。</w:t>
-      </w:r>
-    </w:p>
-    <w:p>
-      <w:pPr>
-        <w:pStyle w:val="ListBullet"/>
-      </w:pPr>
-      <w:r>
-        <w:rPr>
-          <w:rFonts w:ascii="Times New Roman" w:hAnsi="Times New Roman" w:eastAsia="宋体"/>
-          <w:b/>
-          <w:sz w:val="22"/>
-        </w:rPr>
-        <w:t>网络分析</w:t>
-      </w:r>
-      <w:r>
-        <w:rPr>
-          <w:rFonts w:ascii="Times New Roman" w:hAnsi="Times New Roman" w:eastAsia="宋体"/>
-          <w:b w:val="0"/>
-          <w:sz w:val="22"/>
-        </w:rPr>
-        <w:t>：测量各机制的网络结构，检验P4。</w:t>
-      </w:r>
-    </w:p>
-    <w:p>
-      <w:pPr>
-        <w:pStyle w:val="ListBullet"/>
-      </w:pPr>
-      <w:r>
-        <w:rPr>
-          <w:rFonts w:ascii="Times New Roman" w:hAnsi="Times New Roman" w:eastAsia="宋体"/>
-          <w:b/>
-          <w:sz w:val="22"/>
-        </w:rPr>
-        <w:t>事件研究</w:t>
-      </w:r>
-      <w:r>
-        <w:rPr>
-          <w:rFonts w:ascii="Times New Roman" w:hAnsi="Times New Roman" w:eastAsia="宋体"/>
-          <w:b w:val="0"/>
-          <w:sz w:val="22"/>
-        </w:rPr>
-        <w:t>：以领导人更替、外交冲突为冲击，检验P5。</w:t>
-      </w:r>
-    </w:p>
-    <w:p>
-      <w:pPr>
-        <w:pStyle w:val="ListBullet"/>
-      </w:pPr>
-      <w:r>
-        <w:rPr>
-          <w:rFonts w:ascii="Times New Roman" w:hAnsi="Times New Roman" w:eastAsia="宋体"/>
-          <w:b/>
-          <w:sz w:val="22"/>
-        </w:rPr>
-        <w:t>过程追踪与访谈</w:t>
-      </w:r>
-      <w:r>
-        <w:rPr>
-          <w:rFonts w:ascii="Times New Roman" w:hAnsi="Times New Roman" w:eastAsia="宋体"/>
-          <w:b w:val="0"/>
-          <w:sz w:val="22"/>
-        </w:rPr>
-        <w:t>：选取两到三个合作项目，追踪关系如何在具体环节中发挥作用。</w:t>
+        <w:t>文本分析（承诺—落实追踪）；面板回归（关系密度与法律化程度的交互）；网络分析（闭合与桥接）；事件研究（关系冲击）；过程追踪与访谈。</w:t>
       </w:r>
     </w:p>
     <w:p>
@@ -5820,416 +5986,7 @@
           <w:color w:val="1F4E79"/>
           <w:sz w:val="30"/>
         </w:rPr>
-        <w:t>七、自主知识体系的意涵：怎样做才算做对了</w:t>
-      </w:r>
-    </w:p>
-    <w:tbl>
-      <w:tblPr>
-        <w:tblStyle w:val="TableGrid"/>
-        <w:tblW w:type="auto" w:w="0"/>
-        <w:tblLook w:firstColumn="1" w:firstRow="1" w:lastColumn="0" w:lastRow="0" w:noHBand="0" w:noVBand="1" w:val="04A0"/>
-      </w:tblPr>
-      <w:tblGrid>
-        <w:gridCol w:w="3249"/>
-        <w:gridCol w:w="3249"/>
-        <w:gridCol w:w="3249"/>
-      </w:tblGrid>
-      <w:tr>
-        <w:tc>
-          <w:tcPr>
-            <w:tcW w:type="dxa" w:w="3249"/>
-            <w:shd w:val="clear" w:fill="1F4E79"/>
-          </w:tcPr>
-          <w:p>
-            <w:r/>
-            <w:r>
-              <w:rPr>
-                <w:rFonts w:ascii="Times New Roman" w:hAnsi="Times New Roman" w:eastAsia="宋体"/>
-                <w:b/>
-                <w:color w:val="FFFFFF"/>
-                <w:sz w:val="19"/>
-              </w:rPr>
-              <w:t>步骤</w:t>
-            </w:r>
-          </w:p>
-        </w:tc>
-        <w:tc>
-          <w:tcPr>
-            <w:tcW w:type="dxa" w:w="3249"/>
-            <w:shd w:val="clear" w:fill="1F4E79"/>
-          </w:tcPr>
-          <w:p>
-            <w:r/>
-            <w:r>
-              <w:rPr>
-                <w:rFonts w:ascii="Times New Roman" w:hAnsi="Times New Roman" w:eastAsia="宋体"/>
-                <w:b/>
-                <w:color w:val="FFFFFF"/>
-                <w:sz w:val="19"/>
-              </w:rPr>
-              <w:t>做法</w:t>
-            </w:r>
-          </w:p>
-        </w:tc>
-        <w:tc>
-          <w:tcPr>
-            <w:tcW w:type="dxa" w:w="3249"/>
-            <w:shd w:val="clear" w:fill="1F4E79"/>
-          </w:tcPr>
-          <w:p>
-            <w:r/>
-            <w:r>
-              <w:rPr>
-                <w:rFonts w:ascii="Times New Roman" w:hAnsi="Times New Roman" w:eastAsia="宋体"/>
-                <w:b/>
-                <w:color w:val="FFFFFF"/>
-                <w:sz w:val="19"/>
-              </w:rPr>
-              <w:t>本研究中的体现</w:t>
-            </w:r>
-          </w:p>
-        </w:tc>
-      </w:tr>
-      <w:tr>
-        <w:tc>
-          <w:tcPr>
-            <w:tcW w:type="dxa" w:w="3249"/>
-          </w:tcPr>
-          <w:p>
-            <w:r/>
-            <w:r>
-              <w:rPr>
-                <w:rFonts w:ascii="Times New Roman" w:hAnsi="Times New Roman" w:eastAsia="宋体"/>
-                <w:b w:val="0"/>
-                <w:sz w:val="19"/>
-              </w:rPr>
-              <w:t>1 从中国思想与实践中提炼</w:t>
-            </w:r>
-          </w:p>
-        </w:tc>
-        <w:tc>
-          <w:tcPr>
-            <w:tcW w:type="dxa" w:w="3249"/>
-          </w:tcPr>
-          <w:p>
-            <w:r/>
-            <w:r>
-              <w:rPr>
-                <w:rFonts w:ascii="Times New Roman" w:hAnsi="Times New Roman" w:eastAsia="宋体"/>
-                <w:b w:val="0"/>
-                <w:sz w:val="19"/>
-              </w:rPr>
-              <w:t>关系本位、差序格局、伙伴关系外交、论坛加项目的合作方式</w:t>
-            </w:r>
-          </w:p>
-        </w:tc>
-        <w:tc>
-          <w:tcPr>
-            <w:tcW w:type="dxa" w:w="3249"/>
-          </w:tcPr>
-          <w:p>
-            <w:r/>
-            <w:r>
-              <w:rPr>
-                <w:rFonts w:ascii="Times New Roman" w:hAnsi="Times New Roman" w:eastAsia="宋体"/>
-                <w:b w:val="0"/>
-                <w:sz w:val="19"/>
-              </w:rPr>
-              <w:t>概念来源</w:t>
-            </w:r>
-          </w:p>
-        </w:tc>
-      </w:tr>
-      <w:tr>
-        <w:tc>
-          <w:tcPr>
-            <w:tcW w:type="dxa" w:w="3249"/>
-          </w:tcPr>
-          <w:p>
-            <w:r/>
-            <w:r>
-              <w:rPr>
-                <w:rFonts w:ascii="Times New Roman" w:hAnsi="Times New Roman" w:eastAsia="宋体"/>
-                <w:b w:val="0"/>
-                <w:sz w:val="19"/>
-              </w:rPr>
-              <w:t>2 与西方谱系建立通约点</w:t>
-            </w:r>
-          </w:p>
-        </w:tc>
-        <w:tc>
-          <w:tcPr>
-            <w:tcW w:type="dxa" w:w="3249"/>
-          </w:tcPr>
-          <w:p>
-            <w:r/>
-            <w:r>
-              <w:rPr>
-                <w:rFonts w:ascii="Times New Roman" w:hAnsi="Times New Roman" w:eastAsia="宋体"/>
-                <w:b w:val="0"/>
-                <w:sz w:val="19"/>
-              </w:rPr>
-              <w:t>扩散互惠、嵌入性、关系契约、实践理论</w:t>
-            </w:r>
-          </w:p>
-        </w:tc>
-        <w:tc>
-          <w:tcPr>
-            <w:tcW w:type="dxa" w:w="3249"/>
-          </w:tcPr>
-          <w:p>
-            <w:r/>
-            <w:r>
-              <w:rPr>
-                <w:rFonts w:ascii="Times New Roman" w:hAnsi="Times New Roman" w:eastAsia="宋体"/>
-                <w:b w:val="0"/>
-                <w:sz w:val="19"/>
-              </w:rPr>
-              <w:t>证明关系性是普遍机制，不是文化特例</w:t>
-            </w:r>
-          </w:p>
-        </w:tc>
-      </w:tr>
-      <w:tr>
-        <w:tc>
-          <w:tcPr>
-            <w:tcW w:type="dxa" w:w="3249"/>
-          </w:tcPr>
-          <w:p>
-            <w:r/>
-            <w:r>
-              <w:rPr>
-                <w:rFonts w:ascii="Times New Roman" w:hAnsi="Times New Roman" w:eastAsia="宋体"/>
-                <w:b w:val="0"/>
-                <w:sz w:val="19"/>
-              </w:rPr>
-              <w:t>3 操作化与可证伪</w:t>
-            </w:r>
-          </w:p>
-        </w:tc>
-        <w:tc>
-          <w:tcPr>
-            <w:tcW w:type="dxa" w:w="3249"/>
-          </w:tcPr>
-          <w:p>
-            <w:r/>
-            <w:r>
-              <w:rPr>
-                <w:rFonts w:ascii="Times New Roman" w:hAnsi="Times New Roman" w:eastAsia="宋体"/>
-                <w:b w:val="0"/>
-                <w:sz w:val="19"/>
-              </w:rPr>
-              <w:t>给出测量指标与命题，允许被数据否定</w:t>
-            </w:r>
-          </w:p>
-        </w:tc>
-        <w:tc>
-          <w:tcPr>
-            <w:tcW w:type="dxa" w:w="3249"/>
-          </w:tcPr>
-          <w:p>
-            <w:r/>
-            <w:r>
-              <w:rPr>
-                <w:rFonts w:ascii="Times New Roman" w:hAnsi="Times New Roman" w:eastAsia="宋体"/>
-                <w:b w:val="0"/>
-                <w:sz w:val="19"/>
-              </w:rPr>
-              <w:t>P1—P6</w:t>
-            </w:r>
-          </w:p>
-        </w:tc>
-      </w:tr>
-      <w:tr>
-        <w:tc>
-          <w:tcPr>
-            <w:tcW w:type="dxa" w:w="3249"/>
-          </w:tcPr>
-          <w:p>
-            <w:r/>
-            <w:r>
-              <w:rPr>
-                <w:rFonts w:ascii="Times New Roman" w:hAnsi="Times New Roman" w:eastAsia="宋体"/>
-                <w:b w:val="0"/>
-                <w:sz w:val="19"/>
-              </w:rPr>
-              <w:t>4 跨区域检验</w:t>
-            </w:r>
-          </w:p>
-        </w:tc>
-        <w:tc>
-          <w:tcPr>
-            <w:tcW w:type="dxa" w:w="3249"/>
-          </w:tcPr>
-          <w:p>
-            <w:r/>
-            <w:r>
-              <w:rPr>
-                <w:rFonts w:ascii="Times New Roman" w:hAnsi="Times New Roman" w:eastAsia="宋体"/>
-                <w:b w:val="0"/>
-                <w:sz w:val="19"/>
-              </w:rPr>
-              <w:t>在非中国案例中检验</w:t>
-            </w:r>
-          </w:p>
-        </w:tc>
-        <w:tc>
-          <w:tcPr>
-            <w:tcW w:type="dxa" w:w="3249"/>
-          </w:tcPr>
-          <w:p>
-            <w:r/>
-            <w:r>
-              <w:rPr>
-                <w:rFonts w:ascii="Times New Roman" w:hAnsi="Times New Roman" w:eastAsia="宋体"/>
-                <w:b w:val="0"/>
-                <w:sz w:val="19"/>
-              </w:rPr>
-              <w:t>东盟、北欧合作、七国集团</w:t>
-            </w:r>
-          </w:p>
-        </w:tc>
-      </w:tr>
-      <w:tr>
-        <w:tc>
-          <w:tcPr>
-            <w:tcW w:type="dxa" w:w="3249"/>
-          </w:tcPr>
-          <w:p>
-            <w:r/>
-            <w:r>
-              <w:rPr>
-                <w:rFonts w:ascii="Times New Roman" w:hAnsi="Times New Roman" w:eastAsia="宋体"/>
-                <w:b w:val="0"/>
-                <w:sz w:val="19"/>
-              </w:rPr>
-              <w:t>5 反思性</w:t>
-            </w:r>
-          </w:p>
-        </w:tc>
-        <w:tc>
-          <w:tcPr>
-            <w:tcW w:type="dxa" w:w="3249"/>
-          </w:tcPr>
-          <w:p>
-            <w:r/>
-            <w:r>
-              <w:rPr>
-                <w:rFonts w:ascii="Times New Roman" w:hAnsi="Times New Roman" w:eastAsia="宋体"/>
-                <w:b w:val="0"/>
-                <w:sz w:val="19"/>
-              </w:rPr>
-              <w:t>正面讨论差序可能滑向等级、透明度不足等风险</w:t>
-            </w:r>
-          </w:p>
-        </w:tc>
-        <w:tc>
-          <w:tcPr>
-            <w:tcW w:type="dxa" w:w="3249"/>
-          </w:tcPr>
-          <w:p>
-            <w:r/>
-            <w:r>
-              <w:rPr>
-                <w:rFonts w:ascii="Times New Roman" w:hAnsi="Times New Roman" w:eastAsia="宋体"/>
-                <w:b w:val="0"/>
-                <w:sz w:val="19"/>
-              </w:rPr>
-              <w:t>P4、P5与否定性边界</w:t>
-            </w:r>
-          </w:p>
-        </w:tc>
-      </w:tr>
-    </w:tbl>
-    <w:p/>
-    <w:p>
-      <w:pPr>
-        <w:ind w:firstLine="440"/>
-      </w:pPr>
-      <w:r>
-        <w:rPr>
-          <w:rFonts w:ascii="Times New Roman" w:hAnsi="Times New Roman" w:eastAsia="宋体"/>
-          <w:b/>
-          <w:sz w:val="22"/>
-        </w:rPr>
-        <w:t>需要特别避免的两个误区</w:t>
-      </w:r>
-      <w:r>
-        <w:rPr>
-          <w:rFonts w:ascii="Times New Roman" w:hAnsi="Times New Roman" w:eastAsia="宋体"/>
-          <w:b w:val="0"/>
-          <w:sz w:val="22"/>
-        </w:rPr>
-        <w:t>：</w:t>
-      </w:r>
-    </w:p>
-    <w:p>
-      <w:pPr>
-        <w:pStyle w:val="ListBullet"/>
-      </w:pPr>
-      <w:r>
-        <w:rPr>
-          <w:rFonts w:ascii="Times New Roman" w:hAnsi="Times New Roman" w:eastAsia="宋体"/>
-          <w:b/>
-          <w:sz w:val="22"/>
-        </w:rPr>
-        <w:t>把政策话语当学术概念</w:t>
-      </w:r>
-      <w:r>
-        <w:rPr>
-          <w:rFonts w:ascii="Times New Roman" w:hAnsi="Times New Roman" w:eastAsia="宋体"/>
-          <w:b w:val="0"/>
-          <w:sz w:val="22"/>
-        </w:rPr>
-        <w:t>：“真正的多边主义”是政策表述，研究它的话语与实践，而不是把它直接当作理论；</w:t>
-      </w:r>
-    </w:p>
-    <w:p>
-      <w:pPr>
-        <w:pStyle w:val="ListBullet"/>
-      </w:pPr>
-      <w:r>
-        <w:rPr>
-          <w:rFonts w:ascii="Times New Roman" w:hAnsi="Times New Roman" w:eastAsia="宋体"/>
-          <w:b/>
-          <w:sz w:val="22"/>
-        </w:rPr>
-        <w:t>把关系型多边主义当作对规则型多边主义的道德优越论</w:t>
-      </w:r>
-      <w:r>
-        <w:rPr>
-          <w:rFonts w:ascii="Times New Roman" w:hAnsi="Times New Roman" w:eastAsia="宋体"/>
-          <w:b w:val="0"/>
-          <w:sz w:val="22"/>
-        </w:rPr>
-        <w:t>：本研究主张两者各有优势与代价，适用于不同条件。</w:t>
-      </w:r>
-    </w:p>
-    <w:p>
-      <w:pPr>
-        <w:ind w:firstLine="440"/>
-      </w:pPr>
-      <w:r>
-        <w:rPr>
-          <w:rFonts w:ascii="Times New Roman" w:hAnsi="Times New Roman" w:eastAsia="宋体"/>
-          <w:b w:val="0"/>
-          <w:sz w:val="22"/>
-        </w:rPr>
-        <w:t>---</w:t>
-      </w:r>
-    </w:p>
-    <w:p>
-      <w:pPr>
-        <w:spacing w:before="240"/>
-      </w:pPr>
-      <w:r>
-        <w:rPr>
-          <w:rFonts w:ascii="Times New Roman" w:hAnsi="Times New Roman" w:eastAsia="黑体"/>
-          <w:b/>
-          <w:color w:val="1F4E79"/>
-          <w:sz w:val="30"/>
-        </w:rPr>
-        <w:t>八、论文规划</w:t>
+        <w:t>十三、论文规划</w:t>
       </w:r>
     </w:p>
     <w:p>
@@ -6264,7 +6021,7 @@
           <w:b w:val="0"/>
           <w:sz w:val="22"/>
         </w:rPr>
-        <w:t>：《关系型多边主义：概念谱系、理论内涵与研究议程》</w:t>
+        <w:t>：《多边主义的本质与运行形态：兼论关系型多边主义》</w:t>
       </w:r>
     </w:p>
     <w:p>
@@ -6319,7 +6076,7 @@
           <w:b w:val="0"/>
           <w:sz w:val="22"/>
         </w:rPr>
-        <w:t>1. 问题的提出：多边合作的两种维持机制</w:t>
+        <w:t>1. 问题的提出：多边合作靠什么落实</w:t>
       </w:r>
     </w:p>
     <w:p>
@@ -6332,7 +6089,7 @@
           <w:b w:val="0"/>
           <w:sz w:val="22"/>
         </w:rPr>
-        <w:t>2. 多边主义的概念谱系：从鲁杰、卡波拉索到“真正的多边主义”与小多边主义</w:t>
+        <w:t>2. 多边主义的本质：形式、原则、信念与实践四种视角</w:t>
       </w:r>
     </w:p>
     <w:p>
@@ -6345,7 +6102,7 @@
           <w:b w:val="0"/>
           <w:sz w:val="22"/>
         </w:rPr>
-        <w:t>3. 关系理论的三条谱系：秦亚青、关系社会学与网络分析</w:t>
+        <w:t>3. 四层次框架：规则与关系各在其位（含“规则”的三种含义）</w:t>
       </w:r>
     </w:p>
     <w:p>
@@ -6358,7 +6115,7 @@
           <w:b w:val="0"/>
           <w:sz w:val="22"/>
         </w:rPr>
-        <w:t>4. 关系型多边主义：定义、构成要件与类型学</w:t>
+        <w:t>4. 关系型多边主义：定义、构成要件、类型学与否定性边界</w:t>
       </w:r>
     </w:p>
     <w:p>
@@ -6371,7 +6128,7 @@
           <w:b w:val="0"/>
           <w:sz w:val="22"/>
         </w:rPr>
-        <w:t>5. 理论命题与研究议程</w:t>
+        <w:t>5. 关系闭合困境：差序包容与边界排他、闭合与桥接</w:t>
       </w:r>
     </w:p>
     <w:p>
@@ -6384,7 +6141,148 @@
           <w:b w:val="0"/>
           <w:sz w:val="22"/>
         </w:rPr>
-        <w:t>6. 结论：关系型多边主义的限度与意义</w:t>
+        <w:t>6. 理论命题与研究议程（以互补为核心）</w:t>
+      </w:r>
+    </w:p>
+    <w:p>
+      <w:pPr>
+        <w:ind w:firstLine="440"/>
+      </w:pPr>
+      <w:r>
+        <w:rPr>
+          <w:rFonts w:ascii="Times New Roman" w:hAnsi="Times New Roman" w:eastAsia="宋体"/>
+          <w:b w:val="0"/>
+          <w:sz w:val="22"/>
+        </w:rPr>
+        <w:t>7. 结论：理一分殊与多边主义的一般化</w:t>
+      </w:r>
+    </w:p>
+    <w:p>
+      <w:pPr>
+        <w:ind w:firstLine="440"/>
+      </w:pPr>
+      <w:r>
+        <w:rPr>
+          <w:rFonts w:ascii="Times New Roman" w:hAnsi="Times New Roman" w:eastAsia="宋体"/>
+          <w:b/>
+          <w:sz w:val="22"/>
+        </w:rPr>
+        <w:t>引言草稿（五段式）</w:t>
+      </w:r>
+    </w:p>
+    <w:p>
+      <w:pPr>
+        <w:ind w:left="454"/>
+      </w:pPr>
+      <w:r>
+        <w:rPr>
+          <w:rFonts w:ascii="Times New Roman" w:hAnsi="Times New Roman" w:eastAsia="楷体"/>
+          <w:b/>
+          <w:color w:val="404040"/>
+          <w:sz w:val="21"/>
+        </w:rPr>
+        <w:t>第一段</w:t>
+      </w:r>
+      <w:r>
+        <w:rPr>
+          <w:rFonts w:ascii="Times New Roman" w:hAnsi="Times New Roman" w:eastAsia="楷体"/>
+          <w:b w:val="0"/>
+          <w:color w:val="404040"/>
+          <w:sz w:val="21"/>
+        </w:rPr>
+        <w:t>：在“多边主义危机”的讨论中，一个现象常被忽视：在调节性规则较弱的条件下，大量多边安排依然持续运转并推动合作落地。与此同时，以规则为主要运行机制的多边体制却面临规则被规避乃至架空的困境。多边合作究竟靠什么落实？</w:t>
+      </w:r>
+    </w:p>
+    <w:p>
+      <w:pPr>
+        <w:ind w:left="454"/>
+      </w:pPr>
+      <w:r>
+        <w:rPr>
+          <w:rFonts w:ascii="Times New Roman" w:hAnsi="Times New Roman" w:eastAsia="楷体"/>
+          <w:b/>
+          <w:color w:val="404040"/>
+          <w:sz w:val="21"/>
+        </w:rPr>
+        <w:t>第二段</w:t>
+      </w:r>
+      <w:r>
+        <w:rPr>
+          <w:rFonts w:ascii="Times New Roman" w:hAnsi="Times New Roman" w:eastAsia="楷体"/>
+          <w:b w:val="0"/>
+          <w:color w:val="404040"/>
+          <w:sz w:val="21"/>
+        </w:rPr>
+        <w:t>：既有研究对多边主义的理解，形成了形式、原则、信念与实践等不同视角；近年关于小多边主义、俱乐部多边主义与竞争性多边主义的研究，则关注成员范围与参与策略的变化。</w:t>
+      </w:r>
+    </w:p>
+    <w:p>
+      <w:pPr>
+        <w:ind w:left="454"/>
+      </w:pPr>
+      <w:r>
+        <w:rPr>
+          <w:rFonts w:ascii="Times New Roman" w:hAnsi="Times New Roman" w:eastAsia="楷体"/>
+          <w:b/>
+          <w:color w:val="404040"/>
+          <w:sz w:val="21"/>
+        </w:rPr>
+        <w:t>第三段</w:t>
+      </w:r>
+      <w:r>
+        <w:rPr>
+          <w:rFonts w:ascii="Times New Roman" w:hAnsi="Times New Roman" w:eastAsia="楷体"/>
+          <w:b w:val="0"/>
+          <w:color w:val="404040"/>
+          <w:sz w:val="21"/>
+        </w:rPr>
+        <w:t>：然而，既有研究往往将规则视为多边合作唯一的核心运行机制，忽视了不同层次的区分：普遍原则与构成性规则提供多边主义的内核与框架，而合作的落实还可以依靠关系网络。鲁杰所说的“扩散互惠”本身就依赖长期关系，这一关系性成分在理论上长期处于从属地位；以秦亚青为代表的关系理论提出了规则与关系的综合治理，但尚未系统转化为关于多边主义层次结构的可检验理论。</w:t>
+      </w:r>
+    </w:p>
+    <w:p>
+      <w:pPr>
+        <w:ind w:left="454"/>
+      </w:pPr>
+      <w:r>
+        <w:rPr>
+          <w:rFonts w:ascii="Times New Roman" w:hAnsi="Times New Roman" w:eastAsia="楷体"/>
+          <w:b/>
+          <w:color w:val="404040"/>
+          <w:sz w:val="21"/>
+        </w:rPr>
+        <w:t>第四段</w:t>
+      </w:r>
+      <w:r>
+        <w:rPr>
+          <w:rFonts w:ascii="Times New Roman" w:hAnsi="Times New Roman" w:eastAsia="楷体"/>
+          <w:b w:val="0"/>
+          <w:color w:val="404040"/>
+          <w:sz w:val="21"/>
+        </w:rPr>
+        <w:t>：本文提出多边主义的四层次框架，指出规则与关系分别位于原则与制度框架层、运行与结构层，二者互补而非替代。在此基础上，本文界定“关系型多边主义”，即在普遍原则与构成性规则之下、主要依靠长期多重关系网络落实合作的多边主义运行方式，并回应其可能退化为小圈子的“关系闭合困境”。</w:t>
+      </w:r>
+    </w:p>
+    <w:p>
+      <w:pPr>
+        <w:ind w:left="454"/>
+      </w:pPr>
+      <w:r>
+        <w:rPr>
+          <w:rFonts w:ascii="Times New Roman" w:hAnsi="Times New Roman" w:eastAsia="楷体"/>
+          <w:b/>
+          <w:color w:val="404040"/>
+          <w:sz w:val="21"/>
+        </w:rPr>
+        <w:t>第五段</w:t>
+      </w:r>
+      <w:r>
+        <w:rPr>
+          <w:rFonts w:ascii="Times New Roman" w:hAnsi="Times New Roman" w:eastAsia="楷体"/>
+          <w:b w:val="0"/>
+          <w:color w:val="404040"/>
+          <w:sz w:val="21"/>
+        </w:rPr>
+        <w:t>：本文的贡献在于：在理论上重新发掘多边主义中的关系成分，并提出关于规则与关系互补的可检验命题；在概念上厘清关系型多边主义与基于规则的多边主义、小多边主义、俱乐部多边主义等概念的层次与边界；在知识建构上，以“理一分殊”为思想资源，示范中国学术概念如何经由国际对话与经验检验，成为可推广的社会科学概念。</w:t>
       </w:r>
     </w:p>
     <w:p>
@@ -6419,7 +6317,7 @@
           <w:b w:val="0"/>
           <w:sz w:val="22"/>
         </w:rPr>
-        <w:t>：*Relations or Rules? Explaining Cooperation in Low-Legalization Multilateral Arrangements*</w:t>
+        <w:t>：*Relations Behind the Rules: How Relational Networks Sustain Multilateral Cooperation*</w:t>
       </w:r>
     </w:p>
     <w:p>
@@ -6461,7 +6359,7 @@
           <w:b w:val="0"/>
           <w:sz w:val="22"/>
         </w:rPr>
-        <w:t>：湄公河地区多机制比较，检验P1—P5。</w:t>
+        <w:t>：湄公河地区多机制比较，并加入一个非中国的非正式安排作对照，检验P1—P6。</w:t>
       </w:r>
     </w:p>
     <w:p>
@@ -6475,7 +6373,7 @@
           <w:color w:val="2E5C8A"/>
           <w:sz w:val="25"/>
         </w:rPr>
-        <w:t>论文C（话语—实践困惑）</w:t>
+        <w:t>论文C（中国多边实践）</w:t>
       </w:r>
     </w:p>
     <w:p>
@@ -6496,7 +6394,7 @@
           <w:b w:val="0"/>
           <w:sz w:val="22"/>
         </w:rPr>
-        <w:t>：*Rules in Words, Relations in Deeds? China's Dual-Track Multilateralism*</w:t>
+        <w:t>：*Principled Universality, Relational Practice: The Layered Structure of China's Multilateralism*</w:t>
       </w:r>
     </w:p>
     <w:p>
@@ -6538,136 +6436,7 @@
           <w:b w:val="0"/>
           <w:sz w:val="22"/>
         </w:rPr>
-        <w:t>：以文本分析比较中国在联合国场合与区域机制场合的话语，并与机制设计的法律化程度对照，检验P6。</w:t>
-      </w:r>
-    </w:p>
-    <w:p>
-      <w:pPr>
-        <w:spacing w:before="120"/>
-      </w:pPr>
-      <w:r>
-        <w:rPr>
-          <w:rFonts w:ascii="Times New Roman" w:hAnsi="Times New Roman" w:eastAsia="黑体"/>
-          <w:b/>
-          <w:color w:val="2E5C8A"/>
-          <w:sz w:val="25"/>
-        </w:rPr>
-        <w:t>论文A的引言草稿（五段式）</w:t>
-      </w:r>
-    </w:p>
-    <w:p>
-      <w:pPr>
-        <w:ind w:left="454"/>
-      </w:pPr>
-      <w:r>
-        <w:rPr>
-          <w:rFonts w:ascii="Times New Roman" w:hAnsi="Times New Roman" w:eastAsia="楷体"/>
-          <w:b/>
-          <w:color w:val="404040"/>
-          <w:sz w:val="21"/>
-        </w:rPr>
-        <w:t>第一段</w:t>
-      </w:r>
-      <w:r>
-        <w:rPr>
-          <w:rFonts w:ascii="Times New Roman" w:hAnsi="Times New Roman" w:eastAsia="楷体"/>
-          <w:b w:val="0"/>
-          <w:color w:val="404040"/>
-          <w:sz w:val="21"/>
-        </w:rPr>
-        <w:t>：“多边主义危机”的论断已流行十余年，但在东南亚、中亚、非洲等地区，大量法律化程度很低的多边安排却持续运转，并推动了大量合作项目落地。规则与执行机制薄弱，这些合作靠什么维持？</w:t>
-      </w:r>
-    </w:p>
-    <w:p>
-      <w:pPr>
-        <w:ind w:left="454"/>
-      </w:pPr>
-      <w:r>
-        <w:rPr>
-          <w:rFonts w:ascii="Times New Roman" w:hAnsi="Times New Roman" w:eastAsia="楷体"/>
-          <w:b/>
-          <w:color w:val="404040"/>
-          <w:sz w:val="21"/>
-        </w:rPr>
-        <w:t>第二段</w:t>
-      </w:r>
-      <w:r>
-        <w:rPr>
-          <w:rFonts w:ascii="Times New Roman" w:hAnsi="Times New Roman" w:eastAsia="楷体"/>
-          <w:b w:val="0"/>
-          <w:color w:val="404040"/>
-          <w:sz w:val="21"/>
-        </w:rPr>
-        <w:t>：既有研究对多边主义的理解主要沿着两条路径展开：一是以鲁杰为代表、强调广义规则的质的定义，及其在政策领域演变出的“基于规则的多边主义”；二是近年来对小多边主义、俱乐部多边主义与竞争性多边主义的研究，关注成员范围与参与策略的变化。</w:t>
-      </w:r>
-    </w:p>
-    <w:p>
-      <w:pPr>
-        <w:ind w:left="454"/>
-      </w:pPr>
-      <w:r>
-        <w:rPr>
-          <w:rFonts w:ascii="Times New Roman" w:hAnsi="Times New Roman" w:eastAsia="楷体"/>
-          <w:b/>
-          <w:color w:val="404040"/>
-          <w:sz w:val="21"/>
-        </w:rPr>
-        <w:t>第三段</w:t>
-      </w:r>
-      <w:r>
-        <w:rPr>
-          <w:rFonts w:ascii="Times New Roman" w:hAnsi="Times New Roman" w:eastAsia="楷体"/>
-          <w:b w:val="0"/>
-          <w:color w:val="404040"/>
-          <w:sz w:val="21"/>
-        </w:rPr>
-        <w:t>：然而，这两条路径都把规则视为多边合作的核心维持机制，忽视了另一种在理论上早已存在、在实践中广泛运行的机制：关系。鲁杰定义中的“扩散互惠”本身就依赖长期关系，却始终被置于广义规则之下；而以秦亚青为代表的关系理论虽然提出了关系治理的主张，尚未系统转化为多边制度形态的可检验理论。</w:t>
-      </w:r>
-    </w:p>
-    <w:p>
-      <w:pPr>
-        <w:ind w:left="454"/>
-      </w:pPr>
-      <w:r>
-        <w:rPr>
-          <w:rFonts w:ascii="Times New Roman" w:hAnsi="Times New Roman" w:eastAsia="楷体"/>
-          <w:b/>
-          <w:color w:val="404040"/>
-          <w:sz w:val="21"/>
-        </w:rPr>
-        <w:t>第四段</w:t>
-      </w:r>
-      <w:r>
-        <w:rPr>
-          <w:rFonts w:ascii="Times New Roman" w:hAnsi="Times New Roman" w:eastAsia="楷体"/>
-          <w:b w:val="0"/>
-          <w:color w:val="404040"/>
-          <w:sz w:val="21"/>
-        </w:rPr>
-        <w:t>：本文提出“关系型多边主义”的概念，指一种成员包容、主要依靠长期多重关系网络维持合作、并允许受约束差序存在的多边合作形态。本文梳理其概念谱系与理论渊源，给出构成要件、类型学与测量方案，并提出关于关系与规则替代或互补的条件命题。</w:t>
-      </w:r>
-    </w:p>
-    <w:p>
-      <w:pPr>
-        <w:ind w:left="454"/>
-      </w:pPr>
-      <w:r>
-        <w:rPr>
-          <w:rFonts w:ascii="Times New Roman" w:hAnsi="Times New Roman" w:eastAsia="楷体"/>
-          <w:b/>
-          <w:color w:val="404040"/>
-          <w:sz w:val="21"/>
-        </w:rPr>
-        <w:t>第五段</w:t>
-      </w:r>
-      <w:r>
-        <w:rPr>
-          <w:rFonts w:ascii="Times New Roman" w:hAnsi="Times New Roman" w:eastAsia="楷体"/>
-          <w:b w:val="0"/>
-          <w:color w:val="404040"/>
-          <w:sz w:val="21"/>
-        </w:rPr>
-        <w:t>：本文的贡献在于：在理论上重新发掘多边主义中被压抑的关系成分，并整合关系理论的三条谱系；在概念上厘清关系型多边主义与基于规则的多边主义、小多边主义、俱乐部多边主义等概念的区别；在知识建构上，示范中国学术概念如何经由国际对话与经验检验，成为可推广的社会科学概念。</w:t>
+        <w:t>：比较中国在联合国场合与区域机制中的表述及机制设计，检验P7，并讨论分层组合的条件与张力。</w:t>
       </w:r>
     </w:p>
     <w:p>
@@ -6694,7 +6463,7 @@
           <w:color w:val="1F4E79"/>
           <w:sz w:val="30"/>
         </w:rPr>
-        <w:t>九、审稿人可能的质疑与回应</w:t>
+        <w:t>十四、审稿人可能的质疑与回应</w:t>
       </w:r>
     </w:p>
     <w:tbl>
@@ -6758,7 +6527,7 @@
                 <w:b w:val="0"/>
                 <w:sz w:val="19"/>
               </w:rPr>
-              <w:t>“这不就是秦亚青的关系治理吗？”</w:t>
+              <w:t>“这不就是秦亚青的规则与关系综合治理吗？”</w:t>
             </w:r>
           </w:p>
         </w:tc>
@@ -6774,7 +6543,7 @@
                 <w:b w:val="0"/>
                 <w:sz w:val="19"/>
               </w:rPr>
-              <w:t>承认继承关系，说明推进：对象落到多边制度形态，给出测量与可证伪命题，并做跨区域检验</w:t>
+              <w:t>承认继承，说明推进：落到多边主义的层次结构上，给出测量与可证伪命题，并做跨区域检验</w:t>
             </w:r>
           </w:p>
         </w:tc>
@@ -6792,7 +6561,7 @@
                 <w:b w:val="0"/>
                 <w:sz w:val="19"/>
               </w:rPr>
-              <w:t>“关系型多边主义只是非正式制度的另一个名字”</w:t>
+              <w:t>“关系型多边主义是在否定规则”</w:t>
             </w:r>
           </w:p>
         </w:tc>
@@ -6808,7 +6577,75 @@
                 <w:b w:val="0"/>
                 <w:sz w:val="19"/>
               </w:rPr>
-              <w:t>用2×2类型学说明：非正式制度可能是关系型，也可能是空转型，区分标准是关系密度</w:t>
+              <w:t>不是。它以普遍原则与构成性规则为前提，与调节性规则互补（四层次框架）</w:t>
+            </w:r>
+          </w:p>
+        </w:tc>
+      </w:tr>
+      <w:tr>
+        <w:tc>
+          <w:tcPr>
+            <w:tcW w:type="dxa" w:w="4873"/>
+          </w:tcPr>
+          <w:p>
+            <w:r/>
+            <w:r>
+              <w:rPr>
+                <w:rFonts w:ascii="Times New Roman" w:hAnsi="Times New Roman" w:eastAsia="宋体"/>
+                <w:b w:val="0"/>
+                <w:sz w:val="19"/>
+              </w:rPr>
+              <w:t>“关系逻辑会导向小圈子”</w:t>
+            </w:r>
+          </w:p>
+        </w:tc>
+        <w:tc>
+          <w:tcPr>
+            <w:tcW w:type="dxa" w:w="4873"/>
+          </w:tcPr>
+          <w:p>
+            <w:r/>
+            <w:r>
+              <w:rPr>
+                <w:rFonts w:ascii="Times New Roman" w:hAnsi="Times New Roman" w:eastAsia="宋体"/>
+                <w:b w:val="0"/>
+                <w:sz w:val="19"/>
+              </w:rPr>
+              <w:t>关系闭合困境一节：差序包容与边界排他、闭合与桥接、原则锚定</w:t>
+            </w:r>
+          </w:p>
+        </w:tc>
+      </w:tr>
+      <w:tr>
+        <w:tc>
+          <w:tcPr>
+            <w:tcW w:type="dxa" w:w="4873"/>
+          </w:tcPr>
+          <w:p>
+            <w:r/>
+            <w:r>
+              <w:rPr>
+                <w:rFonts w:ascii="Times New Roman" w:hAnsi="Times New Roman" w:eastAsia="宋体"/>
+                <w:b w:val="0"/>
+                <w:sz w:val="19"/>
+              </w:rPr>
+              <w:t>“这只是非正式制度的另一个名字”</w:t>
+            </w:r>
+          </w:p>
+        </w:tc>
+        <w:tc>
+          <w:tcPr>
+            <w:tcW w:type="dxa" w:w="4873"/>
+          </w:tcPr>
+          <w:p>
+            <w:r/>
+            <w:r>
+              <w:rPr>
+                <w:rFonts w:ascii="Times New Roman" w:hAnsi="Times New Roman" w:eastAsia="宋体"/>
+                <w:b w:val="0"/>
+                <w:sz w:val="19"/>
+              </w:rPr>
+              <w:t>类型学说明：法律化程度低的安排可能是关系主导型，也可能是空转型，区分标准是关系密度</w:t>
             </w:r>
           </w:p>
         </w:tc>
@@ -6842,7 +6679,7 @@
                 <w:b w:val="0"/>
                 <w:sz w:val="19"/>
               </w:rPr>
-              <w:t>用构成要件中的“受约束的差序”回应，并检验成员拒绝或修改议程的案例；同时报告P4、P5揭示的脆弱性</w:t>
+              <w:t>构成要件中的“受约束的差序”与“原则锚定”；同时报告P5、P6揭示的脆弱性</w:t>
             </w:r>
           </w:p>
         </w:tc>
@@ -6876,7 +6713,7 @@
                 <w:b w:val="0"/>
                 <w:sz w:val="19"/>
               </w:rPr>
-              <w:t>提供互访、对话机制、多重性与网络结构等具体指标</w:t>
+              <w:t>提供互访、对话机制、多重性与网络结构等指标</w:t>
             </w:r>
           </w:p>
         </w:tc>
@@ -6910,7 +6747,7 @@
                 <w:b w:val="0"/>
                 <w:sz w:val="19"/>
               </w:rPr>
-              <w:t>利用外生的关系冲击（领导人更替、突发外交事件）做识别</w:t>
+              <w:t>利用外生的关系冲击做识别</w:t>
             </w:r>
           </w:p>
         </w:tc>
@@ -6944,7 +6781,7 @@
                 <w:b w:val="0"/>
                 <w:sz w:val="19"/>
               </w:rPr>
-              <w:t>引入组织经济学证据与非中国案例（东盟、北欧合作、七国集团）</w:t>
+              <w:t>组织经济学证据与非中国案例（北欧合作、七国集团、欧盟理事会）</w:t>
             </w:r>
           </w:p>
         </w:tc>
@@ -6975,7 +6812,7 @@
           <w:color w:val="1F4E79"/>
           <w:sz w:val="30"/>
         </w:rPr>
-        <w:t>十、必读文献（按谱系排列，引用前请核对原文）</w:t>
+        <w:t>十五、必读文献（引用前请核对原文）</w:t>
       </w:r>
     </w:p>
     <w:p>
@@ -6988,7 +6825,20 @@
           <w:b/>
           <w:sz w:val="22"/>
         </w:rPr>
-        <w:t>多边主义谱系</w:t>
+        <w:t>多边主义的本质与谱系</w:t>
+      </w:r>
+    </w:p>
+    <w:p>
+      <w:pPr>
+        <w:pStyle w:val="ListBullet"/>
+      </w:pPr>
+      <w:r>
+        <w:rPr>
+          <w:rFonts w:ascii="Times New Roman" w:hAnsi="Times New Roman" w:eastAsia="宋体"/>
+          <w:b w:val="0"/>
+          <w:sz w:val="22"/>
+        </w:rPr>
+        <w:t>Keohane（1986），“Reciprocity in International Relations”，*International Organization*</w:t>
       </w:r>
     </w:p>
     <w:p>
@@ -7053,7 +6903,20 @@
           <w:b w:val="0"/>
           <w:sz w:val="22"/>
         </w:rPr>
-        <w:t>Keohane（1986），“Reciprocity in International Relations”，*International Organization*</w:t>
+        <w:t>Ruggie（1998），“What Makes the World Hang Together?”，*International Organization* 52(4)</w:t>
+      </w:r>
+    </w:p>
+    <w:p>
+      <w:pPr>
+        <w:pStyle w:val="ListBullet"/>
+      </w:pPr>
+      <w:r>
+        <w:rPr>
+          <w:rFonts w:ascii="Times New Roman" w:hAnsi="Times New Roman" w:eastAsia="宋体"/>
+          <w:b w:val="0"/>
+          <w:sz w:val="22"/>
+        </w:rPr>
+        <w:t>Pouliot（2011），“Multilateralism as an End in Itself”，*International Studies Perspectives*；Pouliot（2016），*International Pecking Orders*</w:t>
       </w:r>
     </w:p>
     <w:p>
@@ -7079,7 +6942,7 @@
           <w:b w:val="0"/>
           <w:sz w:val="22"/>
         </w:rPr>
-        <w:t>Keohane与Nye（2001），“Between Centralization and Fragmentation: The Club Model of Multilateral Cooperation”</w:t>
+        <w:t>Keohane与Nye（2001），俱乐部模式</w:t>
       </w:r>
     </w:p>
     <w:p>
@@ -7144,7 +7007,7 @@
           <w:b w:val="0"/>
           <w:sz w:val="22"/>
         </w:rPr>
-        <w:t>Kahler（2018），“Global Governance: Three Futures”，*International Studies Review*</w:t>
+        <w:t>Ikenberry（2001），*After Victory*；Cha（2016），*Powerplay*</w:t>
       </w:r>
     </w:p>
     <w:p>
@@ -7157,7 +7020,7 @@
           <w:b/>
           <w:sz w:val="22"/>
         </w:rPr>
-        <w:t>关系理论谱系</w:t>
+        <w:t>关系理论</w:t>
       </w:r>
     </w:p>
     <w:p>
@@ -7183,7 +7046,7 @@
           <w:b w:val="0"/>
           <w:sz w:val="22"/>
         </w:rPr>
-        <w:t>Shih（2017），*Korean Political Science Review*；Shih与Kuo（2024），*Chinese Journal of International Politics*</w:t>
+        <w:t>Shih（2017）；Shih与Kuo（2024），*Chinese Journal of International Politics*</w:t>
       </w:r>
     </w:p>
     <w:p>
@@ -7196,7 +7059,7 @@
           <w:b w:val="0"/>
           <w:sz w:val="22"/>
         </w:rPr>
-        <w:t>Kavalski（2018）；Nordin与Smith（2018），*International Relations of the Asia-Pacific*</w:t>
+        <w:t>Kavalski（2018）；Nordin与Smith（2018），*IRAP*；Kurki（2021），*Review of International Studies*</w:t>
       </w:r>
     </w:p>
     <w:p>
@@ -7209,7 +7072,7 @@
           <w:b w:val="0"/>
           <w:sz w:val="22"/>
         </w:rPr>
-        <w:t>Kurki（2021），*Review of International Studies* 48(5)</w:t>
+        <w:t>Emirbayer（1997），*American Journal of Sociology* 103(2)；Jackson与Nexon（1999），*EJIR* 5(3)；McCourt（2016），*ISQ* 60(3)</w:t>
       </w:r>
     </w:p>
     <w:p>
@@ -7222,7 +7085,7 @@
           <w:b w:val="0"/>
           <w:sz w:val="22"/>
         </w:rPr>
-        <w:t>Emirbayer（1997），*American Journal of Sociology* 103(2)</w:t>
+        <w:t>Granovetter（1973，1985）；Coleman（1988）；Burt（1992）；Putnam（2000）</w:t>
       </w:r>
     </w:p>
     <w:p>
@@ -7235,72 +7098,7 @@
           <w:b w:val="0"/>
           <w:sz w:val="22"/>
         </w:rPr>
-        <w:t>Jackson与Nexon（1999），*European Journal of International Relations* 5(3)</w:t>
-      </w:r>
-    </w:p>
-    <w:p>
-      <w:pPr>
-        <w:pStyle w:val="ListBullet"/>
-      </w:pPr>
-      <w:r>
-        <w:rPr>
-          <w:rFonts w:ascii="Times New Roman" w:hAnsi="Times New Roman" w:eastAsia="宋体"/>
-          <w:b w:val="0"/>
-          <w:sz w:val="22"/>
-        </w:rPr>
-        <w:t>McCourt（2016），*International Studies Quarterly* 60(3)</w:t>
-      </w:r>
-    </w:p>
-    <w:p>
-      <w:pPr>
-        <w:pStyle w:val="ListBullet"/>
-      </w:pPr>
-      <w:r>
-        <w:rPr>
-          <w:rFonts w:ascii="Times New Roman" w:hAnsi="Times New Roman" w:eastAsia="宋体"/>
-          <w:b w:val="0"/>
-          <w:sz w:val="22"/>
-        </w:rPr>
-        <w:t>Pouliot（2016），*International Pecking Orders*</w:t>
-      </w:r>
-    </w:p>
-    <w:p>
-      <w:pPr>
-        <w:pStyle w:val="ListBullet"/>
-      </w:pPr>
-      <w:r>
-        <w:rPr>
-          <w:rFonts w:ascii="Times New Roman" w:hAnsi="Times New Roman" w:eastAsia="宋体"/>
-          <w:b w:val="0"/>
-          <w:sz w:val="22"/>
-        </w:rPr>
-        <w:t>Granovetter（1985），*American Journal of Sociology*</w:t>
-      </w:r>
-    </w:p>
-    <w:p>
-      <w:pPr>
-        <w:pStyle w:val="ListBullet"/>
-      </w:pPr>
-      <w:r>
-        <w:rPr>
-          <w:rFonts w:ascii="Times New Roman" w:hAnsi="Times New Roman" w:eastAsia="宋体"/>
-          <w:b w:val="0"/>
-          <w:sz w:val="22"/>
-        </w:rPr>
-        <w:t>Hwang（1987），*American Journal of Sociology* 92(4)</w:t>
-      </w:r>
-    </w:p>
-    <w:p>
-      <w:pPr>
-        <w:pStyle w:val="ListBullet"/>
-      </w:pPr>
-      <w:r>
-        <w:rPr>
-          <w:rFonts w:ascii="Times New Roman" w:hAnsi="Times New Roman" w:eastAsia="宋体"/>
-          <w:b w:val="0"/>
-          <w:sz w:val="22"/>
-        </w:rPr>
-        <w:t>费孝通《乡土中国》；梁漱溟《中国文化要义》</w:t>
+        <w:t>Hwang（1987），*American Journal of Sociology* 92(4)；费孝通《乡土中国》；梁漱溟《中国文化要义》</w:t>
       </w:r>
     </w:p>
     <w:p>
@@ -7339,7 +7137,7 @@
           <w:b w:val="0"/>
           <w:sz w:val="22"/>
         </w:rPr>
-        <w:t>Hafner-Burton、Kahler与Montgomery（2009），*International Organization* 63(3)</w:t>
+        <w:t>Abbott、Keohane、Moravcsik、Slaughter与Snidal（2000），“The Concept of Legalization”，*International Organization*</w:t>
       </w:r>
     </w:p>
     <w:p>
@@ -7352,7 +7150,7 @@
           <w:b w:val="0"/>
           <w:sz w:val="22"/>
         </w:rPr>
-        <w:t>Kinne（2013），*American Political Science Review* 107(4)；Kinne（2018），*International Organization* 72(4)</w:t>
+        <w:t>Hafner-Burton、Kahler与Montgomery（2009），*International Organization* 63(3)</w:t>
       </w:r>
     </w:p>
     <w:p>
@@ -7365,7 +7163,7 @@
           <w:b w:val="0"/>
           <w:sz w:val="22"/>
         </w:rPr>
-        <w:t>Goddard（2009），*International Theory* 1(2)</w:t>
+        <w:t>Kinne（2013），*APSR* 107(4)；Kinne（2018），*International Organization* 72(4)</w:t>
       </w:r>
     </w:p>
     <w:p>
@@ -7378,20 +7176,7 @@
           <w:b w:val="0"/>
           <w:sz w:val="22"/>
         </w:rPr>
-        <w:t>Oatley等（2013），*Perspectives on Politics* 11(1)</w:t>
-      </w:r>
-    </w:p>
-    <w:p>
-      <w:pPr>
-        <w:pStyle w:val="ListBullet"/>
-      </w:pPr>
-      <w:r>
-        <w:rPr>
-          <w:rFonts w:ascii="Times New Roman" w:hAnsi="Times New Roman" w:eastAsia="宋体"/>
-          <w:b w:val="0"/>
-          <w:sz w:val="22"/>
-        </w:rPr>
-        <w:t>Abbott等（2000），“The Concept of Legalization”，*International Organization*</w:t>
+        <w:t>Goddard（2009），*International Theory* 1(2)；Oatley等（2013），*Perspectives on Politics* 11(1)</w:t>
       </w:r>
     </w:p>
     <w:p>
@@ -7409,19 +7194,6 @@
     </w:p>
     <w:p>
       <w:pPr>
-        <w:pStyle w:val="ListBullet"/>
-      </w:pPr>
-      <w:r>
-        <w:rPr>
-          <w:rFonts w:ascii="Times New Roman" w:hAnsi="Times New Roman" w:eastAsia="宋体"/>
-          <w:b w:val="0"/>
-          <w:sz w:val="22"/>
-        </w:rPr>
-        <w:t>Acharya关于东盟方式与地区秩序的研究</w:t>
-      </w:r>
-    </w:p>
-    <w:p>
-      <w:pPr>
         <w:ind w:firstLine="440"/>
       </w:pPr>
       <w:r>
@@ -7444,7 +7216,7 @@
           <w:color w:val="1F4E79"/>
           <w:sz w:val="30"/>
         </w:rPr>
-        <w:t>十一、下一步：我们怎样推进</w:t>
+        <w:t>十六、下一步</w:t>
       </w:r>
     </w:p>
     <w:tbl>
@@ -7527,7 +7299,7 @@
                 <w:b w:val="0"/>
                 <w:sz w:val="19"/>
               </w:rPr>
-              <w:t>1 精读近亲文献</w:t>
+              <w:t>1 精读核心文献</w:t>
             </w:r>
           </w:p>
         </w:tc>
@@ -7543,7 +7315,7 @@
                 <w:b w:val="0"/>
                 <w:sz w:val="19"/>
               </w:rPr>
-              <w:t>秦亚青2011、Ruggie 1992、Caporaso 1992、Keohane 1986、Poppo与Zenger 2002</w:t>
+              <w:t>Ruggie 1992、Caporaso 1992、Keohane 1986、Ruggie 1998、Qin 2011、Poppo与Zenger 2002</w:t>
             </w:r>
           </w:p>
         </w:tc>
@@ -7559,7 +7331,7 @@
                 <w:b w:val="0"/>
                 <w:sz w:val="19"/>
               </w:rPr>
-              <w:t>为每篇做“论证图”，标出可对话的具体论点</w:t>
+              <w:t>为每篇做“论证图”，标出与四层次框架的对接点</w:t>
             </w:r>
           </w:p>
         </w:tc>
@@ -7609,7 +7381,7 @@
                 <w:b w:val="0"/>
                 <w:sz w:val="19"/>
               </w:rPr>
-              <w:t>逐节修改，检查概念边界是否清晰</w:t>
+              <w:t>逐节修改，检查层次与概念边界是否清晰</w:t>
             </w:r>
           </w:p>
         </w:tc>
@@ -7643,7 +7415,7 @@
                 <w:b w:val="0"/>
                 <w:sz w:val="19"/>
               </w:rPr>
-              <w:t>选定湄公河地区的机制清单</w:t>
+              <w:t>确定湄公河地区机制清单</w:t>
             </w:r>
           </w:p>
         </w:tc>
@@ -7659,7 +7431,7 @@
                 <w:b w:val="0"/>
                 <w:sz w:val="19"/>
               </w:rPr>
-              <w:t>抓取外交部网站的互访与会晤信息，构建关系网络数据；收集各机制联合声明，起草承诺编码手册</w:t>
+              <w:t>抓取互访与会晤信息构建网络；收集联合声明，起草“原则锚定”与“承诺—落实”编码手册</w:t>
             </w:r>
           </w:p>
         </w:tc>
@@ -7709,34 +7481,13 @@
                 <w:b w:val="0"/>
                 <w:sz w:val="19"/>
               </w:rPr>
-              <w:t>用大语言模型辅助编码承诺与落实，并做人工验证</w:t>
+              <w:t>大语言模型辅助编码并做人工验证</w:t>
             </w:r>
           </w:p>
         </w:tc>
       </w:tr>
     </w:tbl>
     <w:p/>
-    <w:p>
-      <w:pPr>
-        <w:ind w:firstLine="440"/>
-      </w:pPr>
-      <w:r>
-        <w:rPr>
-          <w:rFonts w:ascii="Times New Roman" w:hAnsi="Times New Roman" w:eastAsia="宋体"/>
-          <w:b/>
-          <w:sz w:val="22"/>
-        </w:rPr>
-        <w:t>建议的第一步</w:t>
-      </w:r>
-      <w:r>
-        <w:rPr>
-          <w:rFonts w:ascii="Times New Roman" w:hAnsi="Times New Roman" w:eastAsia="宋体"/>
-          <w:b w:val="0"/>
-          <w:sz w:val="22"/>
-        </w:rPr>
-        <w:t>：先写论文A（理论文章），因为它不依赖新数据，又能确立你对这个概念的“命名权”；同时启动第3步的数据工作，为论文B做准备。</w:t>
-      </w:r>
-    </w:p>
     <w:sectPr>
       <w:pgSz w:w="12240" w:h="15840"/>
       <w:pgMar w:top="1440" w:right="1247" w:bottom="1440" w:left="1247" w:header="720" w:footer="720" w:gutter="0"/>
